--- a/pr-preview/pr-348/estimator-properties-handout-tracked-changes.docx
+++ b/pr-preview/pr-348/estimator-properties-handout-tracked-changes.docx
@@ -16,7 +16,7 @@
       </w:pPr>
       <w:del w:id="1" w:author="PR Preview" w:date="2026-01-01T00:00:00Z">
         <w:r>
-          <w:delText xml:space="preserve">Last modified: 2026-10-18 17:33:29 (PDT)</w:delText>
+          <w:delText xml:space="preserve">Last modified: 2026-10-19 00:31:45 (PDT)</w:delText>
         </w:r>
       </w:del>
     </w:p>
@@ -26,7 +26,7 @@
       </w:pPr>
       <w:ins w:id="2" w:author="PR Preview" w:date="2026-01-01T00:00:00Z">
         <w:r>
-          <w:t xml:space="preserve">Last modified: 2026-10-18 22:03:59 (PDT)</w:t>
+          <w:t xml:space="preserve">Last modified: 2026-10-19 00:34:54 (PDT)</w:t>
         </w:r>
       </w:ins>
     </w:p>

--- a/pr-preview/pr-348/estimator-properties-handout-tracked-changes.docx
+++ b/pr-preview/pr-348/estimator-properties-handout-tracked-changes.docx
@@ -16,7 +16,7 @@
       </w:pPr>
       <w:del w:id="1" w:author="PR Preview" w:date="2026-01-01T00:00:00Z">
         <w:r>
-          <w:delText xml:space="preserve">Last modified: 2026-10-19 00:31:45 (PDT)</w:delText>
+          <w:delText xml:space="preserve">Last modified: 2026-10-19 00:48:10 (PDT)</w:delText>
         </w:r>
       </w:del>
     </w:p>
@@ -26,7 +26,7 @@
       </w:pPr>
       <w:ins w:id="2" w:author="PR Preview" w:date="2026-01-01T00:00:00Z">
         <w:r>
-          <w:t xml:space="preserve">Last modified: 2026-10-19 00:34:54 (PDT)</w:t>
+          <w:t xml:space="preserve">Last modified: 2026-10-19 01:01:02 (PDT)</w:t>
         </w:r>
       </w:ins>
     </w:p>
@@ -73,7 +73,7 @@
         <w:t xml:space="preserve">and how small can the variance of an unbiased estimator be?</w:t>
       </w:r>
     </w:p>
-    <w:bookmarkStart w:id="34" w:name="sec-consistency"/>
+    <w:bookmarkStart w:id="35" w:name="sec-consistency"/>
     <w:p>
       <w:pPr>
         <w:pStyle w:val="Heading2"/>
@@ -82,27 +82,35 @@
         <w:t xml:space="preserve">1 Consistency</w:t>
       </w:r>
     </w:p>
-    <w:bookmarkStart w:id="12" w:name="def-consistent"/>
+    <w:bookmarkStart w:id="13" w:name="def-consistent"/>
     <w:p>
       <w:pPr>
         <w:pStyle w:val="FirstParagraph"/>
       </w:pPr>
-      <w:r>
-        <w:rPr>
-          <w:b/>
-          <w:bCs/>
-        </w:rPr>
-        <w:t xml:space="preserve">Definition 1 (Consistent estimator)</w:t>
-      </w:r>
-      <w:r>
-        <w:t xml:space="preserve"> </w:t>
-      </w:r>
-      <w:r>
-        <w:t xml:space="preserve">Let</w:t>
-      </w:r>
-      <w:r>
-        <w:t xml:space="preserve"> </w:t>
-      </w:r>
+      <w:del w:id="3" w:author="PR Preview" w:date="2026-01-01T00:00:00Z">
+        <w:r>
+          <w:rPr>
+            <w:b/>
+            <w:bCs/>
+          </w:rPr>
+          <w:delText xml:space="preserve">Definition 1 (Consistent estimator)</w:delText>
+        </w:r>
+      </w:del>
+      <w:del w:id="4" w:author="PR Preview" w:date="2026-01-01T00:00:00Z">
+        <w:r>
+          <w:delText xml:space="preserve"> </w:delText>
+        </w:r>
+      </w:del>
+      <w:del w:id="5" w:author="PR Preview" w:date="2026-01-01T00:00:00Z">
+        <w:r>
+          <w:delText xml:space="preserve">Let</w:delText>
+        </w:r>
+      </w:del>
+      <w:del w:id="6" w:author="PR Preview" w:date="2026-01-01T00:00:00Z">
+        <w:r>
+          <w:delText xml:space="preserve"> </w:delText>
+        </w:r>
+      </w:del>
       <m:oMath>
         <m:sSub>
           <m:e>
@@ -124,65 +132,95 @@
           </m:sub>
         </m:sSub>
       </m:oMath>
-      <w:r>
-        <w:t xml:space="preserve"> </w:t>
-      </w:r>
-      <w:r>
-        <w:t xml:space="preserve">be an estimator of</w:t>
-      </w:r>
-      <w:r>
-        <w:t xml:space="preserve"> </w:t>
-      </w:r>
+      <w:del w:id="7" w:author="PR Preview" w:date="2026-01-01T00:00:00Z">
+        <w:r>
+          <w:delText xml:space="preserve"> </w:delText>
+        </w:r>
+      </w:del>
+      <w:del w:id="8" w:author="PR Preview" w:date="2026-01-01T00:00:00Z">
+        <w:r>
+          <w:delText xml:space="preserve">be an estimator of</w:delText>
+        </w:r>
+      </w:del>
+      <w:del w:id="9" w:author="PR Preview" w:date="2026-01-01T00:00:00Z">
+        <w:r>
+          <w:delText xml:space="preserve"> </w:delText>
+        </w:r>
+      </w:del>
       <m:oMath>
         <m:r>
           <m:t>θ</m:t>
         </m:r>
       </m:oMath>
-      <w:r>
-        <w:t xml:space="preserve"> </w:t>
-      </w:r>
-      <w:r>
-        <w:t xml:space="preserve">computed from</w:t>
-      </w:r>
-      <w:r>
-        <w:t xml:space="preserve"> </w:t>
-      </w:r>
+      <w:del w:id="10" w:author="PR Preview" w:date="2026-01-01T00:00:00Z">
+        <w:r>
+          <w:delText xml:space="preserve"> </w:delText>
+        </w:r>
+      </w:del>
+      <w:del w:id="11" w:author="PR Preview" w:date="2026-01-01T00:00:00Z">
+        <w:r>
+          <w:delText xml:space="preserve">computed from</w:delText>
+        </w:r>
+      </w:del>
+      <w:del w:id="12" w:author="PR Preview" w:date="2026-01-01T00:00:00Z">
+        <w:r>
+          <w:delText xml:space="preserve"> </w:delText>
+        </w:r>
+      </w:del>
       <m:oMath>
         <m:r>
           <m:t>n</m:t>
         </m:r>
       </m:oMath>
-      <w:r>
-        <w:t xml:space="preserve"> </w:t>
-      </w:r>
-      <w:r>
-        <w:t xml:space="preserve">observations.</w:t>
-      </w:r>
-      <w:r>
-        <w:t xml:space="preserve"> </w:t>
-      </w:r>
-      <w:r>
-        <w:t xml:space="preserve">The estimator is</w:t>
-      </w:r>
-      <w:r>
-        <w:t xml:space="preserve"> </w:t>
-      </w:r>
-      <w:r>
-        <w:rPr>
-          <w:b/>
-          <w:bCs/>
-        </w:rPr>
-        <w:t xml:space="preserve">consistent</w:t>
-      </w:r>
-      <w:r>
-        <w:t xml:space="preserve"> </w:t>
-      </w:r>
-      <w:r>
-        <w:t xml:space="preserve">if, for every distance</w:t>
-      </w:r>
-      <w:r>
-        <w:t xml:space="preserve"> </w:t>
-      </w:r>
+      <w:del w:id="13" w:author="PR Preview" w:date="2026-01-01T00:00:00Z">
+        <w:r>
+          <w:delText xml:space="preserve"> </w:delText>
+        </w:r>
+      </w:del>
+      <w:del w:id="14" w:author="PR Preview" w:date="2026-01-01T00:00:00Z">
+        <w:r>
+          <w:delText xml:space="preserve">observations.</w:delText>
+        </w:r>
+      </w:del>
+      <w:del w:id="15" w:author="PR Preview" w:date="2026-01-01T00:00:00Z">
+        <w:r>
+          <w:delText xml:space="preserve"> </w:delText>
+        </w:r>
+      </w:del>
+      <w:del w:id="16" w:author="PR Preview" w:date="2026-01-01T00:00:00Z">
+        <w:r>
+          <w:delText xml:space="preserve">The estimator is</w:delText>
+        </w:r>
+      </w:del>
+      <w:del w:id="17" w:author="PR Preview" w:date="2026-01-01T00:00:00Z">
+        <w:r>
+          <w:delText xml:space="preserve"> </w:delText>
+        </w:r>
+      </w:del>
+      <w:del w:id="18" w:author="PR Preview" w:date="2026-01-01T00:00:00Z">
+        <w:r>
+          <w:rPr>
+            <w:b/>
+            <w:bCs/>
+          </w:rPr>
+          <w:delText xml:space="preserve">consistent</w:delText>
+        </w:r>
+      </w:del>
+      <w:del w:id="19" w:author="PR Preview" w:date="2026-01-01T00:00:00Z">
+        <w:r>
+          <w:delText xml:space="preserve"> </w:delText>
+        </w:r>
+      </w:del>
+      <w:del w:id="20" w:author="PR Preview" w:date="2026-01-01T00:00:00Z">
+        <w:r>
+          <w:delText xml:space="preserve">if, for every distance</w:delText>
+        </w:r>
+      </w:del>
+      <w:del w:id="21" w:author="PR Preview" w:date="2026-01-01T00:00:00Z">
+        <w:r>
+          <w:delText xml:space="preserve"> </w:delText>
+        </w:r>
+      </w:del>
       <m:oMath>
         <m:r>
           <m:t>ε</m:t>
@@ -197,58 +235,320 @@
           <m:t>0</m:t>
         </m:r>
       </m:oMath>
-      <w:r>
-        <w:t xml:space="preserve">,</w:t>
-      </w:r>
-      <w:r>
-        <w:t xml:space="preserve"> </w:t>
-      </w:r>
-      <w:r>
-        <w:t xml:space="preserve">the probability that it lands at least</w:t>
-      </w:r>
-      <w:r>
-        <w:t xml:space="preserve"> </w:t>
-      </w:r>
+      <w:del w:id="22" w:author="PR Preview" w:date="2026-01-01T00:00:00Z">
+        <w:r>
+          <w:delText xml:space="preserve">,</w:delText>
+        </w:r>
+      </w:del>
+      <w:del w:id="23" w:author="PR Preview" w:date="2026-01-01T00:00:00Z">
+        <w:r>
+          <w:delText xml:space="preserve"> </w:delText>
+        </w:r>
+      </w:del>
+      <w:del w:id="24" w:author="PR Preview" w:date="2026-01-01T00:00:00Z">
+        <w:r>
+          <w:delText xml:space="preserve">the probability that it lands at least</w:delText>
+        </w:r>
+      </w:del>
+      <w:del w:id="25" w:author="PR Preview" w:date="2026-01-01T00:00:00Z">
+        <w:r>
+          <w:delText xml:space="preserve"> </w:delText>
+        </w:r>
+      </w:del>
       <m:oMath>
         <m:r>
           <m:t>ε</m:t>
         </m:r>
       </m:oMath>
-      <w:r>
-        <w:t xml:space="preserve"> </w:t>
-      </w:r>
-      <w:r>
-        <w:t xml:space="preserve">away from</w:t>
-      </w:r>
-      <w:r>
-        <w:t xml:space="preserve"> </w:t>
-      </w:r>
+      <w:del w:id="26" w:author="PR Preview" w:date="2026-01-01T00:00:00Z">
+        <w:r>
+          <w:delText xml:space="preserve"> </w:delText>
+        </w:r>
+      </w:del>
+      <w:del w:id="27" w:author="PR Preview" w:date="2026-01-01T00:00:00Z">
+        <w:r>
+          <w:delText xml:space="preserve">away from</w:delText>
+        </w:r>
+      </w:del>
+      <w:del w:id="28" w:author="PR Preview" w:date="2026-01-01T00:00:00Z">
+        <w:r>
+          <w:delText xml:space="preserve"> </w:delText>
+        </w:r>
+      </w:del>
       <m:oMath>
         <m:r>
           <m:t>θ</m:t>
         </m:r>
       </m:oMath>
-      <w:r>
-        <w:t xml:space="preserve"> </w:t>
-      </w:r>
-      <w:r>
-        <w:t xml:space="preserve">goes to zero as the sample size grows</w:t>
-      </w:r>
-      <w:r>
-        <w:t xml:space="preserve"> </w:t>
-      </w:r>
-      <w:r>
-        <w:t xml:space="preserve">[1]</w:t>
-      </w:r>
-      <w:r>
-        <w:t xml:space="preserve">:</w:t>
-      </w:r>
+      <w:del w:id="29" w:author="PR Preview" w:date="2026-01-01T00:00:00Z">
+        <w:r>
+          <w:delText xml:space="preserve"> </w:delText>
+        </w:r>
+      </w:del>
+      <w:del w:id="30" w:author="PR Preview" w:date="2026-01-01T00:00:00Z">
+        <w:r>
+          <w:delText xml:space="preserve">goes to zero as the sample size grows</w:delText>
+        </w:r>
+      </w:del>
+      <w:del w:id="31" w:author="PR Preview" w:date="2026-01-01T00:00:00Z">
+        <w:r>
+          <w:delText xml:space="preserve"> </w:delText>
+        </w:r>
+      </w:del>
+      <w:del w:id="32" w:author="PR Preview" w:date="2026-01-01T00:00:00Z">
+        <w:r>
+          <w:delText xml:space="preserve">[1]</w:delText>
+        </w:r>
+      </w:del>
+      <w:del w:id="33" w:author="PR Preview" w:date="2026-01-01T00:00:00Z">
+        <w:r>
+          <w:delText xml:space="preserve">:</w:delText>
+        </w:r>
+      </w:del>
+    </w:p>
+    <w:p>
+      <w:pPr>
+        <w:pStyle w:val="FirstParagraph"/>
+      </w:pPr>
+      <w:ins w:id="34" w:author="PR Preview" w:date="2026-01-01T00:00:00Z">
+        <w:r>
+          <w:rPr>
+            <w:b/>
+            <w:bCs/>
+          </w:rPr>
+          <w:t xml:space="preserve">Definition 1 (Consistent estimator)</w:t>
+        </w:r>
+      </w:ins>
+      <w:ins w:id="35" w:author="PR Preview" w:date="2026-01-01T00:00:00Z">
+        <w:r>
+          <w:t xml:space="preserve"> </w:t>
+        </w:r>
+      </w:ins>
+      <w:ins w:id="36" w:author="PR Preview" w:date="2026-01-01T00:00:00Z">
+        <w:r>
+          <w:t xml:space="preserve">Let</w:t>
+        </w:r>
+      </w:ins>
+      <w:ins w:id="37" w:author="PR Preview" w:date="2026-01-01T00:00:00Z">
+        <w:r>
+          <w:t xml:space="preserve"> </w:t>
+        </w:r>
+      </w:ins>
+      <m:oMath>
+        <m:sSub>
+          <m:e>
+            <m:acc>
+              <m:accPr>
+                <m:chr m:val="̂"/>
+              </m:accPr>
+              <m:e>
+                <m:r>
+                  <m:t>θ</m:t>
+                </m:r>
+              </m:e>
+            </m:acc>
+          </m:e>
+          <m:sub>
+            <m:r>
+              <m:t>n</m:t>
+            </m:r>
+          </m:sub>
+        </m:sSub>
+      </m:oMath>
+      <w:ins w:id="38" w:author="PR Preview" w:date="2026-01-01T00:00:00Z">
+        <w:r>
+          <w:t xml:space="preserve"> </w:t>
+        </w:r>
+      </w:ins>
+      <w:ins w:id="39" w:author="PR Preview" w:date="2026-01-01T00:00:00Z">
+        <w:r>
+          <w:t xml:space="preserve">be an estimator of</w:t>
+        </w:r>
+      </w:ins>
+      <w:ins w:id="40" w:author="PR Preview" w:date="2026-01-01T00:00:00Z">
+        <w:r>
+          <w:t xml:space="preserve"> </w:t>
+        </w:r>
+      </w:ins>
+      <m:oMath>
+        <m:r>
+          <m:t>θ</m:t>
+        </m:r>
+      </m:oMath>
+      <w:ins w:id="41" w:author="PR Preview" w:date="2026-01-01T00:00:00Z">
+        <w:r>
+          <w:t xml:space="preserve"> </w:t>
+        </w:r>
+      </w:ins>
+      <w:ins w:id="42" w:author="PR Preview" w:date="2026-01-01T00:00:00Z">
+        <w:r>
+          <w:t xml:space="preserve">computed from</w:t>
+        </w:r>
+      </w:ins>
+      <w:ins w:id="43" w:author="PR Preview" w:date="2026-01-01T00:00:00Z">
+        <w:r>
+          <w:t xml:space="preserve"> </w:t>
+        </w:r>
+      </w:ins>
+      <m:oMath>
+        <m:r>
+          <m:t>n</m:t>
+        </m:r>
+      </m:oMath>
+      <w:ins w:id="44" w:author="PR Preview" w:date="2026-01-01T00:00:00Z">
+        <w:r>
+          <w:t xml:space="preserve"> </w:t>
+        </w:r>
+      </w:ins>
+      <w:ins w:id="45" w:author="PR Preview" w:date="2026-01-01T00:00:00Z">
+        <w:r>
+          <w:t xml:space="preserve">observations.</w:t>
+        </w:r>
+      </w:ins>
+      <w:ins w:id="46" w:author="PR Preview" w:date="2026-01-01T00:00:00Z">
+        <w:r>
+          <w:t xml:space="preserve"> </w:t>
+        </w:r>
+      </w:ins>
+      <w:ins w:id="47" w:author="PR Preview" w:date="2026-01-01T00:00:00Z">
+        <w:r>
+          <w:t xml:space="preserve">The estimator is</w:t>
+        </w:r>
+      </w:ins>
+      <w:ins w:id="48" w:author="PR Preview" w:date="2026-01-01T00:00:00Z">
+        <w:r>
+          <w:t xml:space="preserve"> </w:t>
+        </w:r>
+      </w:ins>
+      <w:ins w:id="49" w:author="PR Preview" w:date="2026-01-01T00:00:00Z">
+        <w:r>
+          <w:rPr>
+            <w:b/>
+            <w:bCs/>
+          </w:rPr>
+          <w:t xml:space="preserve">consistent</w:t>
+        </w:r>
+      </w:ins>
+      <w:ins w:id="50" w:author="PR Preview" w:date="2026-01-01T00:00:00Z">
+        <w:r>
+          <w:t xml:space="preserve"> </w:t>
+        </w:r>
+      </w:ins>
+      <w:ins w:id="51" w:author="PR Preview" w:date="2026-01-01T00:00:00Z">
+        <w:r>
+          <w:t xml:space="preserve">if, for every distance</w:t>
+        </w:r>
+      </w:ins>
+      <w:ins w:id="52" w:author="PR Preview" w:date="2026-01-01T00:00:00Z">
+        <w:r>
+          <w:t xml:space="preserve"> </w:t>
+        </w:r>
+      </w:ins>
+      <m:oMath>
+        <m:r>
+          <m:t>ε</m:t>
+        </m:r>
+        <m:r>
+          <m:rPr>
+            <m:sty m:val="p"/>
+          </m:rPr>
+          <m:t>&gt;</m:t>
+        </m:r>
+        <m:r>
+          <m:t>0</m:t>
+        </m:r>
+      </m:oMath>
+      <w:ins w:id="53" w:author="PR Preview" w:date="2026-01-01T00:00:00Z">
+        <w:r>
+          <w:t xml:space="preserve">,</w:t>
+        </w:r>
+      </w:ins>
+      <w:ins w:id="54" w:author="PR Preview" w:date="2026-01-01T00:00:00Z">
+        <w:r>
+          <w:t xml:space="preserve"> </w:t>
+        </w:r>
+      </w:ins>
+      <w:ins w:id="55" w:author="PR Preview" w:date="2026-01-01T00:00:00Z">
+        <w:r>
+          <w:t xml:space="preserve">the probability that it lands at least</w:t>
+        </w:r>
+      </w:ins>
+      <w:ins w:id="56" w:author="PR Preview" w:date="2026-01-01T00:00:00Z">
+        <w:r>
+          <w:t xml:space="preserve"> </w:t>
+        </w:r>
+      </w:ins>
+      <m:oMath>
+        <m:r>
+          <m:t>ε</m:t>
+        </m:r>
+      </m:oMath>
+      <w:ins w:id="57" w:author="PR Preview" w:date="2026-01-01T00:00:00Z">
+        <w:r>
+          <w:t xml:space="preserve"> </w:t>
+        </w:r>
+      </w:ins>
+      <w:ins w:id="58" w:author="PR Preview" w:date="2026-01-01T00:00:00Z">
+        <w:r>
+          <w:t xml:space="preserve">away from</w:t>
+        </w:r>
+      </w:ins>
+      <w:ins w:id="59" w:author="PR Preview" w:date="2026-01-01T00:00:00Z">
+        <w:r>
+          <w:t xml:space="preserve"> </w:t>
+        </w:r>
+      </w:ins>
+      <m:oMath>
+        <m:r>
+          <m:t>θ</m:t>
+        </m:r>
+      </m:oMath>
+      <w:ins w:id="60" w:author="PR Preview" w:date="2026-01-01T00:00:00Z">
+        <w:r>
+          <w:t xml:space="preserve"> </w:t>
+        </w:r>
+      </w:ins>
+      <w:ins w:id="61" w:author="PR Preview" w:date="2026-01-01T00:00:00Z">
+        <w:r>
+          <w:t xml:space="preserve">goes to zero as the</w:t>
+        </w:r>
+      </w:ins>
+      <w:ins w:id="62" w:author="PR Preview" w:date="2026-01-01T00:00:00Z">
+        <w:r>
+          <w:t xml:space="preserve"> </w:t>
+        </w:r>
+      </w:ins>
+      <w:hyperlink r:id="rId10">
+        <w:ins w:id="63" w:author="PR Preview" w:date="2026-01-01T00:00:00Z">
+          <w:r>
+            <w:rPr>
+              <w:rStyle w:val="Hyperlink"/>
+            </w:rPr>
+            <w:t xml:space="preserve">sample</w:t>
+          </w:r>
+        </w:ins>
+      </w:hyperlink>
+      <w:ins w:id="64" w:author="PR Preview" w:date="2026-01-01T00:00:00Z">
+        <w:r>
+          <w:t xml:space="preserve"> </w:t>
+        </w:r>
+      </w:ins>
+      <w:ins w:id="65" w:author="PR Preview" w:date="2026-01-01T00:00:00Z">
+        <w:r>
+          <w:t xml:space="preserve">size grows:</w:t>
+        </w:r>
+      </w:ins>
+      <w:ins w:id="66" w:author="PR Preview" w:date="2026-01-01T00:00:00Z">
+        <w:r>
+          <w:t xml:space="preserve"> </w:t>
+        </w:r>
+      </w:ins>
     </w:p>
     <w:p>
       <w:pPr>
         <w:pStyle w:val="BodyText"/>
       </w:pPr>
-      <w:bookmarkStart w:id="10" w:name="eq-consistent"/>
+      <w:bookmarkStart w:id="11" w:name="eq-consistent"/>
       <m:oMathPara>
         <m:oMathParaPr>
           <m:jc m:val="center"/>
@@ -385,7 +685,7 @@
           </m:r>
         </m:oMath>
       </m:oMathPara>
-      <w:bookmarkEnd w:id="10"/>
+      <w:bookmarkEnd w:id="11"/>
     </w:p>
     <w:p>
       <w:pPr>
@@ -421,7 +721,7 @@
       <w:r>
         <w:t xml:space="preserve"> </w:t>
       </w:r>
-      <w:hyperlink r:id="rId11">
+      <w:hyperlink r:id="rId12">
         <w:r>
           <w:rPr>
             <w:rStyle w:val="Hyperlink"/>
@@ -496,34 +796,88 @@
       <w:pPr>
         <w:pStyle w:val="BodyText"/>
       </w:pPr>
-      <w:r>
-        <w:t xml:space="preserve">Source:</w:t>
-      </w:r>
-      <w:r>
-        <w:t xml:space="preserve"> </w:t>
-      </w:r>
-      <w:r>
-        <w:t xml:space="preserve">Casella and Berger [2], Def. 10.1.1</w:t>
-      </w:r>
-      <w:r>
-        <w:t xml:space="preserve">;</w:t>
-      </w:r>
-      <w:r>
-        <w:t xml:space="preserve"> </w:t>
-      </w:r>
-      <w:r>
-        <w:t xml:space="preserve">Wikipedia contributors [1]</w:t>
-      </w:r>
-      <w:r>
-        <w:t xml:space="preserve">.</w:t>
-      </w:r>
+      <w:del w:id="67" w:author="PR Preview" w:date="2026-01-01T00:00:00Z">
+        <w:r>
+          <w:delText xml:space="preserve">Source:</w:delText>
+        </w:r>
+      </w:del>
+      <w:del w:id="68" w:author="PR Preview" w:date="2026-01-01T00:00:00Z">
+        <w:r>
+          <w:delText xml:space="preserve"> </w:delText>
+        </w:r>
+      </w:del>
+      <w:del w:id="69" w:author="PR Preview" w:date="2026-01-01T00:00:00Z">
+        <w:r>
+          <w:delText xml:space="preserve">Casella and Berger [2], Def. 10.1.1</w:delText>
+        </w:r>
+      </w:del>
+      <w:del w:id="70" w:author="PR Preview" w:date="2026-01-01T00:00:00Z">
+        <w:r>
+          <w:delText xml:space="preserve">;</w:delText>
+        </w:r>
+      </w:del>
+      <w:del w:id="71" w:author="PR Preview" w:date="2026-01-01T00:00:00Z">
+        <w:r>
+          <w:delText xml:space="preserve"> </w:delText>
+        </w:r>
+      </w:del>
+      <w:del w:id="72" w:author="PR Preview" w:date="2026-01-01T00:00:00Z">
+        <w:r>
+          <w:delText xml:space="preserve">Wikipedia contributors [1]</w:delText>
+        </w:r>
+      </w:del>
+      <w:del w:id="73" w:author="PR Preview" w:date="2026-01-01T00:00:00Z">
+        <w:r>
+          <w:delText xml:space="preserve">.</w:delText>
+        </w:r>
+      </w:del>
     </w:p>
-    <w:bookmarkEnd w:id="12"/>
-    <w:bookmarkStart w:id="16" w:name="rem-consistent-sequence"/>
     <w:p>
       <w:pPr>
         <w:pStyle w:val="BodyText"/>
       </w:pPr>
+      <w:ins w:id="74" w:author="PR Preview" w:date="2026-01-01T00:00:00Z">
+        <w:r>
+          <w:t xml:space="preserve">Source:</w:t>
+        </w:r>
+      </w:ins>
+      <w:ins w:id="75" w:author="PR Preview" w:date="2026-01-01T00:00:00Z">
+        <w:r>
+          <w:t xml:space="preserve"> </w:t>
+        </w:r>
+      </w:ins>
+      <w:ins w:id="76" w:author="PR Preview" w:date="2026-01-01T00:00:00Z">
+        <w:r>
+          <w:t xml:space="preserve">Casella and Berger [1], Def. 10.1.1</w:t>
+        </w:r>
+      </w:ins>
+      <w:ins w:id="77" w:author="PR Preview" w:date="2026-01-01T00:00:00Z">
+        <w:r>
+          <w:t xml:space="preserve">;</w:t>
+        </w:r>
+      </w:ins>
+      <w:ins w:id="78" w:author="PR Preview" w:date="2026-01-01T00:00:00Z">
+        <w:r>
+          <w:t xml:space="preserve"> </w:t>
+        </w:r>
+      </w:ins>
+      <w:ins w:id="79" w:author="PR Preview" w:date="2026-01-01T00:00:00Z">
+        <w:r>
+          <w:t xml:space="preserve">Wikipedia contributors [2]</w:t>
+        </w:r>
+      </w:ins>
+      <w:ins w:id="80" w:author="PR Preview" w:date="2026-01-01T00:00:00Z">
+        <w:r>
+          <w:t xml:space="preserve">.</w:t>
+        </w:r>
+      </w:ins>
+    </w:p>
+    <w:bookmarkEnd w:id="13"/>
+    <w:bookmarkStart w:id="17" w:name="rem-consistent-sequence"/>
+    <w:p>
+      <w:pPr>
+        <w:pStyle w:val="BodyText"/>
+      </w:pPr>
       <w:r>
         <w:rPr>
           <w:i/>
@@ -540,7 +894,7 @@
       <w:r>
         <w:t xml:space="preserve"> </w:t>
       </w:r>
-      <w:hyperlink r:id="rId13">
+      <w:hyperlink r:id="rId14">
         <w:r>
           <w:rPr>
             <w:rStyle w:val="Hyperlink"/>
@@ -647,7 +1001,7 @@
       <w:r>
         <w:t xml:space="preserve"> </w:t>
       </w:r>
-      <w:hyperlink r:id="rId14">
+      <w:hyperlink r:id="rId15">
         <w:r>
           <w:rPr>
             <w:rStyle w:val="Hyperlink"/>
@@ -664,7 +1018,7 @@
       <w:r>
         <w:t xml:space="preserve"> </w:t>
       </w:r>
-      <w:hyperlink r:id="rId15">
+      <w:hyperlink r:id="rId16">
         <w:r>
           <w:rPr>
             <w:rStyle w:val="Hyperlink"/>
@@ -765,8 +1119,8 @@
         <w:t xml:space="preserve">of a mean is the standard example).</w:t>
       </w:r>
     </w:p>
-    <w:bookmarkEnd w:id="16"/>
-    <w:bookmarkStart w:id="18" w:name="exr-estimation-error-bound"/>
+    <w:bookmarkEnd w:id="17"/>
+    <w:bookmarkStart w:id="19" w:name="exr-estimation-error-bound"/>
     <w:p>
       <w:pPr>
         <w:pStyle w:val="BodyText"/>
@@ -822,7 +1176,7 @@
       <w:r>
         <w:t xml:space="preserve"> </w:t>
       </w:r>
-      <w:hyperlink r:id="rId15">
+      <w:hyperlink r:id="rId16">
         <w:r>
           <w:rPr>
             <w:rStyle w:val="Hyperlink"/>
@@ -868,7 +1222,7 @@
       <w:r>
         <w:t xml:space="preserve"> </w:t>
       </w:r>
-      <w:hyperlink r:id="rId17">
+      <w:hyperlink r:id="rId18">
         <w:r>
           <w:rPr>
             <w:rStyle w:val="Hyperlink"/>
@@ -1013,8 +1367,8 @@
         <w:t xml:space="preserve">.</w:t>
       </w:r>
     </w:p>
-    <w:bookmarkEnd w:id="18"/>
-    <w:bookmarkStart w:id="19" w:name="sol-estimation-error-bound"/>
+    <w:bookmarkEnd w:id="19"/>
+    <w:bookmarkStart w:id="20" w:name="sol-estimation-error-bound"/>
     <w:p>
       <w:pPr>
         <w:pStyle w:val="BodyText"/>
@@ -1724,8 +2078,8 @@
         </m:oMath>
       </m:oMathPara>
     </w:p>
-    <w:bookmarkEnd w:id="19"/>
-    <w:bookmarkStart w:id="21" w:name="lem-estimation-error-bound"/>
+    <w:bookmarkEnd w:id="20"/>
+    <w:bookmarkStart w:id="22" w:name="lem-estimation-error-bound"/>
     <w:p>
       <w:pPr>
         <w:pStyle w:val="FirstParagraph"/>
@@ -1858,7 +2212,7 @@
       <w:pPr>
         <w:pStyle w:val="BodyText"/>
       </w:pPr>
-      <w:bookmarkStart w:id="20" w:name="eq-estimation-error-bound"/>
+      <w:bookmarkStart w:id="21" w:name="eq-estimation-error-bound"/>
       <m:oMathPara>
         <m:oMathParaPr>
           <m:jc m:val="center"/>
@@ -2009,9 +2363,9 @@
           </m:r>
         </m:oMath>
       </m:oMathPara>
-      <w:bookmarkEnd w:id="20"/>
+      <w:bookmarkEnd w:id="21"/>
     </w:p>
-    <w:bookmarkEnd w:id="21"/>
+    <w:bookmarkEnd w:id="22"/>
     <w:p>
       <w:pPr>
         <w:pStyle w:val="FirstParagraph"/>
@@ -2044,7 +2398,7 @@
         <w:t xml:space="preserve">.</w:t>
       </w:r>
     </w:p>
-    <w:bookmarkStart w:id="23" w:name="thm-mse-consistent"/>
+    <w:bookmarkStart w:id="24" w:name="thm-mse-consistent"/>
     <w:p>
       <w:pPr>
         <w:pStyle w:val="BodyText"/>
@@ -2175,7 +2529,7 @@
       <w:pPr>
         <w:pStyle w:val="BodyText"/>
       </w:pPr>
-      <w:bookmarkStart w:id="22" w:name="eq-mse-consistent"/>
+      <w:bookmarkStart w:id="23" w:name="eq-mse-consistent"/>
       <m:oMathPara>
         <m:oMathParaPr>
           <m:jc m:val="center"/>
@@ -2327,9 +2681,9 @@
           </m:r>
         </m:oMath>
       </m:oMathPara>
-      <w:bookmarkEnd w:id="22"/>
+      <w:bookmarkEnd w:id="23"/>
     </w:p>
-    <w:bookmarkEnd w:id="23"/>
+    <w:bookmarkEnd w:id="24"/>
     <w:p>
       <w:pPr>
         <w:pStyle w:val="FirstParagraph"/>
@@ -2345,7 +2699,7 @@
         <w:t xml:space="preserve">. </w:t>
       </w:r>
       <w:r>
-        <w:t xml:space="preserve">Fix</w:t>
+        <w:t xml:space="preserve">Let</w:t>
       </w:r>
       <w:r>
         <w:t xml:space="preserve"> </w:t>
@@ -2712,7 +3066,7 @@
         <w:t xml:space="preserve">.</w:t>
       </w:r>
     </w:p>
-    <w:bookmarkStart w:id="24" w:name="cor-sample-mean-consistent"/>
+    <w:bookmarkStart w:id="25" w:name="cor-sample-mean-consistent"/>
     <w:p>
       <w:pPr>
         <w:pStyle w:val="BodyText"/>
@@ -2897,7 +3251,7 @@
         <w:t xml:space="preserve">.</w:t>
       </w:r>
     </w:p>
-    <w:bookmarkEnd w:id="24"/>
+    <w:bookmarkEnd w:id="25"/>
     <w:p>
       <w:pPr>
         <w:pStyle w:val="BodyText"/>
@@ -2918,7 +3272,7 @@
       <w:r>
         <w:t xml:space="preserve"> </w:t>
       </w:r>
-      <w:hyperlink r:id="rId25">
+      <w:hyperlink r:id="rId26">
         <w:r>
           <w:rPr>
             <w:rStyle w:val="Hyperlink"/>
@@ -3105,7 +3459,7 @@
       <w:r>
         <w:t xml:space="preserve"> </w:t>
       </w:r>
-      <w:hyperlink r:id="rId26">
+      <w:hyperlink r:id="rId27">
         <w:r>
           <w:rPr>
             <w:rStyle w:val="Hyperlink"/>
@@ -3123,7 +3477,7 @@
         <w:t xml:space="preserve">proved in pds directly from Chebyshev’s inequality.</w:t>
       </w:r>
     </w:p>
-    <w:bookmarkStart w:id="33" w:name="exm-consistency-birthwt"/>
+    <w:bookmarkStart w:id="34" w:name="exm-consistency-birthwt"/>
     <w:p>
       <w:pPr>
         <w:pStyle w:val="BodyText"/>
@@ -3174,7 +3528,7 @@
       <w:r>
         <w:t xml:space="preserve"> </w:t>
       </w:r>
-      <w:hyperlink r:id="rId27">
+      <w:hyperlink r:id="rId28">
         <w:r>
           <w:rPr>
             <w:rStyle w:val="VerbatimChar"/>
@@ -3206,7 +3560,7 @@
       <w:r>
         <w:t xml:space="preserve"> </w:t>
       </w:r>
-      <w:hyperlink r:id="rId28">
+      <w:hyperlink r:id="rId29">
         <w:r>
           <w:rPr>
             <w:rStyle w:val="VerbatimChar"/>
@@ -3554,7 +3908,7 @@
       <w:r>
         <w:t xml:space="preserve"> </w:t>
       </w:r>
-      <w:hyperlink r:id="rId25">
+      <w:hyperlink r:id="rId26">
         <w:r>
           <w:rPr>
             <w:rStyle w:val="Hyperlink"/>
@@ -4763,7 +5117,7 @@
       <w:tr>
         <w:tc>
           <w:tcPr/>
-          <w:bookmarkStart w:id="32" w:name="fig-consistency-birthwt"/>
+          <w:bookmarkStart w:id="33" w:name="fig-consistency-birthwt"/>
           <w:p>
             <w:pPr>
               <w:pStyle w:val="SourceCode"/>
@@ -5463,18 +5817,18 @@
                 <wp:inline>
                   <wp:extent cx="4620126" cy="3696101"/>
                   <wp:effectExtent b="0" l="0" r="0" t="0"/>
-                  <wp:docPr descr="" title="" id="30" name="Picture"/>
+                  <wp:docPr descr="" title="" id="31" name="Picture"/>
                   <a:graphic>
                     <a:graphicData uri="http://schemas.openxmlformats.org/drawingml/2006/picture">
                       <pic:pic>
                         <pic:nvPicPr>
-                          <pic:cNvPr descr="estimator-properties_files/figure-docx/consistency-birthwt-plot-1.png" id="31" name="Picture"/>
+                          <pic:cNvPr descr="estimator-properties_files/figure-docx/consistency-birthwt-plot-1.png" id="32" name="Picture"/>
                           <pic:cNvPicPr>
                             <a:picLocks noChangeArrowheads="1" noChangeAspect="1"/>
                           </pic:cNvPicPr>
                         </pic:nvPicPr>
                         <pic:blipFill>
-                          <a:blip r:embed="rId29"/>
+                          <a:blip r:embed="rId30"/>
                           <a:stretch>
                             <a:fillRect/>
                           </a:stretch>
@@ -5556,7 +5910,7 @@
               </w:r>
             </w:hyperlink>
           </w:p>
-          <w:bookmarkEnd w:id="32"/>
+          <w:bookmarkEnd w:id="33"/>
         </w:tc>
       </w:tr>
     </w:tbl>
@@ -5637,9 +5991,9 @@
         <w:t xml:space="preserve">decay.</w:t>
       </w:r>
     </w:p>
-    <w:bookmarkEnd w:id="33"/>
     <w:bookmarkEnd w:id="34"/>
-    <w:bookmarkStart w:id="41" w:name="sec-efficiency"/>
+    <w:bookmarkEnd w:id="35"/>
+    <w:bookmarkStart w:id="42" w:name="sec-efficiency"/>
     <w:p>
       <w:pPr>
         <w:pStyle w:val="Heading2"/>
@@ -5648,7 +6002,7 @@
         <w:t xml:space="preserve">2 Efficiency</w:t>
       </w:r>
     </w:p>
-    <w:bookmarkStart w:id="35" w:name="def-relative-efficiency"/>
+    <w:bookmarkStart w:id="36" w:name="def-relative-efficiency"/>
     <w:p>
       <w:pPr>
         <w:pStyle w:val="FirstParagraph"/>
@@ -5822,7 +6176,7 @@
       <w:r>
         <w:t xml:space="preserve"> </w:t>
       </w:r>
-      <w:hyperlink r:id="rId15">
+      <w:hyperlink r:id="rId16">
         <w:r>
           <w:rPr>
             <w:rStyle w:val="Hyperlink"/>
@@ -5987,40 +6341,98 @@
         <w:t xml:space="preserve">.</w:t>
       </w:r>
     </w:p>
-    <w:bookmarkEnd w:id="35"/>
-    <w:bookmarkStart w:id="36" w:name="rem-source-relative-efficiency"/>
+    <w:bookmarkEnd w:id="36"/>
+    <w:bookmarkStart w:id="37" w:name="rem-source-relative-efficiency"/>
     <w:p>
       <w:pPr>
         <w:pStyle w:val="BodyText"/>
       </w:pPr>
-      <w:r>
-        <w:rPr>
-          <w:i/>
-          <w:iCs/>
-        </w:rPr>
-        <w:t xml:space="preserve">Remark 2</w:t>
-      </w:r>
-      <w:r>
-        <w:t xml:space="preserve"> (Source: Relative efficiency). </w:t>
-      </w:r>
-      <w:r>
-        <w:t xml:space="preserve">Casella and Berger [2]</w:t>
-      </w:r>
-      <w:r>
-        <w:t xml:space="preserve"> </w:t>
-      </w:r>
-      <w:r>
-        <w:t xml:space="preserve">define the asymptotic version, through variances, in Def. 10.1.16 (p. 476);</w:t>
-      </w:r>
-      <w:r>
-        <w:t xml:space="preserve"> </w:t>
-      </w:r>
-      <w:r>
-        <w:t xml:space="preserve">this finite-sample form uses the mean squared error of their Def. 7.3.1 (p. 330).</w:t>
-      </w:r>
+      <w:del w:id="81" w:author="PR Preview" w:date="2026-01-01T00:00:00Z">
+        <w:r>
+          <w:rPr>
+            <w:i/>
+            <w:iCs/>
+          </w:rPr>
+          <w:delText xml:space="preserve">Remark 2</w:delText>
+        </w:r>
+      </w:del>
+      <w:del w:id="82" w:author="PR Preview" w:date="2026-01-01T00:00:00Z">
+        <w:r>
+          <w:delText xml:space="preserve"> (Source: Relative efficiency). </w:delText>
+        </w:r>
+      </w:del>
+      <w:del w:id="83" w:author="PR Preview" w:date="2026-01-01T00:00:00Z">
+        <w:r>
+          <w:delText xml:space="preserve">Casella and Berger [2]</w:delText>
+        </w:r>
+      </w:del>
+      <w:del w:id="84" w:author="PR Preview" w:date="2026-01-01T00:00:00Z">
+        <w:r>
+          <w:delText xml:space="preserve"> </w:delText>
+        </w:r>
+      </w:del>
+      <w:del w:id="85" w:author="PR Preview" w:date="2026-01-01T00:00:00Z">
+        <w:r>
+          <w:delText xml:space="preserve">define the asymptotic version, through variances, in Def. 10.1.16 (p. 476);</w:delText>
+        </w:r>
+      </w:del>
+      <w:del w:id="86" w:author="PR Preview" w:date="2026-01-01T00:00:00Z">
+        <w:r>
+          <w:delText xml:space="preserve"> </w:delText>
+        </w:r>
+      </w:del>
+      <w:del w:id="87" w:author="PR Preview" w:date="2026-01-01T00:00:00Z">
+        <w:r>
+          <w:delText xml:space="preserve">this finite-sample form uses the mean squared error of their Def. 7.3.1 (p. 330).</w:delText>
+        </w:r>
+      </w:del>
     </w:p>
-    <w:bookmarkEnd w:id="36"/>
-    <w:bookmarkStart w:id="38" w:name="rem-relative-efficiency"/>
+    <w:p>
+      <w:pPr>
+        <w:pStyle w:val="BodyText"/>
+      </w:pPr>
+      <w:ins w:id="88" w:author="PR Preview" w:date="2026-01-01T00:00:00Z">
+        <w:r>
+          <w:rPr>
+            <w:i/>
+            <w:iCs/>
+          </w:rPr>
+          <w:t xml:space="preserve">Remark 2</w:t>
+        </w:r>
+      </w:ins>
+      <w:ins w:id="89" w:author="PR Preview" w:date="2026-01-01T00:00:00Z">
+        <w:r>
+          <w:t xml:space="preserve"> (Source: Relative efficiency). </w:t>
+        </w:r>
+      </w:ins>
+      <w:ins w:id="90" w:author="PR Preview" w:date="2026-01-01T00:00:00Z">
+        <w:r>
+          <w:t xml:space="preserve">Casella and Berger [1]</w:t>
+        </w:r>
+      </w:ins>
+      <w:ins w:id="91" w:author="PR Preview" w:date="2026-01-01T00:00:00Z">
+        <w:r>
+          <w:t xml:space="preserve"> </w:t>
+        </w:r>
+      </w:ins>
+      <w:ins w:id="92" w:author="PR Preview" w:date="2026-01-01T00:00:00Z">
+        <w:r>
+          <w:t xml:space="preserve">define the asymptotic version, through variances, in Def. 10.1.16 (p. 476);</w:t>
+        </w:r>
+      </w:ins>
+      <w:ins w:id="93" w:author="PR Preview" w:date="2026-01-01T00:00:00Z">
+        <w:r>
+          <w:t xml:space="preserve"> </w:t>
+        </w:r>
+      </w:ins>
+      <w:ins w:id="94" w:author="PR Preview" w:date="2026-01-01T00:00:00Z">
+        <w:r>
+          <w:t xml:space="preserve">this finite-sample form uses the mean squared error of their Def. 7.3.1 (p. 330).</w:t>
+        </w:r>
+      </w:ins>
+    </w:p>
+    <w:bookmarkEnd w:id="37"/>
+    <w:bookmarkStart w:id="39" w:name="rem-relative-efficiency"/>
     <w:p>
       <w:pPr>
         <w:pStyle w:val="BodyText"/>
@@ -6110,7 +6522,7 @@
       <w:r>
         <w:t xml:space="preserve"> </w:t>
       </w:r>
-      <w:hyperlink r:id="rId14">
+      <w:hyperlink r:id="rId15">
         <w:r>
           <w:rPr>
             <w:rStyle w:val="Hyperlink"/>
@@ -6130,7 +6542,7 @@
       <w:r>
         <w:t xml:space="preserve">(</w:t>
       </w:r>
-      <w:hyperlink r:id="rId37">
+      <w:hyperlink r:id="rId38">
         <w:r>
           <w:rPr>
             <w:rStyle w:val="Hyperlink"/>
@@ -6148,8 +6560,8 @@
         <w:t xml:space="preserve">so the relative efficiency is the ratio of the variances.</w:t>
       </w:r>
     </w:p>
-    <w:bookmarkEnd w:id="38"/>
-    <w:bookmarkStart w:id="40" w:name="exm-relative-efficiency-mean"/>
+    <w:bookmarkEnd w:id="39"/>
+    <w:bookmarkStart w:id="41" w:name="exm-relative-efficiency-mean"/>
     <w:p>
       <w:pPr>
         <w:pStyle w:val="BodyText"/>
@@ -6170,7 +6582,7 @@
       <w:r>
         <w:t xml:space="preserve"> </w:t>
       </w:r>
-      <w:hyperlink r:id="rId25">
+      <w:hyperlink r:id="rId26">
         <w:r>
           <w:rPr>
             <w:rStyle w:val="Hyperlink"/>
@@ -6783,7 +7195,7 @@
       <w:r>
         <w:t xml:space="preserve"> </w:t>
       </w:r>
-      <w:hyperlink r:id="rId39">
+      <w:hyperlink r:id="rId40">
         <w:r>
           <w:rPr>
             <w:rStyle w:val="Hyperlink"/>
@@ -6821,23 +7233,49 @@
         <w:t xml:space="preserve">.</w:t>
       </w:r>
     </w:p>
-    <w:bookmarkEnd w:id="40"/>
+    <w:bookmarkEnd w:id="41"/>
     <w:p>
       <w:pPr>
         <w:pStyle w:val="BodyText"/>
       </w:pPr>
-      <w:r>
-        <w:t xml:space="preserve">Casella and Berger [2, Sec. 10.1], pp. 467–480</w:t>
-      </w:r>
-      <w:r>
-        <w:t xml:space="preserve"> </w:t>
-      </w:r>
-      <w:r>
-        <w:t xml:space="preserve">covers point estimation, including consistency, efficiency and bootstrap standard errors.</w:t>
-      </w:r>
+      <w:del w:id="95" w:author="PR Preview" w:date="2026-01-01T00:00:00Z">
+        <w:r>
+          <w:delText xml:space="preserve">Casella and Berger [2, Sec. 10.1], pp. 467–480</w:delText>
+        </w:r>
+      </w:del>
+      <w:del w:id="96" w:author="PR Preview" w:date="2026-01-01T00:00:00Z">
+        <w:r>
+          <w:delText xml:space="preserve"> </w:delText>
+        </w:r>
+      </w:del>
+      <w:del w:id="97" w:author="PR Preview" w:date="2026-01-01T00:00:00Z">
+        <w:r>
+          <w:delText xml:space="preserve">covers point estimation, including consistency, efficiency and bootstrap standard errors.</w:delText>
+        </w:r>
+      </w:del>
     </w:p>
-    <w:bookmarkEnd w:id="41"/>
-    <w:bookmarkStart w:id="64" w:name="sec-cramer-rao"/>
+    <w:p>
+      <w:pPr>
+        <w:pStyle w:val="BodyText"/>
+      </w:pPr>
+      <w:ins w:id="98" w:author="PR Preview" w:date="2026-01-01T00:00:00Z">
+        <w:r>
+          <w:t xml:space="preserve">Casella and Berger [1, Sec. 10.1], pp. 467–480</w:t>
+        </w:r>
+      </w:ins>
+      <w:ins w:id="99" w:author="PR Preview" w:date="2026-01-01T00:00:00Z">
+        <w:r>
+          <w:t xml:space="preserve"> </w:t>
+        </w:r>
+      </w:ins>
+      <w:ins w:id="100" w:author="PR Preview" w:date="2026-01-01T00:00:00Z">
+        <w:r>
+          <w:t xml:space="preserve">covers point estimation, including consistency, efficiency and bootstrap standard errors.</w:t>
+        </w:r>
+      </w:ins>
+    </w:p>
+    <w:bookmarkEnd w:id="42"/>
+    <w:bookmarkStart w:id="66" w:name="sec-cramer-rao"/>
     <w:p>
       <w:pPr>
         <w:pStyle w:val="Heading2"/>
@@ -6846,7 +7284,7 @@
         <w:t xml:space="preserve">3 The Cramér–Rao lower bound</w:t>
       </w:r>
     </w:p>
-    <w:bookmarkStart w:id="44" w:name="exr-cov-estimator-score"/>
+    <w:bookmarkStart w:id="45" w:name="exr-cov-estimator-score"/>
     <w:p>
       <w:pPr>
         <w:pStyle w:val="FirstParagraph"/>
@@ -6908,7 +7346,7 @@
       <w:r>
         <w:t xml:space="preserve"> </w:t>
       </w:r>
-      <w:hyperlink r:id="rId42">
+      <w:hyperlink r:id="rId43">
         <w:r>
           <w:rPr>
             <w:rStyle w:val="Hyperlink"/>
@@ -6940,7 +7378,7 @@
       <w:r>
         <w:t xml:space="preserve"> </w:t>
       </w:r>
-      <w:hyperlink r:id="rId14">
+      <w:hyperlink r:id="rId15">
         <w:r>
           <w:rPr>
             <w:rStyle w:val="Hyperlink"/>
@@ -6998,7 +7436,7 @@
       <w:r>
         <w:t xml:space="preserve"> </w:t>
       </w:r>
-      <w:hyperlink r:id="rId43">
+      <w:hyperlink r:id="rId44">
         <w:r>
           <w:rPr>
             <w:rStyle w:val="Hyperlink"/>
@@ -7082,8 +7520,8 @@
         <w:t xml:space="preserve">can be taken inside the integral.</w:t>
       </w:r>
     </w:p>
-    <w:bookmarkEnd w:id="44"/>
-    <w:bookmarkStart w:id="46" w:name="sol-cov-estimator-score"/>
+    <w:bookmarkEnd w:id="45"/>
+    <w:bookmarkStart w:id="47" w:name="sol-cov-estimator-score"/>
     <w:p>
       <w:pPr>
         <w:pStyle w:val="BodyText"/>
@@ -7104,7 +7542,7 @@
       <w:r>
         <w:t xml:space="preserve"> </w:t>
       </w:r>
-      <w:hyperlink r:id="rId42">
+      <w:hyperlink r:id="rId43">
         <w:r>
           <w:rPr>
             <w:rStyle w:val="Hyperlink"/>
@@ -7124,7 +7562,7 @@
       <w:r>
         <w:t xml:space="preserve"> </w:t>
       </w:r>
-      <w:hyperlink r:id="rId45">
+      <w:hyperlink r:id="rId46">
         <w:r>
           <w:rPr>
             <w:rStyle w:val="Hyperlink"/>
@@ -7170,8 +7608,8 @@
     $$</w:t>
       </w:r>
     </w:p>
-    <w:bookmarkEnd w:id="46"/>
-    <w:bookmarkStart w:id="48" w:name="lem-cov-estimator-score"/>
+    <w:bookmarkEnd w:id="47"/>
+    <w:bookmarkStart w:id="49" w:name="lem-cov-estimator-score"/>
     <w:p>
       <w:pPr>
         <w:pStyle w:val="FirstParagraph"/>
@@ -7249,15 +7687,15 @@
       <w:pPr>
         <w:pStyle w:val="BodyText"/>
       </w:pPr>
-      <w:bookmarkStart w:id="47" w:name="eq-cov-estimator-score"/>
+      <w:bookmarkStart w:id="48" w:name="eq-cov-estimator-score"/>
       <w:r>
         <w:t xml:space="preserve">$$
     \operatorname{Cov}\mathopen{}\left(\hat{\theta}, \ell'(\mathord{\smash[b]{\underset{\raise.3ex\hbox{$\scriptstyle\sim$}}{X}}\vphantom{X}}\mid \theta)\right)\mathclose{} = 1
      \qquad(4)$$</w:t>
       </w:r>
-      <w:bookmarkEnd w:id="47"/>
+      <w:bookmarkEnd w:id="48"/>
     </w:p>
-    <w:bookmarkEnd w:id="48"/>
+    <w:bookmarkEnd w:id="49"/>
     <w:p>
       <w:pPr>
         <w:pStyle w:val="FirstParagraph"/>
@@ -7290,64 +7728,90 @@
         <w:t xml:space="preserve">.</w:t>
       </w:r>
     </w:p>
-    <w:bookmarkStart w:id="51" w:name="thm-cramer-rao"/>
+    <w:bookmarkStart w:id="52" w:name="thm-cramer-rao"/>
     <w:p>
       <w:pPr>
         <w:pStyle w:val="BodyText"/>
       </w:pPr>
-      <w:r>
-        <w:rPr>
-          <w:b/>
-          <w:bCs/>
-        </w:rPr>
-        <w:t xml:space="preserve">Theorem 2 (Cramér–Rao lower bound)</w:t>
-      </w:r>
-      <w:r>
-        <w:t xml:space="preserve"> </w:t>
-      </w:r>
-      <w:r>
-        <w:t xml:space="preserve">Under the assumptions of</w:t>
-      </w:r>
-      <w:r>
-        <w:t xml:space="preserve"> </w:t>
-      </w:r>
+      <w:del w:id="101" w:author="PR Preview" w:date="2026-01-01T00:00:00Z">
+        <w:r>
+          <w:rPr>
+            <w:b/>
+            <w:bCs/>
+          </w:rPr>
+          <w:delText xml:space="preserve">Theorem 2 (Cramér–Rao lower bound)</w:delText>
+        </w:r>
+      </w:del>
+      <w:del w:id="102" w:author="PR Preview" w:date="2026-01-01T00:00:00Z">
+        <w:r>
+          <w:delText xml:space="preserve"> </w:delText>
+        </w:r>
+      </w:del>
+      <w:del w:id="103" w:author="PR Preview" w:date="2026-01-01T00:00:00Z">
+        <w:r>
+          <w:delText xml:space="preserve">Under the assumptions of</w:delText>
+        </w:r>
+      </w:del>
+      <w:del w:id="104" w:author="PR Preview" w:date="2026-01-01T00:00:00Z">
+        <w:r>
+          <w:delText xml:space="preserve"> </w:delText>
+        </w:r>
+      </w:del>
       <w:hyperlink w:anchor="exr-cov-estimator-score">
-        <w:r>
-          <w:rPr>
-            <w:rStyle w:val="Hyperlink"/>
-          </w:rPr>
-          <w:t xml:space="preserve">Exercise 2</w:t>
-        </w:r>
+        <w:del w:id="105" w:author="PR Preview" w:date="2026-01-01T00:00:00Z">
+          <w:r>
+            <w:rPr>
+              <w:rStyle w:val="Hyperlink"/>
+            </w:rPr>
+            <w:delText xml:space="preserve">Exercise 2</w:delText>
+          </w:r>
+        </w:del>
       </w:hyperlink>
-      <w:r>
-        <w:t xml:space="preserve">,</w:t>
-      </w:r>
-      <w:r>
-        <w:t xml:space="preserve"> </w:t>
-      </w:r>
-      <w:r>
-        <w:t xml:space="preserve">suppose the</w:t>
-      </w:r>
-      <w:r>
-        <w:t xml:space="preserve"> </w:t>
-      </w:r>
-      <w:hyperlink r:id="rId49">
-        <w:r>
-          <w:rPr>
-            <w:rStyle w:val="Hyperlink"/>
-          </w:rPr>
-          <w:t xml:space="preserve">expected information</w:t>
-        </w:r>
+      <w:del w:id="106" w:author="PR Preview" w:date="2026-01-01T00:00:00Z">
+        <w:r>
+          <w:delText xml:space="preserve">,</w:delText>
+        </w:r>
+      </w:del>
+      <w:del w:id="107" w:author="PR Preview" w:date="2026-01-01T00:00:00Z">
+        <w:r>
+          <w:delText xml:space="preserve"> </w:delText>
+        </w:r>
+      </w:del>
+      <w:del w:id="108" w:author="PR Preview" w:date="2026-01-01T00:00:00Z">
+        <w:r>
+          <w:delText xml:space="preserve">suppose the</w:delText>
+        </w:r>
+      </w:del>
+      <w:del w:id="109" w:author="PR Preview" w:date="2026-01-01T00:00:00Z">
+        <w:r>
+          <w:delText xml:space="preserve"> </w:delText>
+        </w:r>
+      </w:del>
+      <w:hyperlink r:id="rId50">
+        <w:del w:id="110" w:author="PR Preview" w:date="2026-01-01T00:00:00Z">
+          <w:r>
+            <w:rPr>
+              <w:rStyle w:val="Hyperlink"/>
+            </w:rPr>
+            <w:delText xml:space="preserve">expected information</w:delText>
+          </w:r>
+        </w:del>
       </w:hyperlink>
-      <w:r>
-        <w:t xml:space="preserve"> </w:t>
-      </w:r>
-      <w:r>
-        <w:t xml:space="preserve">satisfies</w:t>
-      </w:r>
-      <w:r>
-        <w:t xml:space="preserve"> </w:t>
-      </w:r>
+      <w:del w:id="111" w:author="PR Preview" w:date="2026-01-01T00:00:00Z">
+        <w:r>
+          <w:delText xml:space="preserve"> </w:delText>
+        </w:r>
+      </w:del>
+      <w:del w:id="112" w:author="PR Preview" w:date="2026-01-01T00:00:00Z">
+        <w:r>
+          <w:delText xml:space="preserve">satisfies</w:delText>
+        </w:r>
+      </w:del>
+      <w:del w:id="113" w:author="PR Preview" w:date="2026-01-01T00:00:00Z">
+        <w:r>
+          <w:delText xml:space="preserve"> </w:delText>
+        </w:r>
+      </w:del>
       <m:oMath>
         <m:r>
           <m:t>0</m:t>
@@ -7393,18 +7857,26 @@
           <m:t>∞</m:t>
         </m:r>
       </m:oMath>
-      <w:r>
-        <w:t xml:space="preserve">.</w:t>
-      </w:r>
-      <w:r>
-        <w:t xml:space="preserve"> </w:t>
-      </w:r>
-      <w:r>
-        <w:t xml:space="preserve">Then every unbiased estimator</w:t>
-      </w:r>
-      <w:r>
-        <w:t xml:space="preserve"> </w:t>
-      </w:r>
+      <w:del w:id="114" w:author="PR Preview" w:date="2026-01-01T00:00:00Z">
+        <w:r>
+          <w:delText xml:space="preserve">.</w:delText>
+        </w:r>
+      </w:del>
+      <w:del w:id="115" w:author="PR Preview" w:date="2026-01-01T00:00:00Z">
+        <w:r>
+          <w:delText xml:space="preserve"> </w:delText>
+        </w:r>
+      </w:del>
+      <w:del w:id="116" w:author="PR Preview" w:date="2026-01-01T00:00:00Z">
+        <w:r>
+          <w:delText xml:space="preserve">Then every unbiased estimator</w:delText>
+        </w:r>
+      </w:del>
+      <w:del w:id="117" w:author="PR Preview" w:date="2026-01-01T00:00:00Z">
+        <w:r>
+          <w:delText xml:space="preserve"> </w:delText>
+        </w:r>
+      </w:del>
       <m:oMath>
         <m:acc>
           <m:accPr>
@@ -7417,47 +7889,268 @@
           </m:e>
         </m:acc>
       </m:oMath>
-      <w:r>
-        <w:t xml:space="preserve"> </w:t>
-      </w:r>
-      <w:r>
-        <w:t xml:space="preserve">of</w:t>
-      </w:r>
-      <w:r>
-        <w:t xml:space="preserve"> </w:t>
-      </w:r>
+      <w:del w:id="118" w:author="PR Preview" w:date="2026-01-01T00:00:00Z">
+        <w:r>
+          <w:delText xml:space="preserve"> </w:delText>
+        </w:r>
+      </w:del>
+      <w:del w:id="119" w:author="PR Preview" w:date="2026-01-01T00:00:00Z">
+        <w:r>
+          <w:delText xml:space="preserve">of</w:delText>
+        </w:r>
+      </w:del>
+      <w:del w:id="120" w:author="PR Preview" w:date="2026-01-01T00:00:00Z">
+        <w:r>
+          <w:delText xml:space="preserve"> </w:delText>
+        </w:r>
+      </w:del>
       <m:oMath>
         <m:r>
           <m:t>θ</m:t>
         </m:r>
       </m:oMath>
-      <w:r>
-        <w:t xml:space="preserve"> </w:t>
-      </w:r>
-      <w:r>
-        <w:t xml:space="preserve">has variance at least</w:t>
-      </w:r>
-      <w:r>
-        <w:t xml:space="preserve"> </w:t>
-      </w:r>
-      <w:r>
-        <w:t xml:space="preserve">the reciprocal of the expected information</w:t>
-      </w:r>
-      <w:r>
-        <w:t xml:space="preserve"> </w:t>
-      </w:r>
-      <w:r>
-        <w:t xml:space="preserve">[5]</w:t>
-      </w:r>
-      <w:r>
-        <w:t xml:space="preserve">:</w:t>
-      </w:r>
+      <w:del w:id="121" w:author="PR Preview" w:date="2026-01-01T00:00:00Z">
+        <w:r>
+          <w:delText xml:space="preserve"> </w:delText>
+        </w:r>
+      </w:del>
+      <w:del w:id="122" w:author="PR Preview" w:date="2026-01-01T00:00:00Z">
+        <w:r>
+          <w:delText xml:space="preserve">has variance at least</w:delText>
+        </w:r>
+      </w:del>
+      <w:del w:id="123" w:author="PR Preview" w:date="2026-01-01T00:00:00Z">
+        <w:r>
+          <w:delText xml:space="preserve"> </w:delText>
+        </w:r>
+      </w:del>
+      <w:del w:id="124" w:author="PR Preview" w:date="2026-01-01T00:00:00Z">
+        <w:r>
+          <w:delText xml:space="preserve">the reciprocal of the expected information</w:delText>
+        </w:r>
+      </w:del>
+      <w:del w:id="125" w:author="PR Preview" w:date="2026-01-01T00:00:00Z">
+        <w:r>
+          <w:delText xml:space="preserve"> </w:delText>
+        </w:r>
+      </w:del>
+      <w:del w:id="126" w:author="PR Preview" w:date="2026-01-01T00:00:00Z">
+        <w:r>
+          <w:delText xml:space="preserve">[5]</w:delText>
+        </w:r>
+      </w:del>
+      <w:del w:id="127" w:author="PR Preview" w:date="2026-01-01T00:00:00Z">
+        <w:r>
+          <w:delText xml:space="preserve">:</w:delText>
+        </w:r>
+      </w:del>
     </w:p>
     <w:p>
       <w:pPr>
         <w:pStyle w:val="BodyText"/>
       </w:pPr>
-      <w:bookmarkStart w:id="50" w:name="eq-cramer-rao"/>
+      <w:ins w:id="128" w:author="PR Preview" w:date="2026-01-01T00:00:00Z">
+        <w:r>
+          <w:rPr>
+            <w:b/>
+            <w:bCs/>
+          </w:rPr>
+          <w:t xml:space="preserve">Theorem 2 (Cramér–Rao lower bound)</w:t>
+        </w:r>
+      </w:ins>
+      <w:ins w:id="129" w:author="PR Preview" w:date="2026-01-01T00:00:00Z">
+        <w:r>
+          <w:t xml:space="preserve"> </w:t>
+        </w:r>
+      </w:ins>
+      <w:ins w:id="130" w:author="PR Preview" w:date="2026-01-01T00:00:00Z">
+        <w:r>
+          <w:t xml:space="preserve">Under the assumptions of</w:t>
+        </w:r>
+      </w:ins>
+      <w:ins w:id="131" w:author="PR Preview" w:date="2026-01-01T00:00:00Z">
+        <w:r>
+          <w:t xml:space="preserve"> </w:t>
+        </w:r>
+      </w:ins>
+      <w:hyperlink w:anchor="exr-cov-estimator-score">
+        <w:ins w:id="132" w:author="PR Preview" w:date="2026-01-01T00:00:00Z">
+          <w:r>
+            <w:rPr>
+              <w:rStyle w:val="Hyperlink"/>
+            </w:rPr>
+            <w:t xml:space="preserve">Exercise 2</w:t>
+          </w:r>
+        </w:ins>
+      </w:hyperlink>
+      <w:ins w:id="133" w:author="PR Preview" w:date="2026-01-01T00:00:00Z">
+        <w:r>
+          <w:t xml:space="preserve">,</w:t>
+        </w:r>
+      </w:ins>
+      <w:ins w:id="134" w:author="PR Preview" w:date="2026-01-01T00:00:00Z">
+        <w:r>
+          <w:t xml:space="preserve"> </w:t>
+        </w:r>
+      </w:ins>
+      <w:ins w:id="135" w:author="PR Preview" w:date="2026-01-01T00:00:00Z">
+        <w:r>
+          <w:t xml:space="preserve">suppose the</w:t>
+        </w:r>
+      </w:ins>
+      <w:ins w:id="136" w:author="PR Preview" w:date="2026-01-01T00:00:00Z">
+        <w:r>
+          <w:t xml:space="preserve"> </w:t>
+        </w:r>
+      </w:ins>
+      <w:hyperlink r:id="rId50">
+        <w:ins w:id="137" w:author="PR Preview" w:date="2026-01-01T00:00:00Z">
+          <w:r>
+            <w:rPr>
+              <w:rStyle w:val="Hyperlink"/>
+            </w:rPr>
+            <w:t xml:space="preserve">expected information</w:t>
+          </w:r>
+        </w:ins>
+      </w:hyperlink>
+      <w:ins w:id="138" w:author="PR Preview" w:date="2026-01-01T00:00:00Z">
+        <w:r>
+          <w:t xml:space="preserve"> </w:t>
+        </w:r>
+      </w:ins>
+      <w:ins w:id="139" w:author="PR Preview" w:date="2026-01-01T00:00:00Z">
+        <w:r>
+          <w:t xml:space="preserve">satisfies</w:t>
+        </w:r>
+      </w:ins>
+      <w:ins w:id="140" w:author="PR Preview" w:date="2026-01-01T00:00:00Z">
+        <w:r>
+          <w:t xml:space="preserve"> </w:t>
+        </w:r>
+      </w:ins>
+      <m:oMath>
+        <m:r>
+          <m:t>0</m:t>
+        </m:r>
+        <m:r>
+          <m:rPr>
+            <m:sty m:val="p"/>
+          </m:rPr>
+          <m:t>&lt;</m:t>
+        </m:r>
+        <m:r>
+          <m:rPr>
+            <m:scr m:val="script"/>
+            <m:sty m:val="p"/>
+          </m:rPr>
+          <m:t>I</m:t>
+        </m:r>
+        <m:r>
+          <m:rPr>
+            <m:sty m:val="p"/>
+          </m:rPr>
+          <m:t>(</m:t>
+        </m:r>
+        <m:r>
+          <m:t>θ</m:t>
+        </m:r>
+        <m:r>
+          <m:rPr>
+            <m:sty m:val="p"/>
+          </m:rPr>
+          <m:t>)</m:t>
+        </m:r>
+        <m:r>
+          <m:rPr>
+            <m:sty m:val="p"/>
+          </m:rPr>
+          <m:t>&lt;</m:t>
+        </m:r>
+        <m:r>
+          <m:rPr>
+            <m:sty m:val="p"/>
+          </m:rPr>
+          <m:t>∞</m:t>
+        </m:r>
+      </m:oMath>
+      <w:ins w:id="141" w:author="PR Preview" w:date="2026-01-01T00:00:00Z">
+        <w:r>
+          <w:t xml:space="preserve">.</w:t>
+        </w:r>
+      </w:ins>
+      <w:ins w:id="142" w:author="PR Preview" w:date="2026-01-01T00:00:00Z">
+        <w:r>
+          <w:t xml:space="preserve"> </w:t>
+        </w:r>
+      </w:ins>
+      <w:ins w:id="143" w:author="PR Preview" w:date="2026-01-01T00:00:00Z">
+        <w:r>
+          <w:t xml:space="preserve">Then every unbiased estimator</w:t>
+        </w:r>
+      </w:ins>
+      <w:ins w:id="144" w:author="PR Preview" w:date="2026-01-01T00:00:00Z">
+        <w:r>
+          <w:t xml:space="preserve"> </w:t>
+        </w:r>
+      </w:ins>
+      <m:oMath>
+        <m:acc>
+          <m:accPr>
+            <m:chr m:val="̂"/>
+          </m:accPr>
+          <m:e>
+            <m:r>
+              <m:t>θ</m:t>
+            </m:r>
+          </m:e>
+        </m:acc>
+      </m:oMath>
+      <w:ins w:id="145" w:author="PR Preview" w:date="2026-01-01T00:00:00Z">
+        <w:r>
+          <w:t xml:space="preserve"> </w:t>
+        </w:r>
+      </w:ins>
+      <w:ins w:id="146" w:author="PR Preview" w:date="2026-01-01T00:00:00Z">
+        <w:r>
+          <w:t xml:space="preserve">of</w:t>
+        </w:r>
+      </w:ins>
+      <w:ins w:id="147" w:author="PR Preview" w:date="2026-01-01T00:00:00Z">
+        <w:r>
+          <w:t xml:space="preserve"> </w:t>
+        </w:r>
+      </w:ins>
+      <m:oMath>
+        <m:r>
+          <m:t>θ</m:t>
+        </m:r>
+      </m:oMath>
+      <w:ins w:id="148" w:author="PR Preview" w:date="2026-01-01T00:00:00Z">
+        <w:r>
+          <w:t xml:space="preserve"> </w:t>
+        </w:r>
+      </w:ins>
+      <w:ins w:id="149" w:author="PR Preview" w:date="2026-01-01T00:00:00Z">
+        <w:r>
+          <w:t xml:space="preserve">has variance at least</w:t>
+        </w:r>
+      </w:ins>
+      <w:ins w:id="150" w:author="PR Preview" w:date="2026-01-01T00:00:00Z">
+        <w:r>
+          <w:t xml:space="preserve"> </w:t>
+        </w:r>
+      </w:ins>
+      <w:ins w:id="151" w:author="PR Preview" w:date="2026-01-01T00:00:00Z">
+        <w:r>
+          <w:t xml:space="preserve">the reciprocal of the expected information:</w:t>
+        </w:r>
+      </w:ins>
+    </w:p>
+    <w:p>
+      <w:pPr>
+        <w:pStyle w:val="BodyText"/>
+      </w:pPr>
+      <w:bookmarkStart w:id="51" w:name="eq-cramer-rao"/>
       <m:oMathPara>
         <m:oMathParaPr>
           <m:jc m:val="center"/>
@@ -7555,26 +8248,59 @@
           </m:r>
         </m:oMath>
       </m:oMathPara>
-      <w:bookmarkEnd w:id="50"/>
+      <w:bookmarkEnd w:id="51"/>
     </w:p>
     <w:p>
       <w:pPr>
         <w:pStyle w:val="FirstParagraph"/>
       </w:pPr>
-      <w:r>
-        <w:t xml:space="preserve">Source:</w:t>
-      </w:r>
-      <w:r>
-        <w:t xml:space="preserve"> </w:t>
-      </w:r>
-      <w:r>
-        <w:t xml:space="preserve">[6], [7], [2], Thm. 7.3.9, p. 335, [5]</w:t>
-      </w:r>
-      <w:r>
-        <w:t xml:space="preserve">.</w:t>
-      </w:r>
+      <w:del w:id="152" w:author="PR Preview" w:date="2026-01-01T00:00:00Z">
+        <w:r>
+          <w:delText xml:space="preserve">Source:</w:delText>
+        </w:r>
+      </w:del>
+      <w:del w:id="153" w:author="PR Preview" w:date="2026-01-01T00:00:00Z">
+        <w:r>
+          <w:delText xml:space="preserve"> </w:delText>
+        </w:r>
+      </w:del>
+      <w:del w:id="154" w:author="PR Preview" w:date="2026-01-01T00:00:00Z">
+        <w:r>
+          <w:delText xml:space="preserve">[6], [7], [2], Thm. 7.3.9, p. 335, [5]</w:delText>
+        </w:r>
+      </w:del>
+      <w:del w:id="155" w:author="PR Preview" w:date="2026-01-01T00:00:00Z">
+        <w:r>
+          <w:delText xml:space="preserve">.</w:delText>
+        </w:r>
+      </w:del>
     </w:p>
-    <w:bookmarkEnd w:id="51"/>
+    <w:p>
+      <w:pPr>
+        <w:pStyle w:val="FirstParagraph"/>
+      </w:pPr>
+      <w:ins w:id="156" w:author="PR Preview" w:date="2026-01-01T00:00:00Z">
+        <w:r>
+          <w:t xml:space="preserve">Source:</w:t>
+        </w:r>
+      </w:ins>
+      <w:ins w:id="157" w:author="PR Preview" w:date="2026-01-01T00:00:00Z">
+        <w:r>
+          <w:t xml:space="preserve"> </w:t>
+        </w:r>
+      </w:ins>
+      <w:ins w:id="158" w:author="PR Preview" w:date="2026-01-01T00:00:00Z">
+        <w:r>
+          <w:t xml:space="preserve">[5], [6], [1], Thm. 7.3.9, p. 335, [7]</w:t>
+        </w:r>
+      </w:ins>
+      <w:ins w:id="159" w:author="PR Preview" w:date="2026-01-01T00:00:00Z">
+        <w:r>
+          <w:t xml:space="preserve">.</w:t>
+        </w:r>
+      </w:ins>
+    </w:p>
+    <w:bookmarkEnd w:id="52"/>
     <w:p>
       <w:pPr>
         <w:pStyle w:val="BodyText"/>
@@ -7637,7 +8363,7 @@
       <w:r>
         <w:t xml:space="preserve"> </w:t>
       </w:r>
-      <w:hyperlink r:id="rId52">
+      <w:hyperlink r:id="rId53">
         <w:r>
           <w:rPr>
             <w:rStyle w:val="Hyperlink"/>
@@ -7811,7 +8537,7 @@
       <w:r>
         <w:t xml:space="preserve"> </w:t>
       </w:r>
-      <w:hyperlink r:id="rId53">
+      <w:hyperlink r:id="rId54">
         <w:r>
           <w:rPr>
             <w:rStyle w:val="Hyperlink"/>
@@ -7855,7 +8581,7 @@
       <w:r>
         <w:t xml:space="preserve"> </w:t>
       </w:r>
-      <w:hyperlink r:id="rId54">
+      <w:hyperlink r:id="rId55">
         <w:r>
           <w:rPr>
             <w:rStyle w:val="Hyperlink"/>
@@ -8562,44 +9288,60 @@
         <w:t xml:space="preserve">.</w:t>
       </w:r>
     </w:p>
-    <w:bookmarkStart w:id="55" w:name="def-efficient"/>
+    <w:bookmarkStart w:id="57" w:name="def-efficient"/>
     <w:p>
       <w:pPr>
         <w:pStyle w:val="BodyText"/>
       </w:pPr>
-      <w:r>
-        <w:rPr>
-          <w:b/>
-          <w:bCs/>
-        </w:rPr>
-        <w:t xml:space="preserve">Definition 3 (Efficient estimator)</w:t>
-      </w:r>
-      <w:r>
-        <w:t xml:space="preserve"> </w:t>
-      </w:r>
-      <w:r>
-        <w:t xml:space="preserve">An</w:t>
-      </w:r>
-      <w:r>
-        <w:t xml:space="preserve"> </w:t>
-      </w:r>
-      <w:hyperlink r:id="rId14">
+      <w:del w:id="160" w:author="PR Preview" w:date="2026-01-01T00:00:00Z">
         <w:r>
           <w:rPr>
-            <w:rStyle w:val="Hyperlink"/>
+            <w:b/>
+            <w:bCs/>
           </w:rPr>
-          <w:t xml:space="preserve">unbiased</w:t>
-        </w:r>
+          <w:delText xml:space="preserve">Definition 3 (Efficient estimator)</w:delText>
+        </w:r>
+      </w:del>
+      <w:del w:id="161" w:author="PR Preview" w:date="2026-01-01T00:00:00Z">
+        <w:r>
+          <w:delText xml:space="preserve"> </w:delText>
+        </w:r>
+      </w:del>
+      <w:del w:id="162" w:author="PR Preview" w:date="2026-01-01T00:00:00Z">
+        <w:r>
+          <w:delText xml:space="preserve">An</w:delText>
+        </w:r>
+      </w:del>
+      <w:del w:id="163" w:author="PR Preview" w:date="2026-01-01T00:00:00Z">
+        <w:r>
+          <w:delText xml:space="preserve"> </w:delText>
+        </w:r>
+      </w:del>
+      <w:hyperlink r:id="rId15">
+        <w:del w:id="164" w:author="PR Preview" w:date="2026-01-01T00:00:00Z">
+          <w:r>
+            <w:rPr>
+              <w:rStyle w:val="Hyperlink"/>
+            </w:rPr>
+            <w:delText xml:space="preserve">unbiased</w:delText>
+          </w:r>
+        </w:del>
       </w:hyperlink>
-      <w:r>
-        <w:t xml:space="preserve"> </w:t>
-      </w:r>
-      <w:r>
-        <w:t xml:space="preserve">estimator</w:t>
-      </w:r>
-      <w:r>
-        <w:t xml:space="preserve"> </w:t>
-      </w:r>
+      <w:del w:id="165" w:author="PR Preview" w:date="2026-01-01T00:00:00Z">
+        <w:r>
+          <w:delText xml:space="preserve"> </w:delText>
+        </w:r>
+      </w:del>
+      <w:del w:id="166" w:author="PR Preview" w:date="2026-01-01T00:00:00Z">
+        <w:r>
+          <w:delText xml:space="preserve">estimator</w:delText>
+        </w:r>
+      </w:del>
+      <w:del w:id="167" w:author="PR Preview" w:date="2026-01-01T00:00:00Z">
+        <w:r>
+          <w:delText xml:space="preserve"> </w:delText>
+        </w:r>
+      </w:del>
       <m:oMath>
         <m:acc>
           <m:accPr>
@@ -8612,62 +9354,255 @@
           </m:e>
         </m:acc>
       </m:oMath>
-      <w:r>
-        <w:t xml:space="preserve"> </w:t>
-      </w:r>
-      <w:r>
-        <w:t xml:space="preserve">of</w:t>
-      </w:r>
-      <w:r>
-        <w:t xml:space="preserve"> </w:t>
-      </w:r>
+      <w:del w:id="168" w:author="PR Preview" w:date="2026-01-01T00:00:00Z">
+        <w:r>
+          <w:delText xml:space="preserve"> </w:delText>
+        </w:r>
+      </w:del>
+      <w:del w:id="169" w:author="PR Preview" w:date="2026-01-01T00:00:00Z">
+        <w:r>
+          <w:delText xml:space="preserve">of</w:delText>
+        </w:r>
+      </w:del>
+      <w:del w:id="170" w:author="PR Preview" w:date="2026-01-01T00:00:00Z">
+        <w:r>
+          <w:delText xml:space="preserve"> </w:delText>
+        </w:r>
+      </w:del>
       <m:oMath>
         <m:r>
           <m:t>θ</m:t>
         </m:r>
       </m:oMath>
-      <w:r>
-        <w:t xml:space="preserve"> </w:t>
-      </w:r>
-      <w:r>
-        <w:t xml:space="preserve">is</w:t>
-      </w:r>
-      <w:r>
-        <w:t xml:space="preserve"> </w:t>
-      </w:r>
-      <w:r>
-        <w:rPr>
-          <w:b/>
-          <w:bCs/>
-        </w:rPr>
-        <w:t xml:space="preserve">efficient</w:t>
-      </w:r>
-      <w:r>
-        <w:t xml:space="preserve"> </w:t>
-      </w:r>
-      <w:r>
-        <w:t xml:space="preserve">if its variance equals the</w:t>
-      </w:r>
-      <w:r>
-        <w:t xml:space="preserve"> </w:t>
-      </w:r>
+      <w:del w:id="171" w:author="PR Preview" w:date="2026-01-01T00:00:00Z">
+        <w:r>
+          <w:delText xml:space="preserve"> </w:delText>
+        </w:r>
+      </w:del>
+      <w:del w:id="172" w:author="PR Preview" w:date="2026-01-01T00:00:00Z">
+        <w:r>
+          <w:delText xml:space="preserve">is</w:delText>
+        </w:r>
+      </w:del>
+      <w:del w:id="173" w:author="PR Preview" w:date="2026-01-01T00:00:00Z">
+        <w:r>
+          <w:delText xml:space="preserve"> </w:delText>
+        </w:r>
+      </w:del>
+      <w:del w:id="174" w:author="PR Preview" w:date="2026-01-01T00:00:00Z">
+        <w:r>
+          <w:rPr>
+            <w:b/>
+            <w:bCs/>
+          </w:rPr>
+          <w:delText xml:space="preserve">efficient</w:delText>
+        </w:r>
+      </w:del>
+      <w:del w:id="175" w:author="PR Preview" w:date="2026-01-01T00:00:00Z">
+        <w:r>
+          <w:delText xml:space="preserve"> </w:delText>
+        </w:r>
+      </w:del>
+      <w:del w:id="176" w:author="PR Preview" w:date="2026-01-01T00:00:00Z">
+        <w:r>
+          <w:delText xml:space="preserve">if its variance equals the</w:delText>
+        </w:r>
+      </w:del>
+      <w:del w:id="177" w:author="PR Preview" w:date="2026-01-01T00:00:00Z">
+        <w:r>
+          <w:delText xml:space="preserve"> </w:delText>
+        </w:r>
+      </w:del>
       <w:hyperlink w:anchor="thm-cramer-rao">
+        <w:del w:id="178" w:author="PR Preview" w:date="2026-01-01T00:00:00Z">
+          <w:r>
+            <w:rPr>
+              <w:rStyle w:val="Hyperlink"/>
+            </w:rPr>
+            <w:delText xml:space="preserve">Cramér–Rao lower bound</w:delText>
+          </w:r>
+        </w:del>
+      </w:hyperlink>
+      <w:del w:id="179" w:author="PR Preview" w:date="2026-01-01T00:00:00Z">
+        <w:r>
+          <w:delText xml:space="preserve"> </w:delText>
+        </w:r>
+      </w:del>
+      <w:del w:id="180" w:author="PR Preview" w:date="2026-01-01T00:00:00Z">
+        <w:r>
+          <w:delText xml:space="preserve">[4]</w:delText>
+        </w:r>
+      </w:del>
+      <w:del w:id="181" w:author="PR Preview" w:date="2026-01-01T00:00:00Z">
+        <w:r>
+          <w:delText xml:space="preserve">:</w:delText>
+        </w:r>
+      </w:del>
+    </w:p>
+    <w:p>
+      <w:pPr>
+        <w:pStyle w:val="BodyText"/>
+      </w:pPr>
+      <w:ins w:id="182" w:author="PR Preview" w:date="2026-01-01T00:00:00Z">
         <w:r>
           <w:rPr>
-            <w:rStyle w:val="Hyperlink"/>
+            <w:b/>
+            <w:bCs/>
           </w:rPr>
-          <w:t xml:space="preserve">Cramér–Rao lower bound</w:t>
-        </w:r>
+          <w:t xml:space="preserve">Definition 3 (Efficient estimator)</w:t>
+        </w:r>
+      </w:ins>
+      <w:ins w:id="183" w:author="PR Preview" w:date="2026-01-01T00:00:00Z">
+        <w:r>
+          <w:t xml:space="preserve"> </w:t>
+        </w:r>
+      </w:ins>
+      <w:ins w:id="184" w:author="PR Preview" w:date="2026-01-01T00:00:00Z">
+        <w:r>
+          <w:t xml:space="preserve">An</w:t>
+        </w:r>
+      </w:ins>
+      <w:ins w:id="185" w:author="PR Preview" w:date="2026-01-01T00:00:00Z">
+        <w:r>
+          <w:t xml:space="preserve"> </w:t>
+        </w:r>
+      </w:ins>
+      <w:hyperlink r:id="rId15">
+        <w:ins w:id="186" w:author="PR Preview" w:date="2026-01-01T00:00:00Z">
+          <w:r>
+            <w:rPr>
+              <w:rStyle w:val="Hyperlink"/>
+            </w:rPr>
+            <w:t xml:space="preserve">unbiased</w:t>
+          </w:r>
+        </w:ins>
       </w:hyperlink>
-      <w:r>
-        <w:t xml:space="preserve"> </w:t>
-      </w:r>
-      <w:r>
-        <w:t xml:space="preserve">[4]</w:t>
-      </w:r>
-      <w:r>
-        <w:t xml:space="preserve">:</w:t>
-      </w:r>
+      <w:ins w:id="187" w:author="PR Preview" w:date="2026-01-01T00:00:00Z">
+        <w:r>
+          <w:t xml:space="preserve"> </w:t>
+        </w:r>
+      </w:ins>
+      <w:ins w:id="188" w:author="PR Preview" w:date="2026-01-01T00:00:00Z">
+        <w:r>
+          <w:t xml:space="preserve">estimator</w:t>
+        </w:r>
+      </w:ins>
+      <w:ins w:id="189" w:author="PR Preview" w:date="2026-01-01T00:00:00Z">
+        <w:r>
+          <w:t xml:space="preserve"> </w:t>
+        </w:r>
+      </w:ins>
+      <m:oMath>
+        <m:acc>
+          <m:accPr>
+            <m:chr m:val="̂"/>
+          </m:accPr>
+          <m:e>
+            <m:r>
+              <m:t>θ</m:t>
+            </m:r>
+          </m:e>
+        </m:acc>
+      </m:oMath>
+      <w:ins w:id="190" w:author="PR Preview" w:date="2026-01-01T00:00:00Z">
+        <w:r>
+          <w:t xml:space="preserve"> </w:t>
+        </w:r>
+      </w:ins>
+      <w:ins w:id="191" w:author="PR Preview" w:date="2026-01-01T00:00:00Z">
+        <w:r>
+          <w:t xml:space="preserve">of</w:t>
+        </w:r>
+      </w:ins>
+      <w:ins w:id="192" w:author="PR Preview" w:date="2026-01-01T00:00:00Z">
+        <w:r>
+          <w:t xml:space="preserve"> </w:t>
+        </w:r>
+      </w:ins>
+      <m:oMath>
+        <m:r>
+          <m:t>θ</m:t>
+        </m:r>
+      </m:oMath>
+      <w:ins w:id="193" w:author="PR Preview" w:date="2026-01-01T00:00:00Z">
+        <w:r>
+          <w:t xml:space="preserve"> </w:t>
+        </w:r>
+      </w:ins>
+      <w:ins w:id="194" w:author="PR Preview" w:date="2026-01-01T00:00:00Z">
+        <w:r>
+          <w:t xml:space="preserve">is</w:t>
+        </w:r>
+      </w:ins>
+      <w:ins w:id="195" w:author="PR Preview" w:date="2026-01-01T00:00:00Z">
+        <w:r>
+          <w:t xml:space="preserve"> </w:t>
+        </w:r>
+      </w:ins>
+      <w:ins w:id="196" w:author="PR Preview" w:date="2026-01-01T00:00:00Z">
+        <w:r>
+          <w:rPr>
+            <w:b/>
+            <w:bCs/>
+          </w:rPr>
+          <w:t xml:space="preserve">efficient</w:t>
+        </w:r>
+      </w:ins>
+      <w:ins w:id="197" w:author="PR Preview" w:date="2026-01-01T00:00:00Z">
+        <w:r>
+          <w:t xml:space="preserve"> </w:t>
+        </w:r>
+      </w:ins>
+      <w:ins w:id="198" w:author="PR Preview" w:date="2026-01-01T00:00:00Z">
+        <w:r>
+          <w:t xml:space="preserve">if its</w:t>
+        </w:r>
+      </w:ins>
+      <w:ins w:id="199" w:author="PR Preview" w:date="2026-01-01T00:00:00Z">
+        <w:r>
+          <w:t xml:space="preserve"> </w:t>
+        </w:r>
+      </w:ins>
+      <w:hyperlink r:id="rId56">
+        <w:ins w:id="200" w:author="PR Preview" w:date="2026-01-01T00:00:00Z">
+          <w:r>
+            <w:rPr>
+              <w:rStyle w:val="Hyperlink"/>
+            </w:rPr>
+            <w:t xml:space="preserve">variance</w:t>
+          </w:r>
+        </w:ins>
+      </w:hyperlink>
+      <w:ins w:id="201" w:author="PR Preview" w:date="2026-01-01T00:00:00Z">
+        <w:r>
+          <w:t xml:space="preserve"> </w:t>
+        </w:r>
+      </w:ins>
+      <w:ins w:id="202" w:author="PR Preview" w:date="2026-01-01T00:00:00Z">
+        <w:r>
+          <w:t xml:space="preserve">equals the</w:t>
+        </w:r>
+      </w:ins>
+      <w:ins w:id="203" w:author="PR Preview" w:date="2026-01-01T00:00:00Z">
+        <w:r>
+          <w:t xml:space="preserve"> </w:t>
+        </w:r>
+      </w:ins>
+      <w:hyperlink w:anchor="thm-cramer-rao">
+        <w:ins w:id="204" w:author="PR Preview" w:date="2026-01-01T00:00:00Z">
+          <w:r>
+            <w:rPr>
+              <w:rStyle w:val="Hyperlink"/>
+            </w:rPr>
+            <w:t xml:space="preserve">Cramér–Rao lower bound</w:t>
+          </w:r>
+        </w:ins>
+      </w:hyperlink>
+      <w:ins w:id="205" w:author="PR Preview" w:date="2026-01-01T00:00:00Z">
+        <w:r>
+          <w:t xml:space="preserve">:</w:t>
+        </w:r>
+      </w:ins>
     </w:p>
     <w:p>
       <w:pPr>
@@ -8757,30 +9692,84 @@
       <w:pPr>
         <w:pStyle w:val="FirstParagraph"/>
       </w:pPr>
-      <w:r>
-        <w:t xml:space="preserve">Source:</w:t>
-      </w:r>
-      <w:r>
-        <w:t xml:space="preserve"> </w:t>
-      </w:r>
-      <w:r>
-        <w:t xml:space="preserve">Casella and Berger [2, Sec. 7.3.2]</w:t>
-      </w:r>
-      <w:r>
-        <w:t xml:space="preserve">;</w:t>
-      </w:r>
-      <w:r>
-        <w:t xml:space="preserve"> </w:t>
-      </w:r>
-      <w:r>
-        <w:t xml:space="preserve">Wikipedia contributors [4]</w:t>
-      </w:r>
-      <w:r>
-        <w:t xml:space="preserve">.</w:t>
-      </w:r>
+      <w:del w:id="206" w:author="PR Preview" w:date="2026-01-01T00:00:00Z">
+        <w:r>
+          <w:delText xml:space="preserve">Source:</w:delText>
+        </w:r>
+      </w:del>
+      <w:del w:id="207" w:author="PR Preview" w:date="2026-01-01T00:00:00Z">
+        <w:r>
+          <w:delText xml:space="preserve"> </w:delText>
+        </w:r>
+      </w:del>
+      <w:del w:id="208" w:author="PR Preview" w:date="2026-01-01T00:00:00Z">
+        <w:r>
+          <w:delText xml:space="preserve">Casella and Berger [2, Sec. 7.3.2]</w:delText>
+        </w:r>
+      </w:del>
+      <w:del w:id="209" w:author="PR Preview" w:date="2026-01-01T00:00:00Z">
+        <w:r>
+          <w:delText xml:space="preserve">;</w:delText>
+        </w:r>
+      </w:del>
+      <w:del w:id="210" w:author="PR Preview" w:date="2026-01-01T00:00:00Z">
+        <w:r>
+          <w:delText xml:space="preserve"> </w:delText>
+        </w:r>
+      </w:del>
+      <w:del w:id="211" w:author="PR Preview" w:date="2026-01-01T00:00:00Z">
+        <w:r>
+          <w:delText xml:space="preserve">Wikipedia contributors [4]</w:delText>
+        </w:r>
+      </w:del>
+      <w:del w:id="212" w:author="PR Preview" w:date="2026-01-01T00:00:00Z">
+        <w:r>
+          <w:delText xml:space="preserve">.</w:delText>
+        </w:r>
+      </w:del>
     </w:p>
-    <w:bookmarkEnd w:id="55"/>
-    <w:bookmarkStart w:id="56" w:name="rem-efficient-minimum-variance"/>
+    <w:p>
+      <w:pPr>
+        <w:pStyle w:val="FirstParagraph"/>
+      </w:pPr>
+      <w:ins w:id="213" w:author="PR Preview" w:date="2026-01-01T00:00:00Z">
+        <w:r>
+          <w:t xml:space="preserve">Source:</w:t>
+        </w:r>
+      </w:ins>
+      <w:ins w:id="214" w:author="PR Preview" w:date="2026-01-01T00:00:00Z">
+        <w:r>
+          <w:t xml:space="preserve"> </w:t>
+        </w:r>
+      </w:ins>
+      <w:ins w:id="215" w:author="PR Preview" w:date="2026-01-01T00:00:00Z">
+        <w:r>
+          <w:t xml:space="preserve">Casella and Berger [1, Sec. 7.3.2]</w:t>
+        </w:r>
+      </w:ins>
+      <w:ins w:id="216" w:author="PR Preview" w:date="2026-01-01T00:00:00Z">
+        <w:r>
+          <w:t xml:space="preserve">;</w:t>
+        </w:r>
+      </w:ins>
+      <w:ins w:id="217" w:author="PR Preview" w:date="2026-01-01T00:00:00Z">
+        <w:r>
+          <w:t xml:space="preserve"> </w:t>
+        </w:r>
+      </w:ins>
+      <w:ins w:id="218" w:author="PR Preview" w:date="2026-01-01T00:00:00Z">
+        <w:r>
+          <w:t xml:space="preserve">Wikipedia contributors [4]</w:t>
+        </w:r>
+      </w:ins>
+      <w:ins w:id="219" w:author="PR Preview" w:date="2026-01-01T00:00:00Z">
+        <w:r>
+          <w:t xml:space="preserve">.</w:t>
+        </w:r>
+      </w:ins>
+    </w:p>
+    <w:bookmarkEnd w:id="57"/>
+    <w:bookmarkStart w:id="58" w:name="rem-efficient-minimum-variance"/>
     <w:p>
       <w:pPr>
         <w:pStyle w:val="BodyText"/>
@@ -8816,7 +9805,7 @@
       <w:r>
         <w:t xml:space="preserve">(</w:t>
       </w:r>
-      <w:hyperlink r:id="rId37">
+      <w:hyperlink r:id="rId38">
         <w:r>
           <w:rPr>
             <w:rStyle w:val="Hyperlink"/>
@@ -8828,8 +9817,8 @@
         <w:t xml:space="preserve">, with zero bias).</w:t>
       </w:r>
     </w:p>
-    <w:bookmarkEnd w:id="56"/>
-    <w:bookmarkStart w:id="60" w:name="exm-poisson-efficient"/>
+    <w:bookmarkEnd w:id="58"/>
+    <w:bookmarkStart w:id="62" w:name="exm-poisson-efficient"/>
     <w:p>
       <w:pPr>
         <w:pStyle w:val="BodyText"/>
@@ -8983,7 +9972,7 @@
       <w:r>
         <w:t xml:space="preserve">(</w:t>
       </w:r>
-      <w:hyperlink r:id="rId57">
+      <w:hyperlink r:id="rId59">
         <w:r>
           <w:rPr>
             <w:rStyle w:val="Hyperlink"/>
@@ -9115,7 +10104,7 @@
       <w:r>
         <w:t xml:space="preserve">(</w:t>
       </w:r>
-      <w:hyperlink r:id="rId25">
+      <w:hyperlink r:id="rId26">
         <w:r>
           <w:rPr>
             <w:rStyle w:val="Hyperlink"/>
@@ -9183,7 +10172,7 @@
       <w:r>
         <w:t xml:space="preserve">(</w:t>
       </w:r>
-      <w:hyperlink r:id="rId58">
+      <w:hyperlink r:id="rId60">
         <w:r>
           <w:rPr>
             <w:rStyle w:val="Hyperlink"/>
@@ -9433,7 +10422,7 @@
       <w:r>
         <w:t xml:space="preserve">It is also the maximum likelihood estimator (</w:t>
       </w:r>
-      <w:hyperlink r:id="rId59">
+      <w:hyperlink r:id="rId61">
         <w:r>
           <w:rPr>
             <w:rStyle w:val="Hyperlink"/>
@@ -9445,8 +10434,8 @@
         <w:t xml:space="preserve">).</w:t>
       </w:r>
     </w:p>
-    <w:bookmarkEnd w:id="60"/>
-    <w:bookmarkStart w:id="63" w:name="rem-cramer-rao-scope"/>
+    <w:bookmarkEnd w:id="62"/>
+    <w:bookmarkStart w:id="65" w:name="rem-cramer-rao-scope"/>
     <w:p>
       <w:pPr>
         <w:pStyle w:val="BodyText"/>
@@ -9473,7 +10462,7 @@
       <w:r>
         <w:t xml:space="preserve"> </w:t>
       </w:r>
-      <w:hyperlink r:id="rId42">
+      <w:hyperlink r:id="rId43">
         <w:r>
           <w:rPr>
             <w:rStyle w:val="Hyperlink"/>
@@ -9546,7 +10535,7 @@
       <w:r>
         <w:t xml:space="preserve"> </w:t>
       </w:r>
-      <w:hyperlink r:id="rId61">
+      <w:hyperlink r:id="rId63">
         <w:r>
           <w:rPr>
             <w:rStyle w:val="Hyperlink"/>
@@ -9600,7 +10589,7 @@
       <w:r>
         <w:t xml:space="preserve"> </w:t>
       </w:r>
-      <w:hyperlink r:id="rId37">
+      <w:hyperlink r:id="rId38">
         <w:r>
           <w:rPr>
             <w:rStyle w:val="Hyperlink"/>
@@ -9723,7 +10712,7 @@
       <w:r>
         <w:t xml:space="preserve"> </w:t>
       </w:r>
-      <w:hyperlink r:id="rId62">
+      <w:hyperlink r:id="rId64">
         <w:r>
           <w:rPr>
             <w:rStyle w:val="Hyperlink"/>
@@ -9738,7 +10727,7 @@
         <w:t xml:space="preserve">attains it asymptotically.</w:t>
       </w:r>
     </w:p>
-    <w:bookmarkEnd w:id="63"/>
+    <w:bookmarkEnd w:id="65"/>
     <w:p>
       <w:pPr>
         <w:pStyle w:val="Compact"/>
@@ -9765,15 +10754,21 @@
           <w:numId w:val="1001"/>
         </w:numPr>
       </w:pPr>
-      <w:r>
-        <w:t xml:space="preserve">Casella and Berger [2, Sec. 7.3.2], pp. 334–341</w:t>
-      </w:r>
-      <w:r>
-        <w:t xml:space="preserve"> </w:t>
-      </w:r>
-      <w:r>
-        <w:t xml:space="preserve">covers best unbiased estimators and the Cramér–Rao bound.</w:t>
-      </w:r>
+      <w:del w:id="220" w:author="PR Preview" w:date="2026-01-01T00:00:00Z">
+        <w:r>
+          <w:delText xml:space="preserve">Casella and Berger [2, Sec. 7.3.2], pp. 334–341</w:delText>
+        </w:r>
+      </w:del>
+      <w:del w:id="221" w:author="PR Preview" w:date="2026-01-01T00:00:00Z">
+        <w:r>
+          <w:delText xml:space="preserve"> </w:delText>
+        </w:r>
+      </w:del>
+      <w:del w:id="222" w:author="PR Preview" w:date="2026-01-01T00:00:00Z">
+        <w:r>
+          <w:delText xml:space="preserve">covers best unbiased estimators and the Cramér–Rao bound.</w:delText>
+        </w:r>
+      </w:del>
     </w:p>
     <w:p>
       <w:pPr>
@@ -9783,15 +10778,21 @@
           <w:numId w:val="1001"/>
         </w:numPr>
       </w:pPr>
-      <w:r>
-        <w:t xml:space="preserve">Rice [9, Sec. 8.5.2], pp. 274–278</w:t>
-      </w:r>
-      <w:r>
-        <w:t xml:space="preserve"> </w:t>
-      </w:r>
-      <w:r>
-        <w:t xml:space="preserve">covers large-sample theory for maximum likelihood estimators.</w:t>
-      </w:r>
+      <w:ins w:id="223" w:author="PR Preview" w:date="2026-01-01T00:00:00Z">
+        <w:r>
+          <w:t xml:space="preserve">Casella and Berger [1, Sec. 7.3.2], pp. 334–341</w:t>
+        </w:r>
+      </w:ins>
+      <w:ins w:id="224" w:author="PR Preview" w:date="2026-01-01T00:00:00Z">
+        <w:r>
+          <w:t xml:space="preserve"> </w:t>
+        </w:r>
+      </w:ins>
+      <w:ins w:id="225" w:author="PR Preview" w:date="2026-01-01T00:00:00Z">
+        <w:r>
+          <w:t xml:space="preserve">covers best unbiased estimators and the Cramér–Rao bound.</w:t>
+        </w:r>
+      </w:ins>
     </w:p>
     <w:p>
       <w:pPr>
@@ -9802,6 +10803,24 @@
         </w:numPr>
       </w:pPr>
       <w:r>
+        <w:t xml:space="preserve">Rice [9, Sec. 8.5.2], pp. 274–278</w:t>
+      </w:r>
+      <w:r>
+        <w:t xml:space="preserve"> </w:t>
+      </w:r>
+      <w:r>
+        <w:t xml:space="preserve">covers large-sample theory for maximum likelihood estimators.</w:t>
+      </w:r>
+    </w:p>
+    <w:p>
+      <w:pPr>
+        <w:pStyle w:val="Compact"/>
+        <w:numPr>
+          <w:ilvl w:val="0"/>
+          <w:numId w:val="1001"/>
+        </w:numPr>
+      </w:pPr>
+      <w:r>
         <w:t xml:space="preserve">Rice [9, Sec. 8.7], pp. 298–304</w:t>
       </w:r>
       <w:r>
@@ -9811,8 +10830,8 @@
         <w:t xml:space="preserve">covers efficiency and the Cramér–Rao lower bound.</w:t>
       </w:r>
     </w:p>
-    <w:bookmarkEnd w:id="64"/>
-    <w:bookmarkStart w:id="80" w:name="references"/>
+    <w:bookmarkEnd w:id="66"/>
+    <w:bookmarkStart w:id="82" w:name="references"/>
     <w:p>
       <w:pPr>
         <w:pStyle w:val="Heading2"/>
@@ -9821,144 +10840,336 @@
         <w:t xml:space="preserve">References</w:t>
       </w:r>
     </w:p>
-    <w:bookmarkStart w:id="79" w:name="refs"/>
-    <w:bookmarkStart w:id="66" w:name="ref-wikipedia_consistent_estimator"/>
-    <w:p>
-      <w:pPr>
-        <w:pStyle w:val="Bibliography"/>
-      </w:pPr>
-      <w:r>
-        <w:t xml:space="preserve">[1]</w:t>
-      </w:r>
-      <w:r>
-        <w:t xml:space="preserve"> </w:t>
-      </w:r>
-      <w:r>
-        <w:t xml:space="preserve">	</w:t>
-      </w:r>
-      <w:r>
-        <w:t xml:space="preserve">Wikipedia contributors,</w:t>
-      </w:r>
-      <w:r>
-        <w:t xml:space="preserve"> </w:t>
-      </w:r>
-      <w:r>
-        <w:t xml:space="preserve">“Consistent estimator —</w:t>
-      </w:r>
-      <w:r>
-        <w:t xml:space="preserve"> </w:t>
-      </w:r>
-      <w:r>
-        <w:t xml:space="preserve">Wikipedia</w:t>
-      </w:r>
-      <w:r>
-        <w:t xml:space="preserve">,</w:t>
-      </w:r>
-      <w:r>
-        <w:t xml:space="preserve"> </w:t>
-      </w:r>
-      <w:r>
-        <w:t xml:space="preserve">the free encyclopedia.”</w:t>
-      </w:r>
-      <w:r>
-        <w:t xml:space="preserve"> </w:t>
-      </w:r>
-      <w:r>
-        <w:t xml:space="preserve">2026. Available:</w:t>
-      </w:r>
-      <w:r>
-        <w:t xml:space="preserve"> </w:t>
-      </w:r>
-      <w:hyperlink r:id="rId65">
-        <w:r>
-          <w:rPr>
-            <w:rStyle w:val="Hyperlink"/>
-          </w:rPr>
-          <w:t xml:space="preserve">https://en.wikipedia.org/wiki/Consistent_estimator</w:t>
-        </w:r>
-      </w:hyperlink>
-    </w:p>
-    <w:bookmarkEnd w:id="66"/>
+    <w:bookmarkStart w:id="81" w:name="refs"/>
     <w:bookmarkStart w:id="68" w:name="ref-CaseBerg01"/>
     <w:p>
       <w:pPr>
         <w:pStyle w:val="Bibliography"/>
       </w:pPr>
-      <w:r>
-        <w:t xml:space="preserve">[2]</w:t>
-      </w:r>
-      <w:r>
-        <w:t xml:space="preserve"> </w:t>
-      </w:r>
-      <w:r>
-        <w:t xml:space="preserve">	</w:t>
-      </w:r>
-      <w:r>
-        <w:t xml:space="preserve">G. Casella and R. Berger,</w:t>
-      </w:r>
-      <w:r>
-        <w:t xml:space="preserve"> </w:t>
-      </w:r>
-      <w:r>
-        <w:rPr>
-          <w:i/>
-          <w:iCs/>
-        </w:rPr>
-        <w:t xml:space="preserve">Statistical inference</w:t>
-      </w:r>
-      <w:r>
-        <w:t xml:space="preserve">, 2nd ed. Cengage Learning, 2002. Available:</w:t>
-      </w:r>
-      <w:r>
-        <w:t xml:space="preserve"> </w:t>
-      </w:r>
-      <w:hyperlink r:id="rId67">
-        <w:r>
-          <w:rPr>
-            <w:rStyle w:val="Hyperlink"/>
-          </w:rPr>
-          <w:t xml:space="preserve">https://www.cengage.com/c/statistical-inference-2e-casella-berger/9780534243128/</w:t>
-        </w:r>
+      <w:del w:id="226" w:author="PR Preview" w:date="2026-01-01T00:00:00Z">
+        <w:r>
+          <w:delText xml:space="preserve">[1]</w:delText>
+        </w:r>
+      </w:del>
+      <w:del w:id="227" w:author="PR Preview" w:date="2026-01-01T00:00:00Z">
+        <w:r>
+          <w:delText xml:space="preserve"> </w:delText>
+        </w:r>
+      </w:del>
+      <w:del w:id="228" w:author="PR Preview" w:date="2026-01-01T00:00:00Z">
+        <w:r>
+          <w:delText xml:space="preserve">	</w:delText>
+        </w:r>
+      </w:del>
+      <w:del w:id="229" w:author="PR Preview" w:date="2026-01-01T00:00:00Z">
+        <w:r>
+          <w:delText xml:space="preserve">Wikipedia contributors,</w:delText>
+        </w:r>
+      </w:del>
+      <w:del w:id="230" w:author="PR Preview" w:date="2026-01-01T00:00:00Z">
+        <w:r>
+          <w:delText xml:space="preserve"> </w:delText>
+        </w:r>
+      </w:del>
+      <w:del w:id="231" w:author="PR Preview" w:date="2026-01-01T00:00:00Z">
+        <w:r>
+          <w:delText xml:space="preserve">“Consistent estimator —</w:delText>
+        </w:r>
+      </w:del>
+      <w:del w:id="232" w:author="PR Preview" w:date="2026-01-01T00:00:00Z">
+        <w:r>
+          <w:delText xml:space="preserve"> </w:delText>
+        </w:r>
+      </w:del>
+      <w:del w:id="233" w:author="PR Preview" w:date="2026-01-01T00:00:00Z">
+        <w:r>
+          <w:delText xml:space="preserve">Wikipedia</w:delText>
+        </w:r>
+      </w:del>
+      <w:del w:id="234" w:author="PR Preview" w:date="2026-01-01T00:00:00Z">
+        <w:r>
+          <w:delText xml:space="preserve">,</w:delText>
+        </w:r>
+      </w:del>
+      <w:del w:id="235" w:author="PR Preview" w:date="2026-01-01T00:00:00Z">
+        <w:r>
+          <w:delText xml:space="preserve"> </w:delText>
+        </w:r>
+      </w:del>
+      <w:del w:id="236" w:author="PR Preview" w:date="2026-01-01T00:00:00Z">
+        <w:r>
+          <w:delText xml:space="preserve">the free encyclopedia.”</w:delText>
+        </w:r>
+      </w:del>
+      <w:del w:id="237" w:author="PR Preview" w:date="2026-01-01T00:00:00Z">
+        <w:r>
+          <w:delText xml:space="preserve"> </w:delText>
+        </w:r>
+      </w:del>
+      <w:del w:id="238" w:author="PR Preview" w:date="2026-01-01T00:00:00Z">
+        <w:r>
+          <w:delText xml:space="preserve">2026. Available:</w:delText>
+        </w:r>
+      </w:del>
+      <w:del w:id="239" w:author="PR Preview" w:date="2026-01-01T00:00:00Z">
+        <w:r>
+          <w:delText xml:space="preserve"> </w:delText>
+        </w:r>
+      </w:del>
+      <w:hyperlink r:id="rId69">
+        <w:del w:id="240" w:author="PR Preview" w:date="2026-01-01T00:00:00Z">
+          <w:r>
+            <w:rPr>
+              <w:rStyle w:val="Hyperlink"/>
+            </w:rPr>
+            <w:delText xml:space="preserve">https://en.wikipedia.org/wiki/Consistent_estimator</w:delText>
+          </w:r>
+        </w:del>
       </w:hyperlink>
     </w:p>
-    <w:bookmarkEnd w:id="68"/>
-    <w:bookmarkStart w:id="69" w:name="ref-hosmer1989applied"/>
     <w:p>
       <w:pPr>
         <w:pStyle w:val="Bibliography"/>
       </w:pPr>
-      <w:r>
-        <w:t xml:space="preserve">[3]</w:t>
-      </w:r>
-      <w:r>
-        <w:t xml:space="preserve"> </w:t>
-      </w:r>
-      <w:r>
-        <w:t xml:space="preserve">	</w:t>
-      </w:r>
-      <w:r>
-        <w:t xml:space="preserve">D. W. Hosmer and S. Lemeshow,</w:t>
-      </w:r>
-      <w:r>
-        <w:t xml:space="preserve"> </w:t>
-      </w:r>
-      <w:r>
-        <w:rPr>
-          <w:i/>
-          <w:iCs/>
-        </w:rPr>
-        <w:t xml:space="preserve">Applied logistic regression</w:t>
-      </w:r>
-      <w:r>
-        <w:t xml:space="preserve">. New York: Wiley, 1989.</w:t>
-      </w:r>
+      <w:del w:id="241" w:author="PR Preview" w:date="2026-01-01T00:00:00Z">
+        <w:r>
+          <w:delText xml:space="preserve">[2]</w:delText>
+        </w:r>
+      </w:del>
+      <w:del w:id="242" w:author="PR Preview" w:date="2026-01-01T00:00:00Z">
+        <w:r>
+          <w:delText xml:space="preserve"> </w:delText>
+        </w:r>
+      </w:del>
+      <w:del w:id="243" w:author="PR Preview" w:date="2026-01-01T00:00:00Z">
+        <w:r>
+          <w:delText xml:space="preserve">	</w:delText>
+        </w:r>
+      </w:del>
+      <w:del w:id="244" w:author="PR Preview" w:date="2026-01-01T00:00:00Z">
+        <w:r>
+          <w:delText xml:space="preserve">G. Casella and R. Berger,</w:delText>
+        </w:r>
+      </w:del>
+      <w:del w:id="245" w:author="PR Preview" w:date="2026-01-01T00:00:00Z">
+        <w:r>
+          <w:delText xml:space="preserve"> </w:delText>
+        </w:r>
+      </w:del>
+      <w:del w:id="246" w:author="PR Preview" w:date="2026-01-01T00:00:00Z">
+        <w:r>
+          <w:rPr>
+            <w:i/>
+            <w:iCs/>
+          </w:rPr>
+          <w:delText xml:space="preserve">Statistical inference</w:delText>
+        </w:r>
+      </w:del>
+      <w:del w:id="247" w:author="PR Preview" w:date="2026-01-01T00:00:00Z">
+        <w:r>
+          <w:delText xml:space="preserve">, 2nd ed. Cengage Learning, 2002. Available:</w:delText>
+        </w:r>
+      </w:del>
+      <w:del w:id="248" w:author="PR Preview" w:date="2026-01-01T00:00:00Z">
+        <w:r>
+          <w:delText xml:space="preserve"> </w:delText>
+        </w:r>
+      </w:del>
+      <w:hyperlink r:id="rId67">
+        <w:del w:id="249" w:author="PR Preview" w:date="2026-01-01T00:00:00Z">
+          <w:r>
+            <w:rPr>
+              <w:rStyle w:val="Hyperlink"/>
+            </w:rPr>
+            <w:delText xml:space="preserve">https://www.cengage.com/c/statistical-inference-2e-casella-berger/9780534243128/</w:delText>
+          </w:r>
+        </w:del>
+      </w:hyperlink>
     </w:p>
-    <w:bookmarkEnd w:id="69"/>
-    <w:bookmarkStart w:id="71" w:name="ref-wikipedia_efficiency_statistics"/>
     <w:p>
       <w:pPr>
         <w:pStyle w:val="Bibliography"/>
       </w:pPr>
+      <w:ins w:id="250" w:author="PR Preview" w:date="2026-01-01T00:00:00Z">
+        <w:r>
+          <w:t xml:space="preserve">[1]</w:t>
+        </w:r>
+      </w:ins>
+      <w:ins w:id="251" w:author="PR Preview" w:date="2026-01-01T00:00:00Z">
+        <w:r>
+          <w:t xml:space="preserve"> </w:t>
+        </w:r>
+      </w:ins>
+      <w:ins w:id="252" w:author="PR Preview" w:date="2026-01-01T00:00:00Z">
+        <w:r>
+          <w:t xml:space="preserve">	</w:t>
+        </w:r>
+      </w:ins>
+      <w:ins w:id="253" w:author="PR Preview" w:date="2026-01-01T00:00:00Z">
+        <w:r>
+          <w:t xml:space="preserve">G. Casella and R. Berger,</w:t>
+        </w:r>
+      </w:ins>
+      <w:ins w:id="254" w:author="PR Preview" w:date="2026-01-01T00:00:00Z">
+        <w:r>
+          <w:t xml:space="preserve"> </w:t>
+        </w:r>
+      </w:ins>
+      <w:ins w:id="255" w:author="PR Preview" w:date="2026-01-01T00:00:00Z">
+        <w:r>
+          <w:rPr>
+            <w:i/>
+            <w:iCs/>
+          </w:rPr>
+          <w:t xml:space="preserve">Statistical inference</w:t>
+        </w:r>
+      </w:ins>
+      <w:ins w:id="256" w:author="PR Preview" w:date="2026-01-01T00:00:00Z">
+        <w:r>
+          <w:t xml:space="preserve">, 2nd ed. Cengage Learning, 2002. Available:</w:t>
+        </w:r>
+      </w:ins>
+      <w:ins w:id="257" w:author="PR Preview" w:date="2026-01-01T00:00:00Z">
+        <w:r>
+          <w:t xml:space="preserve"> </w:t>
+        </w:r>
+      </w:ins>
+      <w:hyperlink r:id="rId67">
+        <w:ins w:id="258" w:author="PR Preview" w:date="2026-01-01T00:00:00Z">
+          <w:r>
+            <w:rPr>
+              <w:rStyle w:val="Hyperlink"/>
+            </w:rPr>
+            <w:t xml:space="preserve">https://www.cengage.com/c/statistical-inference-2e-casella-berger/9780534243128/</w:t>
+          </w:r>
+        </w:ins>
+      </w:hyperlink>
+    </w:p>
+    <w:bookmarkEnd w:id="68"/>
+    <w:bookmarkStart w:id="70" w:name="ref-wikipedia_consistent_estimator"/>
+    <w:p>
+      <w:pPr>
+        <w:pStyle w:val="Bibliography"/>
+      </w:pPr>
+      <w:ins w:id="259" w:author="PR Preview" w:date="2026-01-01T00:00:00Z">
+        <w:r>
+          <w:t xml:space="preserve">[2]</w:t>
+        </w:r>
+      </w:ins>
+      <w:ins w:id="260" w:author="PR Preview" w:date="2026-01-01T00:00:00Z">
+        <w:r>
+          <w:t xml:space="preserve"> </w:t>
+        </w:r>
+      </w:ins>
+      <w:ins w:id="261" w:author="PR Preview" w:date="2026-01-01T00:00:00Z">
+        <w:r>
+          <w:t xml:space="preserve">	</w:t>
+        </w:r>
+      </w:ins>
+      <w:ins w:id="262" w:author="PR Preview" w:date="2026-01-01T00:00:00Z">
+        <w:r>
+          <w:t xml:space="preserve">Wikipedia contributors,</w:t>
+        </w:r>
+      </w:ins>
+      <w:ins w:id="263" w:author="PR Preview" w:date="2026-01-01T00:00:00Z">
+        <w:r>
+          <w:t xml:space="preserve"> </w:t>
+        </w:r>
+      </w:ins>
+      <w:ins w:id="264" w:author="PR Preview" w:date="2026-01-01T00:00:00Z">
+        <w:r>
+          <w:t xml:space="preserve">“Consistent estimator —</w:t>
+        </w:r>
+      </w:ins>
+      <w:ins w:id="265" w:author="PR Preview" w:date="2026-01-01T00:00:00Z">
+        <w:r>
+          <w:t xml:space="preserve"> </w:t>
+        </w:r>
+      </w:ins>
+      <w:ins w:id="266" w:author="PR Preview" w:date="2026-01-01T00:00:00Z">
+        <w:r>
+          <w:t xml:space="preserve">Wikipedia</w:t>
+        </w:r>
+      </w:ins>
+      <w:ins w:id="267" w:author="PR Preview" w:date="2026-01-01T00:00:00Z">
+        <w:r>
+          <w:t xml:space="preserve">,</w:t>
+        </w:r>
+      </w:ins>
+      <w:ins w:id="268" w:author="PR Preview" w:date="2026-01-01T00:00:00Z">
+        <w:r>
+          <w:t xml:space="preserve"> </w:t>
+        </w:r>
+      </w:ins>
+      <w:ins w:id="269" w:author="PR Preview" w:date="2026-01-01T00:00:00Z">
+        <w:r>
+          <w:t xml:space="preserve">the free encyclopedia.”</w:t>
+        </w:r>
+      </w:ins>
+      <w:ins w:id="270" w:author="PR Preview" w:date="2026-01-01T00:00:00Z">
+        <w:r>
+          <w:t xml:space="preserve"> </w:t>
+        </w:r>
+      </w:ins>
+      <w:ins w:id="271" w:author="PR Preview" w:date="2026-01-01T00:00:00Z">
+        <w:r>
+          <w:t xml:space="preserve">2026. Available:</w:t>
+        </w:r>
+      </w:ins>
+      <w:ins w:id="272" w:author="PR Preview" w:date="2026-01-01T00:00:00Z">
+        <w:r>
+          <w:t xml:space="preserve"> </w:t>
+        </w:r>
+      </w:ins>
+      <w:hyperlink r:id="rId69">
+        <w:ins w:id="273" w:author="PR Preview" w:date="2026-01-01T00:00:00Z">
+          <w:r>
+            <w:rPr>
+              <w:rStyle w:val="Hyperlink"/>
+            </w:rPr>
+            <w:t xml:space="preserve">https://en.wikipedia.org/wiki/Consistent_estimator</w:t>
+          </w:r>
+        </w:ins>
+      </w:hyperlink>
+    </w:p>
+    <w:bookmarkEnd w:id="70"/>
+    <w:bookmarkStart w:id="71" w:name="ref-hosmer1989applied"/>
+    <w:p>
+      <w:pPr>
+        <w:pStyle w:val="Bibliography"/>
+      </w:pPr>
+      <w:r>
+        <w:t xml:space="preserve">[3]</w:t>
+      </w:r>
+      <w:r>
+        <w:t xml:space="preserve"> </w:t>
+      </w:r>
+      <w:r>
+        <w:t xml:space="preserve">	</w:t>
+      </w:r>
+      <w:r>
+        <w:t xml:space="preserve">D. W. Hosmer and S. Lemeshow,</w:t>
+      </w:r>
+      <w:r>
+        <w:t xml:space="preserve"> </w:t>
+      </w:r>
+      <w:r>
+        <w:rPr>
+          <w:i/>
+          <w:iCs/>
+        </w:rPr>
+        <w:t xml:space="preserve">Applied logistic regression</w:t>
+      </w:r>
+      <w:r>
+        <w:t xml:space="preserve">. New York: Wiley, 1989.</w:t>
+      </w:r>
+    </w:p>
+    <w:bookmarkEnd w:id="71"/>
+    <w:bookmarkStart w:id="73" w:name="ref-wikipedia_efficiency_statistics"/>
+    <w:p>
+      <w:pPr>
+        <w:pStyle w:val="Bibliography"/>
+      </w:pPr>
       <w:r>
         <w:t xml:space="preserve">[4]</w:t>
       </w:r>
@@ -10001,75 +11212,12 @@
       <w:r>
         <w:t xml:space="preserve"> </w:t>
       </w:r>
-      <w:hyperlink r:id="rId70">
+      <w:hyperlink r:id="rId72">
         <w:r>
           <w:rPr>
             <w:rStyle w:val="Hyperlink"/>
           </w:rPr>
           <w:t xml:space="preserve">https://en.wikipedia.org/wiki/Efficiency_%28statistics%29</w:t>
-        </w:r>
-      </w:hyperlink>
-    </w:p>
-    <w:bookmarkEnd w:id="71"/>
-    <w:bookmarkStart w:id="73" w:name="ref-wikipedia_cram_r_rao_bound"/>
-    <w:p>
-      <w:pPr>
-        <w:pStyle w:val="Bibliography"/>
-      </w:pPr>
-      <w:r>
-        <w:t xml:space="preserve">[5]</w:t>
-      </w:r>
-      <w:r>
-        <w:t xml:space="preserve"> </w:t>
-      </w:r>
-      <w:r>
-        <w:t xml:space="preserve">	</w:t>
-      </w:r>
-      <w:r>
-        <w:t xml:space="preserve">Wikipedia contributors,</w:t>
-      </w:r>
-      <w:r>
-        <w:t xml:space="preserve"> </w:t>
-      </w:r>
-      <w:r>
-        <w:t xml:space="preserve">“Cram</w:t>
-      </w:r>
-      <w:r>
-        <w:t xml:space="preserve">é</w:t>
-      </w:r>
-      <w:r>
-        <w:t xml:space="preserve">r–rao bound —</w:t>
-      </w:r>
-      <w:r>
-        <w:t xml:space="preserve"> </w:t>
-      </w:r>
-      <w:r>
-        <w:t xml:space="preserve">Wikipedia</w:t>
-      </w:r>
-      <w:r>
-        <w:t xml:space="preserve">,</w:t>
-      </w:r>
-      <w:r>
-        <w:t xml:space="preserve"> </w:t>
-      </w:r>
-      <w:r>
-        <w:t xml:space="preserve">the free encyclopedia.”</w:t>
-      </w:r>
-      <w:r>
-        <w:t xml:space="preserve"> </w:t>
-      </w:r>
-      <w:r>
-        <w:t xml:space="preserve">2026. Available:</w:t>
-      </w:r>
-      <w:r>
-        <w:t xml:space="preserve"> </w:t>
-      </w:r>
-      <w:hyperlink r:id="rId72">
-        <w:r>
-          <w:rPr>
-            <w:rStyle w:val="Hyperlink"/>
-          </w:rPr>
-          <w:t xml:space="preserve">https://en.wikipedia.org/wiki/Cram%C3%A9r%E2%80%93Rao_bound</w:t>
         </w:r>
       </w:hyperlink>
     </w:p>
@@ -10079,37 +11227,268 @@
       <w:pPr>
         <w:pStyle w:val="Bibliography"/>
       </w:pPr>
-      <w:r>
-        <w:t xml:space="preserve">[6]</w:t>
-      </w:r>
-      <w:r>
-        <w:t xml:space="preserve"> </w:t>
-      </w:r>
-      <w:r>
-        <w:t xml:space="preserve">	</w:t>
-      </w:r>
-      <w:r>
-        <w:t xml:space="preserve">C. R. Rao,</w:t>
-      </w:r>
-      <w:r>
-        <w:t xml:space="preserve"> </w:t>
-      </w:r>
-      <w:r>
-        <w:t xml:space="preserve">“Information and the accuracy attainable in the estimation of statistical parameters,”</w:t>
-      </w:r>
-      <w:r>
-        <w:t xml:space="preserve"> </w:t>
-      </w:r>
-      <w:r>
-        <w:rPr>
-          <w:i/>
-          <w:iCs/>
-        </w:rPr>
-        <w:t xml:space="preserve">Bulletin of the Calcutta Mathematical Society</w:t>
-      </w:r>
-      <w:r>
-        <w:t xml:space="preserve">, vol. 37, pp. 81–91, 1945.</w:t>
-      </w:r>
+      <w:del w:id="274" w:author="PR Preview" w:date="2026-01-01T00:00:00Z">
+        <w:r>
+          <w:delText xml:space="preserve">[5]</w:delText>
+        </w:r>
+      </w:del>
+      <w:del w:id="275" w:author="PR Preview" w:date="2026-01-01T00:00:00Z">
+        <w:r>
+          <w:delText xml:space="preserve"> </w:delText>
+        </w:r>
+      </w:del>
+      <w:del w:id="276" w:author="PR Preview" w:date="2026-01-01T00:00:00Z">
+        <w:r>
+          <w:delText xml:space="preserve">	</w:delText>
+        </w:r>
+      </w:del>
+      <w:del w:id="277" w:author="PR Preview" w:date="2026-01-01T00:00:00Z">
+        <w:r>
+          <w:delText xml:space="preserve">Wikipedia contributors,</w:delText>
+        </w:r>
+      </w:del>
+      <w:del w:id="278" w:author="PR Preview" w:date="2026-01-01T00:00:00Z">
+        <w:r>
+          <w:delText xml:space="preserve"> </w:delText>
+        </w:r>
+      </w:del>
+      <w:del w:id="279" w:author="PR Preview" w:date="2026-01-01T00:00:00Z">
+        <w:r>
+          <w:delText xml:space="preserve">“Cram</w:delText>
+        </w:r>
+      </w:del>
+      <w:del w:id="280" w:author="PR Preview" w:date="2026-01-01T00:00:00Z">
+        <w:r>
+          <w:delText xml:space="preserve">é</w:delText>
+        </w:r>
+      </w:del>
+      <w:del w:id="281" w:author="PR Preview" w:date="2026-01-01T00:00:00Z">
+        <w:r>
+          <w:delText xml:space="preserve">r–rao bound —</w:delText>
+        </w:r>
+      </w:del>
+      <w:del w:id="282" w:author="PR Preview" w:date="2026-01-01T00:00:00Z">
+        <w:r>
+          <w:delText xml:space="preserve"> </w:delText>
+        </w:r>
+      </w:del>
+      <w:del w:id="283" w:author="PR Preview" w:date="2026-01-01T00:00:00Z">
+        <w:r>
+          <w:delText xml:space="preserve">Wikipedia</w:delText>
+        </w:r>
+      </w:del>
+      <w:del w:id="284" w:author="PR Preview" w:date="2026-01-01T00:00:00Z">
+        <w:r>
+          <w:delText xml:space="preserve">,</w:delText>
+        </w:r>
+      </w:del>
+      <w:del w:id="285" w:author="PR Preview" w:date="2026-01-01T00:00:00Z">
+        <w:r>
+          <w:delText xml:space="preserve"> </w:delText>
+        </w:r>
+      </w:del>
+      <w:del w:id="286" w:author="PR Preview" w:date="2026-01-01T00:00:00Z">
+        <w:r>
+          <w:delText xml:space="preserve">the free encyclopedia.”</w:delText>
+        </w:r>
+      </w:del>
+      <w:del w:id="287" w:author="PR Preview" w:date="2026-01-01T00:00:00Z">
+        <w:r>
+          <w:delText xml:space="preserve"> </w:delText>
+        </w:r>
+      </w:del>
+      <w:del w:id="288" w:author="PR Preview" w:date="2026-01-01T00:00:00Z">
+        <w:r>
+          <w:delText xml:space="preserve">2026. Available:</w:delText>
+        </w:r>
+      </w:del>
+      <w:del w:id="289" w:author="PR Preview" w:date="2026-01-01T00:00:00Z">
+        <w:r>
+          <w:delText xml:space="preserve"> </w:delText>
+        </w:r>
+      </w:del>
+      <w:hyperlink r:id="rId77">
+        <w:del w:id="290" w:author="PR Preview" w:date="2026-01-01T00:00:00Z">
+          <w:r>
+            <w:rPr>
+              <w:rStyle w:val="Hyperlink"/>
+            </w:rPr>
+            <w:delText xml:space="preserve">https://en.wikipedia.org/wiki/Cram%C3%A9r%E2%80%93Rao_bound</w:delText>
+          </w:r>
+        </w:del>
+      </w:hyperlink>
+    </w:p>
+    <w:p>
+      <w:pPr>
+        <w:pStyle w:val="Bibliography"/>
+      </w:pPr>
+      <w:del w:id="291" w:author="PR Preview" w:date="2026-01-01T00:00:00Z">
+        <w:r>
+          <w:delText xml:space="preserve">[6]</w:delText>
+        </w:r>
+      </w:del>
+      <w:del w:id="292" w:author="PR Preview" w:date="2026-01-01T00:00:00Z">
+        <w:r>
+          <w:delText xml:space="preserve"> </w:delText>
+        </w:r>
+      </w:del>
+      <w:del w:id="293" w:author="PR Preview" w:date="2026-01-01T00:00:00Z">
+        <w:r>
+          <w:delText xml:space="preserve">	</w:delText>
+        </w:r>
+      </w:del>
+      <w:del w:id="294" w:author="PR Preview" w:date="2026-01-01T00:00:00Z">
+        <w:r>
+          <w:delText xml:space="preserve">C. R. Rao,</w:delText>
+        </w:r>
+      </w:del>
+      <w:del w:id="295" w:author="PR Preview" w:date="2026-01-01T00:00:00Z">
+        <w:r>
+          <w:delText xml:space="preserve"> </w:delText>
+        </w:r>
+      </w:del>
+      <w:del w:id="296" w:author="PR Preview" w:date="2026-01-01T00:00:00Z">
+        <w:r>
+          <w:delText xml:space="preserve">“Information and the accuracy attainable in the estimation of statistical parameters,”</w:delText>
+        </w:r>
+      </w:del>
+      <w:del w:id="297" w:author="PR Preview" w:date="2026-01-01T00:00:00Z">
+        <w:r>
+          <w:delText xml:space="preserve"> </w:delText>
+        </w:r>
+      </w:del>
+      <w:del w:id="298" w:author="PR Preview" w:date="2026-01-01T00:00:00Z">
+        <w:r>
+          <w:rPr>
+            <w:i/>
+            <w:iCs/>
+          </w:rPr>
+          <w:delText xml:space="preserve">Bulletin of the Calcutta Mathematical Society</w:delText>
+        </w:r>
+      </w:del>
+      <w:del w:id="299" w:author="PR Preview" w:date="2026-01-01T00:00:00Z">
+        <w:r>
+          <w:delText xml:space="preserve">, vol. 37, pp. 81–91, 1945.</w:delText>
+        </w:r>
+      </w:del>
+    </w:p>
+    <w:p>
+      <w:pPr>
+        <w:pStyle w:val="Bibliography"/>
+      </w:pPr>
+      <w:del w:id="300" w:author="PR Preview" w:date="2026-01-01T00:00:00Z">
+        <w:r>
+          <w:delText xml:space="preserve">[7]</w:delText>
+        </w:r>
+      </w:del>
+      <w:del w:id="301" w:author="PR Preview" w:date="2026-01-01T00:00:00Z">
+        <w:r>
+          <w:delText xml:space="preserve"> </w:delText>
+        </w:r>
+      </w:del>
+      <w:del w:id="302" w:author="PR Preview" w:date="2026-01-01T00:00:00Z">
+        <w:r>
+          <w:delText xml:space="preserve">	</w:delText>
+        </w:r>
+      </w:del>
+      <w:del w:id="303" w:author="PR Preview" w:date="2026-01-01T00:00:00Z">
+        <w:r>
+          <w:delText xml:space="preserve">H. Cramér,</w:delText>
+        </w:r>
+      </w:del>
+      <w:del w:id="304" w:author="PR Preview" w:date="2026-01-01T00:00:00Z">
+        <w:r>
+          <w:delText xml:space="preserve"> </w:delText>
+        </w:r>
+      </w:del>
+      <w:del w:id="305" w:author="PR Preview" w:date="2026-01-01T00:00:00Z">
+        <w:r>
+          <w:rPr>
+            <w:i/>
+            <w:iCs/>
+          </w:rPr>
+          <w:delText xml:space="preserve">Mathematical methods of statistics</w:delText>
+        </w:r>
+      </w:del>
+      <w:del w:id="306" w:author="PR Preview" w:date="2026-01-01T00:00:00Z">
+        <w:r>
+          <w:delText xml:space="preserve">. Princeton, NJ: Princeton University Press, 1946. doi:</w:delText>
+        </w:r>
+      </w:del>
+      <w:del w:id="307" w:author="PR Preview" w:date="2026-01-01T00:00:00Z">
+        <w:r>
+          <w:delText xml:space="preserve"> </w:delText>
+        </w:r>
+      </w:del>
+      <w:hyperlink r:id="rId75">
+        <w:del w:id="308" w:author="PR Preview" w:date="2026-01-01T00:00:00Z">
+          <w:r>
+            <w:rPr>
+              <w:rStyle w:val="Hyperlink"/>
+            </w:rPr>
+            <w:delText xml:space="preserve">10.1515/9781400883868</w:delText>
+          </w:r>
+        </w:del>
+      </w:hyperlink>
+      <w:del w:id="309" w:author="PR Preview" w:date="2026-01-01T00:00:00Z">
+        <w:r>
+          <w:delText xml:space="preserve">.</w:delText>
+        </w:r>
+      </w:del>
+    </w:p>
+    <w:p>
+      <w:pPr>
+        <w:pStyle w:val="Bibliography"/>
+      </w:pPr>
+      <w:ins w:id="310" w:author="PR Preview" w:date="2026-01-01T00:00:00Z">
+        <w:r>
+          <w:t xml:space="preserve">[5]</w:t>
+        </w:r>
+      </w:ins>
+      <w:ins w:id="311" w:author="PR Preview" w:date="2026-01-01T00:00:00Z">
+        <w:r>
+          <w:t xml:space="preserve"> </w:t>
+        </w:r>
+      </w:ins>
+      <w:ins w:id="312" w:author="PR Preview" w:date="2026-01-01T00:00:00Z">
+        <w:r>
+          <w:t xml:space="preserve">	</w:t>
+        </w:r>
+      </w:ins>
+      <w:ins w:id="313" w:author="PR Preview" w:date="2026-01-01T00:00:00Z">
+        <w:r>
+          <w:t xml:space="preserve">C. R. Rao,</w:t>
+        </w:r>
+      </w:ins>
+      <w:ins w:id="314" w:author="PR Preview" w:date="2026-01-01T00:00:00Z">
+        <w:r>
+          <w:t xml:space="preserve"> </w:t>
+        </w:r>
+      </w:ins>
+      <w:ins w:id="315" w:author="PR Preview" w:date="2026-01-01T00:00:00Z">
+        <w:r>
+          <w:t xml:space="preserve">“Information and the accuracy attainable in the estimation of statistical parameters,”</w:t>
+        </w:r>
+      </w:ins>
+      <w:ins w:id="316" w:author="PR Preview" w:date="2026-01-01T00:00:00Z">
+        <w:r>
+          <w:t xml:space="preserve"> </w:t>
+        </w:r>
+      </w:ins>
+      <w:ins w:id="317" w:author="PR Preview" w:date="2026-01-01T00:00:00Z">
+        <w:r>
+          <w:rPr>
+            <w:i/>
+            <w:iCs/>
+          </w:rPr>
+          <w:t xml:space="preserve">Bulletin of the Calcutta Mathematical Society</w:t>
+        </w:r>
+      </w:ins>
+      <w:ins w:id="318" w:author="PR Preview" w:date="2026-01-01T00:00:00Z">
+        <w:r>
+          <w:t xml:space="preserve">, vol. 37, pp. 81–91, 1945.</w:t>
+        </w:r>
+      </w:ins>
     </w:p>
     <w:bookmarkEnd w:id="74"/>
     <w:bookmarkStart w:id="76" w:name="ref-cramer1946mathematical"/>
@@ -10117,86 +11496,171 @@
       <w:pPr>
         <w:pStyle w:val="Bibliography"/>
       </w:pPr>
-      <w:r>
-        <w:t xml:space="preserve">[7]</w:t>
-      </w:r>
-      <w:r>
-        <w:t xml:space="preserve"> </w:t>
-      </w:r>
-      <w:r>
-        <w:t xml:space="preserve">	</w:t>
-      </w:r>
-      <w:r>
-        <w:t xml:space="preserve">H. Cramér,</w:t>
-      </w:r>
-      <w:r>
-        <w:t xml:space="preserve"> </w:t>
-      </w:r>
-      <w:r>
-        <w:rPr>
-          <w:i/>
-          <w:iCs/>
-        </w:rPr>
-        <w:t xml:space="preserve">Mathematical methods of statistics</w:t>
-      </w:r>
-      <w:r>
-        <w:t xml:space="preserve">. Princeton, NJ: Princeton University Press, 1946. doi:</w:t>
-      </w:r>
-      <w:r>
-        <w:t xml:space="preserve"> </w:t>
-      </w:r>
+      <w:ins w:id="319" w:author="PR Preview" w:date="2026-01-01T00:00:00Z">
+        <w:r>
+          <w:t xml:space="preserve">[6]</w:t>
+        </w:r>
+      </w:ins>
+      <w:ins w:id="320" w:author="PR Preview" w:date="2026-01-01T00:00:00Z">
+        <w:r>
+          <w:t xml:space="preserve"> </w:t>
+        </w:r>
+      </w:ins>
+      <w:ins w:id="321" w:author="PR Preview" w:date="2026-01-01T00:00:00Z">
+        <w:r>
+          <w:t xml:space="preserve">	</w:t>
+        </w:r>
+      </w:ins>
+      <w:ins w:id="322" w:author="PR Preview" w:date="2026-01-01T00:00:00Z">
+        <w:r>
+          <w:t xml:space="preserve">H. Cramér,</w:t>
+        </w:r>
+      </w:ins>
+      <w:ins w:id="323" w:author="PR Preview" w:date="2026-01-01T00:00:00Z">
+        <w:r>
+          <w:t xml:space="preserve"> </w:t>
+        </w:r>
+      </w:ins>
+      <w:ins w:id="324" w:author="PR Preview" w:date="2026-01-01T00:00:00Z">
+        <w:r>
+          <w:rPr>
+            <w:i/>
+            <w:iCs/>
+          </w:rPr>
+          <w:t xml:space="preserve">Mathematical methods of statistics</w:t>
+        </w:r>
+      </w:ins>
+      <w:ins w:id="325" w:author="PR Preview" w:date="2026-01-01T00:00:00Z">
+        <w:r>
+          <w:t xml:space="preserve">. Princeton, NJ: Princeton University Press, 1946. doi:</w:t>
+        </w:r>
+      </w:ins>
+      <w:ins w:id="326" w:author="PR Preview" w:date="2026-01-01T00:00:00Z">
+        <w:r>
+          <w:t xml:space="preserve"> </w:t>
+        </w:r>
+      </w:ins>
       <w:hyperlink r:id="rId75">
-        <w:r>
-          <w:rPr>
-            <w:rStyle w:val="Hyperlink"/>
-          </w:rPr>
-          <w:t xml:space="preserve">10.1515/9781400883868</w:t>
-        </w:r>
+        <w:ins w:id="327" w:author="PR Preview" w:date="2026-01-01T00:00:00Z">
+          <w:r>
+            <w:rPr>
+              <w:rStyle w:val="Hyperlink"/>
+            </w:rPr>
+            <w:t xml:space="preserve">10.1515/9781400883868</w:t>
+          </w:r>
+        </w:ins>
       </w:hyperlink>
-      <w:r>
-        <w:t xml:space="preserve">.</w:t>
-      </w:r>
+      <w:ins w:id="328" w:author="PR Preview" w:date="2026-01-01T00:00:00Z">
+        <w:r>
+          <w:t xml:space="preserve">.</w:t>
+        </w:r>
+      </w:ins>
     </w:p>
     <w:bookmarkEnd w:id="76"/>
-    <w:bookmarkStart w:id="77" w:name="ref-hoggtanis2015"/>
+    <w:bookmarkStart w:id="78" w:name="ref-wikipedia_cram_r_rao_bound"/>
     <w:p>
       <w:pPr>
         <w:pStyle w:val="Bibliography"/>
       </w:pPr>
-      <w:r>
-        <w:t xml:space="preserve">[8]</w:t>
-      </w:r>
-      <w:r>
-        <w:t xml:space="preserve"> </w:t>
-      </w:r>
-      <w:r>
-        <w:t xml:space="preserve">	</w:t>
-      </w:r>
-      <w:r>
-        <w:t xml:space="preserve">R. V. Hogg, E. A. Tanis, and D. L. Zimmerman,</w:t>
-      </w:r>
-      <w:r>
-        <w:t xml:space="preserve"> </w:t>
-      </w:r>
-      <w:r>
-        <w:rPr>
-          <w:i/>
-          <w:iCs/>
-        </w:rPr>
-        <w:t xml:space="preserve">Probability and statistical inference</w:t>
-      </w:r>
-      <w:r>
-        <w:t xml:space="preserve">, Tenth edition. Boston: Pearson, 2019.</w:t>
-      </w:r>
+      <w:ins w:id="329" w:author="PR Preview" w:date="2026-01-01T00:00:00Z">
+        <w:r>
+          <w:t xml:space="preserve">[7]</w:t>
+        </w:r>
+      </w:ins>
+      <w:ins w:id="330" w:author="PR Preview" w:date="2026-01-01T00:00:00Z">
+        <w:r>
+          <w:t xml:space="preserve"> </w:t>
+        </w:r>
+      </w:ins>
+      <w:ins w:id="331" w:author="PR Preview" w:date="2026-01-01T00:00:00Z">
+        <w:r>
+          <w:t xml:space="preserve">	</w:t>
+        </w:r>
+      </w:ins>
+      <w:ins w:id="332" w:author="PR Preview" w:date="2026-01-01T00:00:00Z">
+        <w:r>
+          <w:t xml:space="preserve">Wikipedia contributors,</w:t>
+        </w:r>
+      </w:ins>
+      <w:ins w:id="333" w:author="PR Preview" w:date="2026-01-01T00:00:00Z">
+        <w:r>
+          <w:t xml:space="preserve"> </w:t>
+        </w:r>
+      </w:ins>
+      <w:ins w:id="334" w:author="PR Preview" w:date="2026-01-01T00:00:00Z">
+        <w:r>
+          <w:t xml:space="preserve">“Cram</w:t>
+        </w:r>
+      </w:ins>
+      <w:ins w:id="335" w:author="PR Preview" w:date="2026-01-01T00:00:00Z">
+        <w:r>
+          <w:t xml:space="preserve">é</w:t>
+        </w:r>
+      </w:ins>
+      <w:ins w:id="336" w:author="PR Preview" w:date="2026-01-01T00:00:00Z">
+        <w:r>
+          <w:t xml:space="preserve">r–rao bound —</w:t>
+        </w:r>
+      </w:ins>
+      <w:ins w:id="337" w:author="PR Preview" w:date="2026-01-01T00:00:00Z">
+        <w:r>
+          <w:t xml:space="preserve"> </w:t>
+        </w:r>
+      </w:ins>
+      <w:ins w:id="338" w:author="PR Preview" w:date="2026-01-01T00:00:00Z">
+        <w:r>
+          <w:t xml:space="preserve">Wikipedia</w:t>
+        </w:r>
+      </w:ins>
+      <w:ins w:id="339" w:author="PR Preview" w:date="2026-01-01T00:00:00Z">
+        <w:r>
+          <w:t xml:space="preserve">,</w:t>
+        </w:r>
+      </w:ins>
+      <w:ins w:id="340" w:author="PR Preview" w:date="2026-01-01T00:00:00Z">
+        <w:r>
+          <w:t xml:space="preserve"> </w:t>
+        </w:r>
+      </w:ins>
+      <w:ins w:id="341" w:author="PR Preview" w:date="2026-01-01T00:00:00Z">
+        <w:r>
+          <w:t xml:space="preserve">the free encyclopedia.”</w:t>
+        </w:r>
+      </w:ins>
+      <w:ins w:id="342" w:author="PR Preview" w:date="2026-01-01T00:00:00Z">
+        <w:r>
+          <w:t xml:space="preserve"> </w:t>
+        </w:r>
+      </w:ins>
+      <w:ins w:id="343" w:author="PR Preview" w:date="2026-01-01T00:00:00Z">
+        <w:r>
+          <w:t xml:space="preserve">2026. Available:</w:t>
+        </w:r>
+      </w:ins>
+      <w:ins w:id="344" w:author="PR Preview" w:date="2026-01-01T00:00:00Z">
+        <w:r>
+          <w:t xml:space="preserve"> </w:t>
+        </w:r>
+      </w:ins>
+      <w:hyperlink r:id="rId77">
+        <w:ins w:id="345" w:author="PR Preview" w:date="2026-01-01T00:00:00Z">
+          <w:r>
+            <w:rPr>
+              <w:rStyle w:val="Hyperlink"/>
+            </w:rPr>
+            <w:t xml:space="preserve">https://en.wikipedia.org/wiki/Cram%C3%A9r%E2%80%93Rao_bound</w:t>
+          </w:r>
+        </w:ins>
+      </w:hyperlink>
     </w:p>
-    <w:bookmarkEnd w:id="77"/>
-    <w:bookmarkStart w:id="78" w:name="ref-rice2007mathematical"/>
+    <w:bookmarkEnd w:id="78"/>
+    <w:bookmarkStart w:id="79" w:name="ref-hoggtanis2015"/>
     <w:p>
       <w:pPr>
         <w:pStyle w:val="Bibliography"/>
       </w:pPr>
       <w:r>
-        <w:t xml:space="preserve">[9]</w:t>
+        <w:t xml:space="preserve">[8]</w:t>
       </w:r>
       <w:r>
         <w:t xml:space="preserve"> </w:t>
@@ -10205,7 +11669,7 @@
         <w:t xml:space="preserve">	</w:t>
       </w:r>
       <w:r>
-        <w:t xml:space="preserve">J. A. Rice,</w:t>
+        <w:t xml:space="preserve">R. V. Hogg, E. A. Tanis, and D. L. Zimmerman,</w:t>
       </w:r>
       <w:r>
         <w:t xml:space="preserve"> </w:t>
@@ -10215,15 +11679,47 @@
           <w:i/>
           <w:iCs/>
         </w:rPr>
+        <w:t xml:space="preserve">Probability and statistical inference</w:t>
+      </w:r>
+      <w:r>
+        <w:t xml:space="preserve">, Tenth edition. Boston: Pearson, 2019.</w:t>
+      </w:r>
+    </w:p>
+    <w:bookmarkEnd w:id="79"/>
+    <w:bookmarkStart w:id="80" w:name="ref-rice2007mathematical"/>
+    <w:p>
+      <w:pPr>
+        <w:pStyle w:val="Bibliography"/>
+      </w:pPr>
+      <w:r>
+        <w:t xml:space="preserve">[9]</w:t>
+      </w:r>
+      <w:r>
+        <w:t xml:space="preserve"> </w:t>
+      </w:r>
+      <w:r>
+        <w:t xml:space="preserve">	</w:t>
+      </w:r>
+      <w:r>
+        <w:t xml:space="preserve">J. A. Rice,</w:t>
+      </w:r>
+      <w:r>
+        <w:t xml:space="preserve"> </w:t>
+      </w:r>
+      <w:r>
+        <w:rPr>
+          <w:i/>
+          <w:iCs/>
+        </w:rPr>
         <w:t xml:space="preserve">Mathematical statistics and data analysis</w:t>
       </w:r>
       <w:r>
         <w:t xml:space="preserve">, 3rd ed. Belmont, CA: Cengage Learning, 2007.</w:t>
       </w:r>
     </w:p>
-    <w:bookmarkEnd w:id="78"/>
-    <w:bookmarkEnd w:id="79"/>
     <w:bookmarkEnd w:id="80"/>
+    <w:bookmarkEnd w:id="81"/>
+    <w:bookmarkEnd w:id="82"/>
     <w:sectPr>
       <w:footnotePr>
         <w:numRestart w:val="eachSect"/>

--- a/pr-preview/pr-348/estimator-properties-handout-tracked-changes.docx
+++ b/pr-preview/pr-348/estimator-properties-handout-tracked-changes.docx
@@ -16,7 +16,7 @@
       </w:pPr>
       <w:del w:id="1" w:author="PR Preview" w:date="2026-01-01T00:00:00Z">
         <w:r>
-          <w:delText xml:space="preserve">Last modified: 2026-10-19 00:48:10 (PDT)</w:delText>
+          <w:delText xml:space="preserve">Last modified: 2026-10-19 01:04:06 (PDT)</w:delText>
         </w:r>
       </w:del>
     </w:p>
@@ -26,7 +26,7 @@
       </w:pPr>
       <w:ins w:id="2" w:author="PR Preview" w:date="2026-01-01T00:00:00Z">
         <w:r>
-          <w:t xml:space="preserve">Last modified: 2026-10-19 01:01:02 (PDT)</w:t>
+          <w:t xml:space="preserve">Last modified: 2026-10-19 01:23:15 (PDT)</w:t>
         </w:r>
       </w:ins>
     </w:p>
@@ -87,30 +87,22 @@
       <w:pPr>
         <w:pStyle w:val="FirstParagraph"/>
       </w:pPr>
-      <w:del w:id="3" w:author="PR Preview" w:date="2026-01-01T00:00:00Z">
-        <w:r>
-          <w:rPr>
-            <w:b/>
-            <w:bCs/>
-          </w:rPr>
-          <w:delText xml:space="preserve">Definition 1 (Consistent estimator)</w:delText>
-        </w:r>
-      </w:del>
-      <w:del w:id="4" w:author="PR Preview" w:date="2026-01-01T00:00:00Z">
-        <w:r>
-          <w:delText xml:space="preserve"> </w:delText>
-        </w:r>
-      </w:del>
-      <w:del w:id="5" w:author="PR Preview" w:date="2026-01-01T00:00:00Z">
-        <w:r>
-          <w:delText xml:space="preserve">Let</w:delText>
-        </w:r>
-      </w:del>
-      <w:del w:id="6" w:author="PR Preview" w:date="2026-01-01T00:00:00Z">
-        <w:r>
-          <w:delText xml:space="preserve"> </w:delText>
-        </w:r>
-      </w:del>
+      <w:r>
+        <w:rPr>
+          <w:b/>
+          <w:bCs/>
+        </w:rPr>
+        <w:t xml:space="preserve">Definition 1 (Consistent estimator)</w:t>
+      </w:r>
+      <w:r>
+        <w:t xml:space="preserve"> </w:t>
+      </w:r>
+      <w:r>
+        <w:t xml:space="preserve">Let</w:t>
+      </w:r>
+      <w:r>
+        <w:t xml:space="preserve"> </w:t>
+      </w:r>
       <m:oMath>
         <m:sSub>
           <m:e>
@@ -132,95 +124,65 @@
           </m:sub>
         </m:sSub>
       </m:oMath>
-      <w:del w:id="7" w:author="PR Preview" w:date="2026-01-01T00:00:00Z">
-        <w:r>
-          <w:delText xml:space="preserve"> </w:delText>
-        </w:r>
-      </w:del>
-      <w:del w:id="8" w:author="PR Preview" w:date="2026-01-01T00:00:00Z">
-        <w:r>
-          <w:delText xml:space="preserve">be an estimator of</w:delText>
-        </w:r>
-      </w:del>
-      <w:del w:id="9" w:author="PR Preview" w:date="2026-01-01T00:00:00Z">
-        <w:r>
-          <w:delText xml:space="preserve"> </w:delText>
-        </w:r>
-      </w:del>
+      <w:r>
+        <w:t xml:space="preserve"> </w:t>
+      </w:r>
+      <w:r>
+        <w:t xml:space="preserve">be an estimator of</w:t>
+      </w:r>
+      <w:r>
+        <w:t xml:space="preserve"> </w:t>
+      </w:r>
       <m:oMath>
         <m:r>
           <m:t>θ</m:t>
         </m:r>
       </m:oMath>
-      <w:del w:id="10" w:author="PR Preview" w:date="2026-01-01T00:00:00Z">
-        <w:r>
-          <w:delText xml:space="preserve"> </w:delText>
-        </w:r>
-      </w:del>
-      <w:del w:id="11" w:author="PR Preview" w:date="2026-01-01T00:00:00Z">
-        <w:r>
-          <w:delText xml:space="preserve">computed from</w:delText>
-        </w:r>
-      </w:del>
-      <w:del w:id="12" w:author="PR Preview" w:date="2026-01-01T00:00:00Z">
-        <w:r>
-          <w:delText xml:space="preserve"> </w:delText>
-        </w:r>
-      </w:del>
+      <w:r>
+        <w:t xml:space="preserve"> </w:t>
+      </w:r>
+      <w:r>
+        <w:t xml:space="preserve">computed from</w:t>
+      </w:r>
+      <w:r>
+        <w:t xml:space="preserve"> </w:t>
+      </w:r>
       <m:oMath>
         <m:r>
           <m:t>n</m:t>
         </m:r>
       </m:oMath>
-      <w:del w:id="13" w:author="PR Preview" w:date="2026-01-01T00:00:00Z">
-        <w:r>
-          <w:delText xml:space="preserve"> </w:delText>
-        </w:r>
-      </w:del>
-      <w:del w:id="14" w:author="PR Preview" w:date="2026-01-01T00:00:00Z">
-        <w:r>
-          <w:delText xml:space="preserve">observations.</w:delText>
-        </w:r>
-      </w:del>
-      <w:del w:id="15" w:author="PR Preview" w:date="2026-01-01T00:00:00Z">
-        <w:r>
-          <w:delText xml:space="preserve"> </w:delText>
-        </w:r>
-      </w:del>
-      <w:del w:id="16" w:author="PR Preview" w:date="2026-01-01T00:00:00Z">
-        <w:r>
-          <w:delText xml:space="preserve">The estimator is</w:delText>
-        </w:r>
-      </w:del>
-      <w:del w:id="17" w:author="PR Preview" w:date="2026-01-01T00:00:00Z">
-        <w:r>
-          <w:delText xml:space="preserve"> </w:delText>
-        </w:r>
-      </w:del>
-      <w:del w:id="18" w:author="PR Preview" w:date="2026-01-01T00:00:00Z">
-        <w:r>
-          <w:rPr>
-            <w:b/>
-            <w:bCs/>
-          </w:rPr>
-          <w:delText xml:space="preserve">consistent</w:delText>
-        </w:r>
-      </w:del>
-      <w:del w:id="19" w:author="PR Preview" w:date="2026-01-01T00:00:00Z">
-        <w:r>
-          <w:delText xml:space="preserve"> </w:delText>
-        </w:r>
-      </w:del>
-      <w:del w:id="20" w:author="PR Preview" w:date="2026-01-01T00:00:00Z">
-        <w:r>
-          <w:delText xml:space="preserve">if, for every distance</w:delText>
-        </w:r>
-      </w:del>
-      <w:del w:id="21" w:author="PR Preview" w:date="2026-01-01T00:00:00Z">
-        <w:r>
-          <w:delText xml:space="preserve"> </w:delText>
-        </w:r>
-      </w:del>
+      <w:r>
+        <w:t xml:space="preserve"> </w:t>
+      </w:r>
+      <w:r>
+        <w:t xml:space="preserve">observations.</w:t>
+      </w:r>
+      <w:r>
+        <w:t xml:space="preserve"> </w:t>
+      </w:r>
+      <w:r>
+        <w:t xml:space="preserve">The estimator is</w:t>
+      </w:r>
+      <w:r>
+        <w:t xml:space="preserve"> </w:t>
+      </w:r>
+      <w:r>
+        <w:rPr>
+          <w:b/>
+          <w:bCs/>
+        </w:rPr>
+        <w:t xml:space="preserve">consistent</w:t>
+      </w:r>
+      <w:r>
+        <w:t xml:space="preserve"> </w:t>
+      </w:r>
+      <w:r>
+        <w:t xml:space="preserve">if, for every distance</w:t>
+      </w:r>
+      <w:r>
+        <w:t xml:space="preserve"> </w:t>
+      </w:r>
       <m:oMath>
         <m:r>
           <m:t>ε</m:t>
@@ -235,314 +197,63 @@
           <m:t>0</m:t>
         </m:r>
       </m:oMath>
-      <w:del w:id="22" w:author="PR Preview" w:date="2026-01-01T00:00:00Z">
-        <w:r>
-          <w:delText xml:space="preserve">,</w:delText>
-        </w:r>
-      </w:del>
-      <w:del w:id="23" w:author="PR Preview" w:date="2026-01-01T00:00:00Z">
-        <w:r>
-          <w:delText xml:space="preserve"> </w:delText>
-        </w:r>
-      </w:del>
-      <w:del w:id="24" w:author="PR Preview" w:date="2026-01-01T00:00:00Z">
-        <w:r>
-          <w:delText xml:space="preserve">the probability that it lands at least</w:delText>
-        </w:r>
-      </w:del>
-      <w:del w:id="25" w:author="PR Preview" w:date="2026-01-01T00:00:00Z">
-        <w:r>
-          <w:delText xml:space="preserve"> </w:delText>
-        </w:r>
-      </w:del>
+      <w:r>
+        <w:t xml:space="preserve">,</w:t>
+      </w:r>
+      <w:r>
+        <w:t xml:space="preserve"> </w:t>
+      </w:r>
+      <w:r>
+        <w:t xml:space="preserve">the probability that it lands at least</w:t>
+      </w:r>
+      <w:r>
+        <w:t xml:space="preserve"> </w:t>
+      </w:r>
       <m:oMath>
         <m:r>
           <m:t>ε</m:t>
         </m:r>
       </m:oMath>
-      <w:del w:id="26" w:author="PR Preview" w:date="2026-01-01T00:00:00Z">
-        <w:r>
-          <w:delText xml:space="preserve"> </w:delText>
-        </w:r>
-      </w:del>
-      <w:del w:id="27" w:author="PR Preview" w:date="2026-01-01T00:00:00Z">
-        <w:r>
-          <w:delText xml:space="preserve">away from</w:delText>
-        </w:r>
-      </w:del>
-      <w:del w:id="28" w:author="PR Preview" w:date="2026-01-01T00:00:00Z">
-        <w:r>
-          <w:delText xml:space="preserve"> </w:delText>
-        </w:r>
-      </w:del>
+      <w:r>
+        <w:t xml:space="preserve"> </w:t>
+      </w:r>
+      <w:r>
+        <w:t xml:space="preserve">away from</w:t>
+      </w:r>
+      <w:r>
+        <w:t xml:space="preserve"> </w:t>
+      </w:r>
       <m:oMath>
         <m:r>
           <m:t>θ</m:t>
         </m:r>
       </m:oMath>
-      <w:del w:id="29" w:author="PR Preview" w:date="2026-01-01T00:00:00Z">
-        <w:r>
-          <w:delText xml:space="preserve"> </w:delText>
-        </w:r>
-      </w:del>
-      <w:del w:id="30" w:author="PR Preview" w:date="2026-01-01T00:00:00Z">
-        <w:r>
-          <w:delText xml:space="preserve">goes to zero as the sample size grows</w:delText>
-        </w:r>
-      </w:del>
-      <w:del w:id="31" w:author="PR Preview" w:date="2026-01-01T00:00:00Z">
-        <w:r>
-          <w:delText xml:space="preserve"> </w:delText>
-        </w:r>
-      </w:del>
-      <w:del w:id="32" w:author="PR Preview" w:date="2026-01-01T00:00:00Z">
-        <w:r>
-          <w:delText xml:space="preserve">[1]</w:delText>
-        </w:r>
-      </w:del>
-      <w:del w:id="33" w:author="PR Preview" w:date="2026-01-01T00:00:00Z">
-        <w:r>
-          <w:delText xml:space="preserve">:</w:delText>
-        </w:r>
-      </w:del>
-    </w:p>
-    <w:p>
-      <w:pPr>
-        <w:pStyle w:val="FirstParagraph"/>
-      </w:pPr>
-      <w:ins w:id="34" w:author="PR Preview" w:date="2026-01-01T00:00:00Z">
+      <w:r>
+        <w:t xml:space="preserve"> </w:t>
+      </w:r>
+      <w:r>
+        <w:t xml:space="preserve">goes to zero as the</w:t>
+      </w:r>
+      <w:r>
+        <w:t xml:space="preserve"> </w:t>
+      </w:r>
+      <w:hyperlink r:id="rId10">
         <w:r>
           <w:rPr>
-            <w:b/>
-            <w:bCs/>
+            <w:rStyle w:val="Hyperlink"/>
           </w:rPr>
-          <w:t xml:space="preserve">Definition 1 (Consistent estimator)</w:t>
+          <w:t xml:space="preserve">sample</w:t>
         </w:r>
-      </w:ins>
-      <w:ins w:id="35" w:author="PR Preview" w:date="2026-01-01T00:00:00Z">
-        <w:r>
-          <w:t xml:space="preserve"> </w:t>
-        </w:r>
-      </w:ins>
-      <w:ins w:id="36" w:author="PR Preview" w:date="2026-01-01T00:00:00Z">
-        <w:r>
-          <w:t xml:space="preserve">Let</w:t>
-        </w:r>
-      </w:ins>
-      <w:ins w:id="37" w:author="PR Preview" w:date="2026-01-01T00:00:00Z">
-        <w:r>
-          <w:t xml:space="preserve"> </w:t>
-        </w:r>
-      </w:ins>
-      <m:oMath>
-        <m:sSub>
-          <m:e>
-            <m:acc>
-              <m:accPr>
-                <m:chr m:val="̂"/>
-              </m:accPr>
-              <m:e>
-                <m:r>
-                  <m:t>θ</m:t>
-                </m:r>
-              </m:e>
-            </m:acc>
-          </m:e>
-          <m:sub>
-            <m:r>
-              <m:t>n</m:t>
-            </m:r>
-          </m:sub>
-        </m:sSub>
-      </m:oMath>
-      <w:ins w:id="38" w:author="PR Preview" w:date="2026-01-01T00:00:00Z">
-        <w:r>
-          <w:t xml:space="preserve"> </w:t>
-        </w:r>
-      </w:ins>
-      <w:ins w:id="39" w:author="PR Preview" w:date="2026-01-01T00:00:00Z">
-        <w:r>
-          <w:t xml:space="preserve">be an estimator of</w:t>
-        </w:r>
-      </w:ins>
-      <w:ins w:id="40" w:author="PR Preview" w:date="2026-01-01T00:00:00Z">
-        <w:r>
-          <w:t xml:space="preserve"> </w:t>
-        </w:r>
-      </w:ins>
-      <m:oMath>
-        <m:r>
-          <m:t>θ</m:t>
-        </m:r>
-      </m:oMath>
-      <w:ins w:id="41" w:author="PR Preview" w:date="2026-01-01T00:00:00Z">
-        <w:r>
-          <w:t xml:space="preserve"> </w:t>
-        </w:r>
-      </w:ins>
-      <w:ins w:id="42" w:author="PR Preview" w:date="2026-01-01T00:00:00Z">
-        <w:r>
-          <w:t xml:space="preserve">computed from</w:t>
-        </w:r>
-      </w:ins>
-      <w:ins w:id="43" w:author="PR Preview" w:date="2026-01-01T00:00:00Z">
-        <w:r>
-          <w:t xml:space="preserve"> </w:t>
-        </w:r>
-      </w:ins>
-      <m:oMath>
-        <m:r>
-          <m:t>n</m:t>
-        </m:r>
-      </m:oMath>
-      <w:ins w:id="44" w:author="PR Preview" w:date="2026-01-01T00:00:00Z">
-        <w:r>
-          <w:t xml:space="preserve"> </w:t>
-        </w:r>
-      </w:ins>
-      <w:ins w:id="45" w:author="PR Preview" w:date="2026-01-01T00:00:00Z">
-        <w:r>
-          <w:t xml:space="preserve">observations.</w:t>
-        </w:r>
-      </w:ins>
-      <w:ins w:id="46" w:author="PR Preview" w:date="2026-01-01T00:00:00Z">
-        <w:r>
-          <w:t xml:space="preserve"> </w:t>
-        </w:r>
-      </w:ins>
-      <w:ins w:id="47" w:author="PR Preview" w:date="2026-01-01T00:00:00Z">
-        <w:r>
-          <w:t xml:space="preserve">The estimator is</w:t>
-        </w:r>
-      </w:ins>
-      <w:ins w:id="48" w:author="PR Preview" w:date="2026-01-01T00:00:00Z">
-        <w:r>
-          <w:t xml:space="preserve"> </w:t>
-        </w:r>
-      </w:ins>
-      <w:ins w:id="49" w:author="PR Preview" w:date="2026-01-01T00:00:00Z">
-        <w:r>
-          <w:rPr>
-            <w:b/>
-            <w:bCs/>
-          </w:rPr>
-          <w:t xml:space="preserve">consistent</w:t>
-        </w:r>
-      </w:ins>
-      <w:ins w:id="50" w:author="PR Preview" w:date="2026-01-01T00:00:00Z">
-        <w:r>
-          <w:t xml:space="preserve"> </w:t>
-        </w:r>
-      </w:ins>
-      <w:ins w:id="51" w:author="PR Preview" w:date="2026-01-01T00:00:00Z">
-        <w:r>
-          <w:t xml:space="preserve">if, for every distance</w:t>
-        </w:r>
-      </w:ins>
-      <w:ins w:id="52" w:author="PR Preview" w:date="2026-01-01T00:00:00Z">
-        <w:r>
-          <w:t xml:space="preserve"> </w:t>
-        </w:r>
-      </w:ins>
-      <m:oMath>
-        <m:r>
-          <m:t>ε</m:t>
-        </m:r>
-        <m:r>
-          <m:rPr>
-            <m:sty m:val="p"/>
-          </m:rPr>
-          <m:t>&gt;</m:t>
-        </m:r>
-        <m:r>
-          <m:t>0</m:t>
-        </m:r>
-      </m:oMath>
-      <w:ins w:id="53" w:author="PR Preview" w:date="2026-01-01T00:00:00Z">
-        <w:r>
-          <w:t xml:space="preserve">,</w:t>
-        </w:r>
-      </w:ins>
-      <w:ins w:id="54" w:author="PR Preview" w:date="2026-01-01T00:00:00Z">
-        <w:r>
-          <w:t xml:space="preserve"> </w:t>
-        </w:r>
-      </w:ins>
-      <w:ins w:id="55" w:author="PR Preview" w:date="2026-01-01T00:00:00Z">
-        <w:r>
-          <w:t xml:space="preserve">the probability that it lands at least</w:t>
-        </w:r>
-      </w:ins>
-      <w:ins w:id="56" w:author="PR Preview" w:date="2026-01-01T00:00:00Z">
-        <w:r>
-          <w:t xml:space="preserve"> </w:t>
-        </w:r>
-      </w:ins>
-      <m:oMath>
-        <m:r>
-          <m:t>ε</m:t>
-        </m:r>
-      </m:oMath>
-      <w:ins w:id="57" w:author="PR Preview" w:date="2026-01-01T00:00:00Z">
-        <w:r>
-          <w:t xml:space="preserve"> </w:t>
-        </w:r>
-      </w:ins>
-      <w:ins w:id="58" w:author="PR Preview" w:date="2026-01-01T00:00:00Z">
-        <w:r>
-          <w:t xml:space="preserve">away from</w:t>
-        </w:r>
-      </w:ins>
-      <w:ins w:id="59" w:author="PR Preview" w:date="2026-01-01T00:00:00Z">
-        <w:r>
-          <w:t xml:space="preserve"> </w:t>
-        </w:r>
-      </w:ins>
-      <m:oMath>
-        <m:r>
-          <m:t>θ</m:t>
-        </m:r>
-      </m:oMath>
-      <w:ins w:id="60" w:author="PR Preview" w:date="2026-01-01T00:00:00Z">
-        <w:r>
-          <w:t xml:space="preserve"> </w:t>
-        </w:r>
-      </w:ins>
-      <w:ins w:id="61" w:author="PR Preview" w:date="2026-01-01T00:00:00Z">
-        <w:r>
-          <w:t xml:space="preserve">goes to zero as the</w:t>
-        </w:r>
-      </w:ins>
-      <w:ins w:id="62" w:author="PR Preview" w:date="2026-01-01T00:00:00Z">
-        <w:r>
-          <w:t xml:space="preserve"> </w:t>
-        </w:r>
-      </w:ins>
-      <w:hyperlink r:id="rId10">
-        <w:ins w:id="63" w:author="PR Preview" w:date="2026-01-01T00:00:00Z">
-          <w:r>
-            <w:rPr>
-              <w:rStyle w:val="Hyperlink"/>
-            </w:rPr>
-            <w:t xml:space="preserve">sample</w:t>
-          </w:r>
-        </w:ins>
       </w:hyperlink>
-      <w:ins w:id="64" w:author="PR Preview" w:date="2026-01-01T00:00:00Z">
-        <w:r>
-          <w:t xml:space="preserve"> </w:t>
-        </w:r>
-      </w:ins>
-      <w:ins w:id="65" w:author="PR Preview" w:date="2026-01-01T00:00:00Z">
-        <w:r>
-          <w:t xml:space="preserve">size grows:</w:t>
-        </w:r>
-      </w:ins>
-      <w:ins w:id="66" w:author="PR Preview" w:date="2026-01-01T00:00:00Z">
-        <w:r>
-          <w:t xml:space="preserve"> </w:t>
-        </w:r>
-      </w:ins>
+      <w:r>
+        <w:t xml:space="preserve"> </w:t>
+      </w:r>
+      <w:r>
+        <w:t xml:space="preserve">size grows:</w:t>
+      </w:r>
+      <w:r>
+        <w:t xml:space="preserve"> </w:t>
+      </w:r>
     </w:p>
     <w:p>
       <w:pPr>
@@ -796,81 +507,27 @@
       <w:pPr>
         <w:pStyle w:val="BodyText"/>
       </w:pPr>
-      <w:del w:id="67" w:author="PR Preview" w:date="2026-01-01T00:00:00Z">
-        <w:r>
-          <w:delText xml:space="preserve">Source:</w:delText>
-        </w:r>
-      </w:del>
-      <w:del w:id="68" w:author="PR Preview" w:date="2026-01-01T00:00:00Z">
-        <w:r>
-          <w:delText xml:space="preserve"> </w:delText>
-        </w:r>
-      </w:del>
-      <w:del w:id="69" w:author="PR Preview" w:date="2026-01-01T00:00:00Z">
-        <w:r>
-          <w:delText xml:space="preserve">Casella and Berger [2], Def. 10.1.1</w:delText>
-        </w:r>
-      </w:del>
-      <w:del w:id="70" w:author="PR Preview" w:date="2026-01-01T00:00:00Z">
-        <w:r>
-          <w:delText xml:space="preserve">;</w:delText>
-        </w:r>
-      </w:del>
-      <w:del w:id="71" w:author="PR Preview" w:date="2026-01-01T00:00:00Z">
-        <w:r>
-          <w:delText xml:space="preserve"> </w:delText>
-        </w:r>
-      </w:del>
-      <w:del w:id="72" w:author="PR Preview" w:date="2026-01-01T00:00:00Z">
-        <w:r>
-          <w:delText xml:space="preserve">Wikipedia contributors [1]</w:delText>
-        </w:r>
-      </w:del>
-      <w:del w:id="73" w:author="PR Preview" w:date="2026-01-01T00:00:00Z">
-        <w:r>
-          <w:delText xml:space="preserve">.</w:delText>
-        </w:r>
-      </w:del>
-    </w:p>
-    <w:p>
-      <w:pPr>
-        <w:pStyle w:val="BodyText"/>
-      </w:pPr>
-      <w:ins w:id="74" w:author="PR Preview" w:date="2026-01-01T00:00:00Z">
-        <w:r>
-          <w:t xml:space="preserve">Source:</w:t>
-        </w:r>
-      </w:ins>
-      <w:ins w:id="75" w:author="PR Preview" w:date="2026-01-01T00:00:00Z">
-        <w:r>
-          <w:t xml:space="preserve"> </w:t>
-        </w:r>
-      </w:ins>
-      <w:ins w:id="76" w:author="PR Preview" w:date="2026-01-01T00:00:00Z">
-        <w:r>
-          <w:t xml:space="preserve">Casella and Berger [1], Def. 10.1.1</w:t>
-        </w:r>
-      </w:ins>
-      <w:ins w:id="77" w:author="PR Preview" w:date="2026-01-01T00:00:00Z">
-        <w:r>
-          <w:t xml:space="preserve">;</w:t>
-        </w:r>
-      </w:ins>
-      <w:ins w:id="78" w:author="PR Preview" w:date="2026-01-01T00:00:00Z">
-        <w:r>
-          <w:t xml:space="preserve"> </w:t>
-        </w:r>
-      </w:ins>
-      <w:ins w:id="79" w:author="PR Preview" w:date="2026-01-01T00:00:00Z">
-        <w:r>
-          <w:t xml:space="preserve">Wikipedia contributors [2]</w:t>
-        </w:r>
-      </w:ins>
-      <w:ins w:id="80" w:author="PR Preview" w:date="2026-01-01T00:00:00Z">
-        <w:r>
-          <w:t xml:space="preserve">.</w:t>
-        </w:r>
-      </w:ins>
+      <w:r>
+        <w:t xml:space="preserve">Source:</w:t>
+      </w:r>
+      <w:r>
+        <w:t xml:space="preserve"> </w:t>
+      </w:r>
+      <w:r>
+        <w:t xml:space="preserve">Casella and Berger [1], Def. 10.1.1</w:t>
+      </w:r>
+      <w:r>
+        <w:t xml:space="preserve">;</w:t>
+      </w:r>
+      <w:r>
+        <w:t xml:space="preserve"> </w:t>
+      </w:r>
+      <w:r>
+        <w:t xml:space="preserve">Wikipedia contributors [2]</w:t>
+      </w:r>
+      <w:r>
+        <w:t xml:space="preserve">.</w:t>
+      </w:r>
     </w:p>
     <w:bookmarkEnd w:id="13"/>
     <w:bookmarkStart w:id="17" w:name="rem-consistent-sequence"/>
@@ -6347,89 +6004,31 @@
       <w:pPr>
         <w:pStyle w:val="BodyText"/>
       </w:pPr>
-      <w:del w:id="81" w:author="PR Preview" w:date="2026-01-01T00:00:00Z">
-        <w:r>
-          <w:rPr>
-            <w:i/>
-            <w:iCs/>
-          </w:rPr>
-          <w:delText xml:space="preserve">Remark 2</w:delText>
-        </w:r>
-      </w:del>
-      <w:del w:id="82" w:author="PR Preview" w:date="2026-01-01T00:00:00Z">
-        <w:r>
-          <w:delText xml:space="preserve"> (Source: Relative efficiency). </w:delText>
-        </w:r>
-      </w:del>
-      <w:del w:id="83" w:author="PR Preview" w:date="2026-01-01T00:00:00Z">
-        <w:r>
-          <w:delText xml:space="preserve">Casella and Berger [2]</w:delText>
-        </w:r>
-      </w:del>
-      <w:del w:id="84" w:author="PR Preview" w:date="2026-01-01T00:00:00Z">
-        <w:r>
-          <w:delText xml:space="preserve"> </w:delText>
-        </w:r>
-      </w:del>
-      <w:del w:id="85" w:author="PR Preview" w:date="2026-01-01T00:00:00Z">
-        <w:r>
-          <w:delText xml:space="preserve">define the asymptotic version, through variances, in Def. 10.1.16 (p. 476);</w:delText>
-        </w:r>
-      </w:del>
-      <w:del w:id="86" w:author="PR Preview" w:date="2026-01-01T00:00:00Z">
-        <w:r>
-          <w:delText xml:space="preserve"> </w:delText>
-        </w:r>
-      </w:del>
-      <w:del w:id="87" w:author="PR Preview" w:date="2026-01-01T00:00:00Z">
-        <w:r>
-          <w:delText xml:space="preserve">this finite-sample form uses the mean squared error of their Def. 7.3.1 (p. 330).</w:delText>
-        </w:r>
-      </w:del>
-    </w:p>
-    <w:p>
-      <w:pPr>
-        <w:pStyle w:val="BodyText"/>
-      </w:pPr>
-      <w:ins w:id="88" w:author="PR Preview" w:date="2026-01-01T00:00:00Z">
-        <w:r>
-          <w:rPr>
-            <w:i/>
-            <w:iCs/>
-          </w:rPr>
-          <w:t xml:space="preserve">Remark 2</w:t>
-        </w:r>
-      </w:ins>
-      <w:ins w:id="89" w:author="PR Preview" w:date="2026-01-01T00:00:00Z">
-        <w:r>
-          <w:t xml:space="preserve"> (Source: Relative efficiency). </w:t>
-        </w:r>
-      </w:ins>
-      <w:ins w:id="90" w:author="PR Preview" w:date="2026-01-01T00:00:00Z">
-        <w:r>
-          <w:t xml:space="preserve">Casella and Berger [1]</w:t>
-        </w:r>
-      </w:ins>
-      <w:ins w:id="91" w:author="PR Preview" w:date="2026-01-01T00:00:00Z">
-        <w:r>
-          <w:t xml:space="preserve"> </w:t>
-        </w:r>
-      </w:ins>
-      <w:ins w:id="92" w:author="PR Preview" w:date="2026-01-01T00:00:00Z">
-        <w:r>
-          <w:t xml:space="preserve">define the asymptotic version, through variances, in Def. 10.1.16 (p. 476);</w:t>
-        </w:r>
-      </w:ins>
-      <w:ins w:id="93" w:author="PR Preview" w:date="2026-01-01T00:00:00Z">
-        <w:r>
-          <w:t xml:space="preserve"> </w:t>
-        </w:r>
-      </w:ins>
-      <w:ins w:id="94" w:author="PR Preview" w:date="2026-01-01T00:00:00Z">
-        <w:r>
-          <w:t xml:space="preserve">this finite-sample form uses the mean squared error of their Def. 7.3.1 (p. 330).</w:t>
-        </w:r>
-      </w:ins>
+      <w:r>
+        <w:rPr>
+          <w:i/>
+          <w:iCs/>
+        </w:rPr>
+        <w:t xml:space="preserve">Remark 2</w:t>
+      </w:r>
+      <w:r>
+        <w:t xml:space="preserve"> (Source: Relative efficiency). </w:t>
+      </w:r>
+      <w:r>
+        <w:t xml:space="preserve">Casella and Berger [1]</w:t>
+      </w:r>
+      <w:r>
+        <w:t xml:space="preserve"> </w:t>
+      </w:r>
+      <w:r>
+        <w:t xml:space="preserve">define the asymptotic version, through variances, in Def. 10.1.16 (p. 476);</w:t>
+      </w:r>
+      <w:r>
+        <w:t xml:space="preserve"> </w:t>
+      </w:r>
+      <w:r>
+        <w:t xml:space="preserve">this finite-sample form uses the mean squared error of their Def. 7.3.1 (p. 330).</w:t>
+      </w:r>
     </w:p>
     <w:bookmarkEnd w:id="37"/>
     <w:bookmarkStart w:id="39" w:name="rem-relative-efficiency"/>
@@ -7238,41 +6837,15 @@
       <w:pPr>
         <w:pStyle w:val="BodyText"/>
       </w:pPr>
-      <w:del w:id="95" w:author="PR Preview" w:date="2026-01-01T00:00:00Z">
-        <w:r>
-          <w:delText xml:space="preserve">Casella and Berger [2, Sec. 10.1], pp. 467–480</w:delText>
-        </w:r>
-      </w:del>
-      <w:del w:id="96" w:author="PR Preview" w:date="2026-01-01T00:00:00Z">
-        <w:r>
-          <w:delText xml:space="preserve"> </w:delText>
-        </w:r>
-      </w:del>
-      <w:del w:id="97" w:author="PR Preview" w:date="2026-01-01T00:00:00Z">
-        <w:r>
-          <w:delText xml:space="preserve">covers point estimation, including consistency, efficiency and bootstrap standard errors.</w:delText>
-        </w:r>
-      </w:del>
-    </w:p>
-    <w:p>
-      <w:pPr>
-        <w:pStyle w:val="BodyText"/>
-      </w:pPr>
-      <w:ins w:id="98" w:author="PR Preview" w:date="2026-01-01T00:00:00Z">
-        <w:r>
-          <w:t xml:space="preserve">Casella and Berger [1, Sec. 10.1], pp. 467–480</w:t>
-        </w:r>
-      </w:ins>
-      <w:ins w:id="99" w:author="PR Preview" w:date="2026-01-01T00:00:00Z">
-        <w:r>
-          <w:t xml:space="preserve"> </w:t>
-        </w:r>
-      </w:ins>
-      <w:ins w:id="100" w:author="PR Preview" w:date="2026-01-01T00:00:00Z">
-        <w:r>
-          <w:t xml:space="preserve">covers point estimation, including consistency, efficiency and bootstrap standard errors.</w:t>
-        </w:r>
-      </w:ins>
+      <w:r>
+        <w:t xml:space="preserve">Casella and Berger [1, Sec. 10.1], pp. 467–480</w:t>
+      </w:r>
+      <w:r>
+        <w:t xml:space="preserve"> </w:t>
+      </w:r>
+      <w:r>
+        <w:t xml:space="preserve">covers point estimation, including consistency, efficiency and bootstrap standard errors.</w:t>
+      </w:r>
     </w:p>
     <w:bookmarkEnd w:id="42"/>
     <w:bookmarkStart w:id="66" w:name="sec-cramer-rao"/>
@@ -7733,85 +7306,59 @@
       <w:pPr>
         <w:pStyle w:val="BodyText"/>
       </w:pPr>
-      <w:del w:id="101" w:author="PR Preview" w:date="2026-01-01T00:00:00Z">
+      <w:r>
+        <w:rPr>
+          <w:b/>
+          <w:bCs/>
+        </w:rPr>
+        <w:t xml:space="preserve">Theorem 2 (Cramér–Rao lower bound)</w:t>
+      </w:r>
+      <w:r>
+        <w:t xml:space="preserve"> </w:t>
+      </w:r>
+      <w:r>
+        <w:t xml:space="preserve">Under the assumptions of</w:t>
+      </w:r>
+      <w:r>
+        <w:t xml:space="preserve"> </w:t>
+      </w:r>
+      <w:hyperlink w:anchor="exr-cov-estimator-score">
         <w:r>
           <w:rPr>
-            <w:b/>
-            <w:bCs/>
+            <w:rStyle w:val="Hyperlink"/>
           </w:rPr>
-          <w:delText xml:space="preserve">Theorem 2 (Cramér–Rao lower bound)</w:delText>
+          <w:t xml:space="preserve">Exercise 2</w:t>
         </w:r>
-      </w:del>
-      <w:del w:id="102" w:author="PR Preview" w:date="2026-01-01T00:00:00Z">
+      </w:hyperlink>
+      <w:r>
+        <w:t xml:space="preserve">,</w:t>
+      </w:r>
+      <w:r>
+        <w:t xml:space="preserve"> </w:t>
+      </w:r>
+      <w:r>
+        <w:t xml:space="preserve">suppose the</w:t>
+      </w:r>
+      <w:r>
+        <w:t xml:space="preserve"> </w:t>
+      </w:r>
+      <w:hyperlink r:id="rId50">
         <w:r>
-          <w:delText xml:space="preserve"> </w:delText>
+          <w:rPr>
+            <w:rStyle w:val="Hyperlink"/>
+          </w:rPr>
+          <w:t xml:space="preserve">expected information</w:t>
         </w:r>
-      </w:del>
-      <w:del w:id="103" w:author="PR Preview" w:date="2026-01-01T00:00:00Z">
-        <w:r>
-          <w:delText xml:space="preserve">Under the assumptions of</w:delText>
-        </w:r>
-      </w:del>
-      <w:del w:id="104" w:author="PR Preview" w:date="2026-01-01T00:00:00Z">
-        <w:r>
-          <w:delText xml:space="preserve"> </w:delText>
-        </w:r>
-      </w:del>
-      <w:hyperlink w:anchor="exr-cov-estimator-score">
-        <w:del w:id="105" w:author="PR Preview" w:date="2026-01-01T00:00:00Z">
-          <w:r>
-            <w:rPr>
-              <w:rStyle w:val="Hyperlink"/>
-            </w:rPr>
-            <w:delText xml:space="preserve">Exercise 2</w:delText>
-          </w:r>
-        </w:del>
       </w:hyperlink>
-      <w:del w:id="106" w:author="PR Preview" w:date="2026-01-01T00:00:00Z">
-        <w:r>
-          <w:delText xml:space="preserve">,</w:delText>
-        </w:r>
-      </w:del>
-      <w:del w:id="107" w:author="PR Preview" w:date="2026-01-01T00:00:00Z">
-        <w:r>
-          <w:delText xml:space="preserve"> </w:delText>
-        </w:r>
-      </w:del>
-      <w:del w:id="108" w:author="PR Preview" w:date="2026-01-01T00:00:00Z">
-        <w:r>
-          <w:delText xml:space="preserve">suppose the</w:delText>
-        </w:r>
-      </w:del>
-      <w:del w:id="109" w:author="PR Preview" w:date="2026-01-01T00:00:00Z">
-        <w:r>
-          <w:delText xml:space="preserve"> </w:delText>
-        </w:r>
-      </w:del>
-      <w:hyperlink r:id="rId50">
-        <w:del w:id="110" w:author="PR Preview" w:date="2026-01-01T00:00:00Z">
-          <w:r>
-            <w:rPr>
-              <w:rStyle w:val="Hyperlink"/>
-            </w:rPr>
-            <w:delText xml:space="preserve">expected information</w:delText>
-          </w:r>
-        </w:del>
-      </w:hyperlink>
-      <w:del w:id="111" w:author="PR Preview" w:date="2026-01-01T00:00:00Z">
-        <w:r>
-          <w:delText xml:space="preserve"> </w:delText>
-        </w:r>
-      </w:del>
-      <w:del w:id="112" w:author="PR Preview" w:date="2026-01-01T00:00:00Z">
-        <w:r>
-          <w:delText xml:space="preserve">satisfies</w:delText>
-        </w:r>
-      </w:del>
-      <w:del w:id="113" w:author="PR Preview" w:date="2026-01-01T00:00:00Z">
-        <w:r>
-          <w:delText xml:space="preserve"> </w:delText>
-        </w:r>
-      </w:del>
+      <w:r>
+        <w:t xml:space="preserve"> </w:t>
+      </w:r>
+      <w:r>
+        <w:t xml:space="preserve">satisfies</w:t>
+      </w:r>
+      <w:r>
+        <w:t xml:space="preserve"> </w:t>
+      </w:r>
       <m:oMath>
         <m:r>
           <m:t>0</m:t>
@@ -7857,26 +7404,18 @@
           <m:t>∞</m:t>
         </m:r>
       </m:oMath>
-      <w:del w:id="114" w:author="PR Preview" w:date="2026-01-01T00:00:00Z">
-        <w:r>
-          <w:delText xml:space="preserve">.</w:delText>
-        </w:r>
-      </w:del>
-      <w:del w:id="115" w:author="PR Preview" w:date="2026-01-01T00:00:00Z">
-        <w:r>
-          <w:delText xml:space="preserve"> </w:delText>
-        </w:r>
-      </w:del>
-      <w:del w:id="116" w:author="PR Preview" w:date="2026-01-01T00:00:00Z">
-        <w:r>
-          <w:delText xml:space="preserve">Then every unbiased estimator</w:delText>
-        </w:r>
-      </w:del>
-      <w:del w:id="117" w:author="PR Preview" w:date="2026-01-01T00:00:00Z">
-        <w:r>
-          <w:delText xml:space="preserve"> </w:delText>
-        </w:r>
-      </w:del>
+      <w:r>
+        <w:t xml:space="preserve">.</w:t>
+      </w:r>
+      <w:r>
+        <w:t xml:space="preserve"> </w:t>
+      </w:r>
+      <w:r>
+        <w:t xml:space="preserve">Then every unbiased estimator</w:t>
+      </w:r>
+      <w:r>
+        <w:t xml:space="preserve"> </w:t>
+      </w:r>
       <m:oMath>
         <m:acc>
           <m:accPr>
@@ -7889,262 +7428,32 @@
           </m:e>
         </m:acc>
       </m:oMath>
-      <w:del w:id="118" w:author="PR Preview" w:date="2026-01-01T00:00:00Z">
-        <w:r>
-          <w:delText xml:space="preserve"> </w:delText>
-        </w:r>
-      </w:del>
-      <w:del w:id="119" w:author="PR Preview" w:date="2026-01-01T00:00:00Z">
-        <w:r>
-          <w:delText xml:space="preserve">of</w:delText>
-        </w:r>
-      </w:del>
-      <w:del w:id="120" w:author="PR Preview" w:date="2026-01-01T00:00:00Z">
-        <w:r>
-          <w:delText xml:space="preserve"> </w:delText>
-        </w:r>
-      </w:del>
+      <w:r>
+        <w:t xml:space="preserve"> </w:t>
+      </w:r>
+      <w:r>
+        <w:t xml:space="preserve">of</w:t>
+      </w:r>
+      <w:r>
+        <w:t xml:space="preserve"> </w:t>
+      </w:r>
       <m:oMath>
         <m:r>
           <m:t>θ</m:t>
         </m:r>
       </m:oMath>
-      <w:del w:id="121" w:author="PR Preview" w:date="2026-01-01T00:00:00Z">
-        <w:r>
-          <w:delText xml:space="preserve"> </w:delText>
-        </w:r>
-      </w:del>
-      <w:del w:id="122" w:author="PR Preview" w:date="2026-01-01T00:00:00Z">
-        <w:r>
-          <w:delText xml:space="preserve">has variance at least</w:delText>
-        </w:r>
-      </w:del>
-      <w:del w:id="123" w:author="PR Preview" w:date="2026-01-01T00:00:00Z">
-        <w:r>
-          <w:delText xml:space="preserve"> </w:delText>
-        </w:r>
-      </w:del>
-      <w:del w:id="124" w:author="PR Preview" w:date="2026-01-01T00:00:00Z">
-        <w:r>
-          <w:delText xml:space="preserve">the reciprocal of the expected information</w:delText>
-        </w:r>
-      </w:del>
-      <w:del w:id="125" w:author="PR Preview" w:date="2026-01-01T00:00:00Z">
-        <w:r>
-          <w:delText xml:space="preserve"> </w:delText>
-        </w:r>
-      </w:del>
-      <w:del w:id="126" w:author="PR Preview" w:date="2026-01-01T00:00:00Z">
-        <w:r>
-          <w:delText xml:space="preserve">[5]</w:delText>
-        </w:r>
-      </w:del>
-      <w:del w:id="127" w:author="PR Preview" w:date="2026-01-01T00:00:00Z">
-        <w:r>
-          <w:delText xml:space="preserve">:</w:delText>
-        </w:r>
-      </w:del>
-    </w:p>
-    <w:p>
-      <w:pPr>
-        <w:pStyle w:val="BodyText"/>
-      </w:pPr>
-      <w:ins w:id="128" w:author="PR Preview" w:date="2026-01-01T00:00:00Z">
-        <w:r>
-          <w:rPr>
-            <w:b/>
-            <w:bCs/>
-          </w:rPr>
-          <w:t xml:space="preserve">Theorem 2 (Cramér–Rao lower bound)</w:t>
-        </w:r>
-      </w:ins>
-      <w:ins w:id="129" w:author="PR Preview" w:date="2026-01-01T00:00:00Z">
-        <w:r>
-          <w:t xml:space="preserve"> </w:t>
-        </w:r>
-      </w:ins>
-      <w:ins w:id="130" w:author="PR Preview" w:date="2026-01-01T00:00:00Z">
-        <w:r>
-          <w:t xml:space="preserve">Under the assumptions of</w:t>
-        </w:r>
-      </w:ins>
-      <w:ins w:id="131" w:author="PR Preview" w:date="2026-01-01T00:00:00Z">
-        <w:r>
-          <w:t xml:space="preserve"> </w:t>
-        </w:r>
-      </w:ins>
-      <w:hyperlink w:anchor="exr-cov-estimator-score">
-        <w:ins w:id="132" w:author="PR Preview" w:date="2026-01-01T00:00:00Z">
-          <w:r>
-            <w:rPr>
-              <w:rStyle w:val="Hyperlink"/>
-            </w:rPr>
-            <w:t xml:space="preserve">Exercise 2</w:t>
-          </w:r>
-        </w:ins>
-      </w:hyperlink>
-      <w:ins w:id="133" w:author="PR Preview" w:date="2026-01-01T00:00:00Z">
-        <w:r>
-          <w:t xml:space="preserve">,</w:t>
-        </w:r>
-      </w:ins>
-      <w:ins w:id="134" w:author="PR Preview" w:date="2026-01-01T00:00:00Z">
-        <w:r>
-          <w:t xml:space="preserve"> </w:t>
-        </w:r>
-      </w:ins>
-      <w:ins w:id="135" w:author="PR Preview" w:date="2026-01-01T00:00:00Z">
-        <w:r>
-          <w:t xml:space="preserve">suppose the</w:t>
-        </w:r>
-      </w:ins>
-      <w:ins w:id="136" w:author="PR Preview" w:date="2026-01-01T00:00:00Z">
-        <w:r>
-          <w:t xml:space="preserve"> </w:t>
-        </w:r>
-      </w:ins>
-      <w:hyperlink r:id="rId50">
-        <w:ins w:id="137" w:author="PR Preview" w:date="2026-01-01T00:00:00Z">
-          <w:r>
-            <w:rPr>
-              <w:rStyle w:val="Hyperlink"/>
-            </w:rPr>
-            <w:t xml:space="preserve">expected information</w:t>
-          </w:r>
-        </w:ins>
-      </w:hyperlink>
-      <w:ins w:id="138" w:author="PR Preview" w:date="2026-01-01T00:00:00Z">
-        <w:r>
-          <w:t xml:space="preserve"> </w:t>
-        </w:r>
-      </w:ins>
-      <w:ins w:id="139" w:author="PR Preview" w:date="2026-01-01T00:00:00Z">
-        <w:r>
-          <w:t xml:space="preserve">satisfies</w:t>
-        </w:r>
-      </w:ins>
-      <w:ins w:id="140" w:author="PR Preview" w:date="2026-01-01T00:00:00Z">
-        <w:r>
-          <w:t xml:space="preserve"> </w:t>
-        </w:r>
-      </w:ins>
-      <m:oMath>
-        <m:r>
-          <m:t>0</m:t>
-        </m:r>
-        <m:r>
-          <m:rPr>
-            <m:sty m:val="p"/>
-          </m:rPr>
-          <m:t>&lt;</m:t>
-        </m:r>
-        <m:r>
-          <m:rPr>
-            <m:scr m:val="script"/>
-            <m:sty m:val="p"/>
-          </m:rPr>
-          <m:t>I</m:t>
-        </m:r>
-        <m:r>
-          <m:rPr>
-            <m:sty m:val="p"/>
-          </m:rPr>
-          <m:t>(</m:t>
-        </m:r>
-        <m:r>
-          <m:t>θ</m:t>
-        </m:r>
-        <m:r>
-          <m:rPr>
-            <m:sty m:val="p"/>
-          </m:rPr>
-          <m:t>)</m:t>
-        </m:r>
-        <m:r>
-          <m:rPr>
-            <m:sty m:val="p"/>
-          </m:rPr>
-          <m:t>&lt;</m:t>
-        </m:r>
-        <m:r>
-          <m:rPr>
-            <m:sty m:val="p"/>
-          </m:rPr>
-          <m:t>∞</m:t>
-        </m:r>
-      </m:oMath>
-      <w:ins w:id="141" w:author="PR Preview" w:date="2026-01-01T00:00:00Z">
-        <w:r>
-          <w:t xml:space="preserve">.</w:t>
-        </w:r>
-      </w:ins>
-      <w:ins w:id="142" w:author="PR Preview" w:date="2026-01-01T00:00:00Z">
-        <w:r>
-          <w:t xml:space="preserve"> </w:t>
-        </w:r>
-      </w:ins>
-      <w:ins w:id="143" w:author="PR Preview" w:date="2026-01-01T00:00:00Z">
-        <w:r>
-          <w:t xml:space="preserve">Then every unbiased estimator</w:t>
-        </w:r>
-      </w:ins>
-      <w:ins w:id="144" w:author="PR Preview" w:date="2026-01-01T00:00:00Z">
-        <w:r>
-          <w:t xml:space="preserve"> </w:t>
-        </w:r>
-      </w:ins>
-      <m:oMath>
-        <m:acc>
-          <m:accPr>
-            <m:chr m:val="̂"/>
-          </m:accPr>
-          <m:e>
-            <m:r>
-              <m:t>θ</m:t>
-            </m:r>
-          </m:e>
-        </m:acc>
-      </m:oMath>
-      <w:ins w:id="145" w:author="PR Preview" w:date="2026-01-01T00:00:00Z">
-        <w:r>
-          <w:t xml:space="preserve"> </w:t>
-        </w:r>
-      </w:ins>
-      <w:ins w:id="146" w:author="PR Preview" w:date="2026-01-01T00:00:00Z">
-        <w:r>
-          <w:t xml:space="preserve">of</w:t>
-        </w:r>
-      </w:ins>
-      <w:ins w:id="147" w:author="PR Preview" w:date="2026-01-01T00:00:00Z">
-        <w:r>
-          <w:t xml:space="preserve"> </w:t>
-        </w:r>
-      </w:ins>
-      <m:oMath>
-        <m:r>
-          <m:t>θ</m:t>
-        </m:r>
-      </m:oMath>
-      <w:ins w:id="148" w:author="PR Preview" w:date="2026-01-01T00:00:00Z">
-        <w:r>
-          <w:t xml:space="preserve"> </w:t>
-        </w:r>
-      </w:ins>
-      <w:ins w:id="149" w:author="PR Preview" w:date="2026-01-01T00:00:00Z">
-        <w:r>
-          <w:t xml:space="preserve">has variance at least</w:t>
-        </w:r>
-      </w:ins>
-      <w:ins w:id="150" w:author="PR Preview" w:date="2026-01-01T00:00:00Z">
-        <w:r>
-          <w:t xml:space="preserve"> </w:t>
-        </w:r>
-      </w:ins>
-      <w:ins w:id="151" w:author="PR Preview" w:date="2026-01-01T00:00:00Z">
-        <w:r>
-          <w:t xml:space="preserve">the reciprocal of the expected information:</w:t>
-        </w:r>
-      </w:ins>
+      <w:r>
+        <w:t xml:space="preserve"> </w:t>
+      </w:r>
+      <w:r>
+        <w:t xml:space="preserve">has variance at least</w:t>
+      </w:r>
+      <w:r>
+        <w:t xml:space="preserve"> </w:t>
+      </w:r>
+      <w:r>
+        <w:t xml:space="preserve">the reciprocal of the expected information:</w:t>
+      </w:r>
     </w:p>
     <w:p>
       <w:pPr>
@@ -8254,51 +7563,18 @@
       <w:pPr>
         <w:pStyle w:val="FirstParagraph"/>
       </w:pPr>
-      <w:del w:id="152" w:author="PR Preview" w:date="2026-01-01T00:00:00Z">
-        <w:r>
-          <w:delText xml:space="preserve">Source:</w:delText>
-        </w:r>
-      </w:del>
-      <w:del w:id="153" w:author="PR Preview" w:date="2026-01-01T00:00:00Z">
-        <w:r>
-          <w:delText xml:space="preserve"> </w:delText>
-        </w:r>
-      </w:del>
-      <w:del w:id="154" w:author="PR Preview" w:date="2026-01-01T00:00:00Z">
-        <w:r>
-          <w:delText xml:space="preserve">[6], [7], [2], Thm. 7.3.9, p. 335, [5]</w:delText>
-        </w:r>
-      </w:del>
-      <w:del w:id="155" w:author="PR Preview" w:date="2026-01-01T00:00:00Z">
-        <w:r>
-          <w:delText xml:space="preserve">.</w:delText>
-        </w:r>
-      </w:del>
-    </w:p>
-    <w:p>
-      <w:pPr>
-        <w:pStyle w:val="FirstParagraph"/>
-      </w:pPr>
-      <w:ins w:id="156" w:author="PR Preview" w:date="2026-01-01T00:00:00Z">
-        <w:r>
-          <w:t xml:space="preserve">Source:</w:t>
-        </w:r>
-      </w:ins>
-      <w:ins w:id="157" w:author="PR Preview" w:date="2026-01-01T00:00:00Z">
-        <w:r>
-          <w:t xml:space="preserve"> </w:t>
-        </w:r>
-      </w:ins>
-      <w:ins w:id="158" w:author="PR Preview" w:date="2026-01-01T00:00:00Z">
-        <w:r>
-          <w:t xml:space="preserve">[5], [6], [1], Thm. 7.3.9, p. 335, [7]</w:t>
-        </w:r>
-      </w:ins>
-      <w:ins w:id="159" w:author="PR Preview" w:date="2026-01-01T00:00:00Z">
-        <w:r>
-          <w:t xml:space="preserve">.</w:t>
-        </w:r>
-      </w:ins>
+      <w:r>
+        <w:t xml:space="preserve">Source:</w:t>
+      </w:r>
+      <w:r>
+        <w:t xml:space="preserve"> </w:t>
+      </w:r>
+      <w:r>
+        <w:t xml:space="preserve">[5], [6], [1], Thm. 7.3.9, p. 335, [7]</w:t>
+      </w:r>
+      <w:r>
+        <w:t xml:space="preserve">.</w:t>
+      </w:r>
     </w:p>
     <w:bookmarkEnd w:id="52"/>
     <w:p>
@@ -9293,55 +8569,39 @@
       <w:pPr>
         <w:pStyle w:val="BodyText"/>
       </w:pPr>
-      <w:del w:id="160" w:author="PR Preview" w:date="2026-01-01T00:00:00Z">
+      <w:r>
+        <w:rPr>
+          <w:b/>
+          <w:bCs/>
+        </w:rPr>
+        <w:t xml:space="preserve">Definition 3 (Efficient estimator)</w:t>
+      </w:r>
+      <w:r>
+        <w:t xml:space="preserve"> </w:t>
+      </w:r>
+      <w:r>
+        <w:t xml:space="preserve">An</w:t>
+      </w:r>
+      <w:r>
+        <w:t xml:space="preserve"> </w:t>
+      </w:r>
+      <w:hyperlink r:id="rId15">
         <w:r>
           <w:rPr>
-            <w:b/>
-            <w:bCs/>
+            <w:rStyle w:val="Hyperlink"/>
           </w:rPr>
-          <w:delText xml:space="preserve">Definition 3 (Efficient estimator)</w:delText>
+          <w:t xml:space="preserve">unbiased</w:t>
         </w:r>
-      </w:del>
-      <w:del w:id="161" w:author="PR Preview" w:date="2026-01-01T00:00:00Z">
-        <w:r>
-          <w:delText xml:space="preserve"> </w:delText>
-        </w:r>
-      </w:del>
-      <w:del w:id="162" w:author="PR Preview" w:date="2026-01-01T00:00:00Z">
-        <w:r>
-          <w:delText xml:space="preserve">An</w:delText>
-        </w:r>
-      </w:del>
-      <w:del w:id="163" w:author="PR Preview" w:date="2026-01-01T00:00:00Z">
-        <w:r>
-          <w:delText xml:space="preserve"> </w:delText>
-        </w:r>
-      </w:del>
-      <w:hyperlink r:id="rId15">
-        <w:del w:id="164" w:author="PR Preview" w:date="2026-01-01T00:00:00Z">
-          <w:r>
-            <w:rPr>
-              <w:rStyle w:val="Hyperlink"/>
-            </w:rPr>
-            <w:delText xml:space="preserve">unbiased</w:delText>
-          </w:r>
-        </w:del>
       </w:hyperlink>
-      <w:del w:id="165" w:author="PR Preview" w:date="2026-01-01T00:00:00Z">
-        <w:r>
-          <w:delText xml:space="preserve"> </w:delText>
-        </w:r>
-      </w:del>
-      <w:del w:id="166" w:author="PR Preview" w:date="2026-01-01T00:00:00Z">
-        <w:r>
-          <w:delText xml:space="preserve">estimator</w:delText>
-        </w:r>
-      </w:del>
-      <w:del w:id="167" w:author="PR Preview" w:date="2026-01-01T00:00:00Z">
-        <w:r>
-          <w:delText xml:space="preserve"> </w:delText>
-        </w:r>
-      </w:del>
+      <w:r>
+        <w:t xml:space="preserve"> </w:t>
+      </w:r>
+      <w:r>
+        <w:t xml:space="preserve">estimator</w:t>
+      </w:r>
+      <w:r>
+        <w:t xml:space="preserve"> </w:t>
+      </w:r>
       <m:oMath>
         <m:acc>
           <m:accPr>
@@ -9354,255 +8614,73 @@
           </m:e>
         </m:acc>
       </m:oMath>
-      <w:del w:id="168" w:author="PR Preview" w:date="2026-01-01T00:00:00Z">
-        <w:r>
-          <w:delText xml:space="preserve"> </w:delText>
-        </w:r>
-      </w:del>
-      <w:del w:id="169" w:author="PR Preview" w:date="2026-01-01T00:00:00Z">
-        <w:r>
-          <w:delText xml:space="preserve">of</w:delText>
-        </w:r>
-      </w:del>
-      <w:del w:id="170" w:author="PR Preview" w:date="2026-01-01T00:00:00Z">
-        <w:r>
-          <w:delText xml:space="preserve"> </w:delText>
-        </w:r>
-      </w:del>
+      <w:r>
+        <w:t xml:space="preserve"> </w:t>
+      </w:r>
+      <w:r>
+        <w:t xml:space="preserve">of</w:t>
+      </w:r>
+      <w:r>
+        <w:t xml:space="preserve"> </w:t>
+      </w:r>
       <m:oMath>
         <m:r>
           <m:t>θ</m:t>
         </m:r>
       </m:oMath>
-      <w:del w:id="171" w:author="PR Preview" w:date="2026-01-01T00:00:00Z">
-        <w:r>
-          <w:delText xml:space="preserve"> </w:delText>
-        </w:r>
-      </w:del>
-      <w:del w:id="172" w:author="PR Preview" w:date="2026-01-01T00:00:00Z">
-        <w:r>
-          <w:delText xml:space="preserve">is</w:delText>
-        </w:r>
-      </w:del>
-      <w:del w:id="173" w:author="PR Preview" w:date="2026-01-01T00:00:00Z">
-        <w:r>
-          <w:delText xml:space="preserve"> </w:delText>
-        </w:r>
-      </w:del>
-      <w:del w:id="174" w:author="PR Preview" w:date="2026-01-01T00:00:00Z">
+      <w:r>
+        <w:t xml:space="preserve"> </w:t>
+      </w:r>
+      <w:r>
+        <w:t xml:space="preserve">is</w:t>
+      </w:r>
+      <w:r>
+        <w:t xml:space="preserve"> </w:t>
+      </w:r>
+      <w:r>
+        <w:rPr>
+          <w:b/>
+          <w:bCs/>
+        </w:rPr>
+        <w:t xml:space="preserve">efficient</w:t>
+      </w:r>
+      <w:r>
+        <w:t xml:space="preserve"> </w:t>
+      </w:r>
+      <w:r>
+        <w:t xml:space="preserve">if its</w:t>
+      </w:r>
+      <w:r>
+        <w:t xml:space="preserve"> </w:t>
+      </w:r>
+      <w:hyperlink r:id="rId56">
         <w:r>
           <w:rPr>
-            <w:b/>
-            <w:bCs/>
+            <w:rStyle w:val="Hyperlink"/>
           </w:rPr>
-          <w:delText xml:space="preserve">efficient</w:delText>
+          <w:t xml:space="preserve">variance</w:t>
         </w:r>
-      </w:del>
-      <w:del w:id="175" w:author="PR Preview" w:date="2026-01-01T00:00:00Z">
-        <w:r>
-          <w:delText xml:space="preserve"> </w:delText>
-        </w:r>
-      </w:del>
-      <w:del w:id="176" w:author="PR Preview" w:date="2026-01-01T00:00:00Z">
-        <w:r>
-          <w:delText xml:space="preserve">if its variance equals the</w:delText>
-        </w:r>
-      </w:del>
-      <w:del w:id="177" w:author="PR Preview" w:date="2026-01-01T00:00:00Z">
-        <w:r>
-          <w:delText xml:space="preserve"> </w:delText>
-        </w:r>
-      </w:del>
+      </w:hyperlink>
+      <w:r>
+        <w:t xml:space="preserve"> </w:t>
+      </w:r>
+      <w:r>
+        <w:t xml:space="preserve">equals the</w:t>
+      </w:r>
+      <w:r>
+        <w:t xml:space="preserve"> </w:t>
+      </w:r>
       <w:hyperlink w:anchor="thm-cramer-rao">
-        <w:del w:id="178" w:author="PR Preview" w:date="2026-01-01T00:00:00Z">
-          <w:r>
-            <w:rPr>
-              <w:rStyle w:val="Hyperlink"/>
-            </w:rPr>
-            <w:delText xml:space="preserve">Cramér–Rao lower bound</w:delText>
-          </w:r>
-        </w:del>
-      </w:hyperlink>
-      <w:del w:id="179" w:author="PR Preview" w:date="2026-01-01T00:00:00Z">
-        <w:r>
-          <w:delText xml:space="preserve"> </w:delText>
-        </w:r>
-      </w:del>
-      <w:del w:id="180" w:author="PR Preview" w:date="2026-01-01T00:00:00Z">
-        <w:r>
-          <w:delText xml:space="preserve">[4]</w:delText>
-        </w:r>
-      </w:del>
-      <w:del w:id="181" w:author="PR Preview" w:date="2026-01-01T00:00:00Z">
-        <w:r>
-          <w:delText xml:space="preserve">:</w:delText>
-        </w:r>
-      </w:del>
-    </w:p>
-    <w:p>
-      <w:pPr>
-        <w:pStyle w:val="BodyText"/>
-      </w:pPr>
-      <w:ins w:id="182" w:author="PR Preview" w:date="2026-01-01T00:00:00Z">
         <w:r>
           <w:rPr>
-            <w:b/>
-            <w:bCs/>
+            <w:rStyle w:val="Hyperlink"/>
           </w:rPr>
-          <w:t xml:space="preserve">Definition 3 (Efficient estimator)</w:t>
+          <w:t xml:space="preserve">Cramér–Rao lower bound</w:t>
         </w:r>
-      </w:ins>
-      <w:ins w:id="183" w:author="PR Preview" w:date="2026-01-01T00:00:00Z">
-        <w:r>
-          <w:t xml:space="preserve"> </w:t>
-        </w:r>
-      </w:ins>
-      <w:ins w:id="184" w:author="PR Preview" w:date="2026-01-01T00:00:00Z">
-        <w:r>
-          <w:t xml:space="preserve">An</w:t>
-        </w:r>
-      </w:ins>
-      <w:ins w:id="185" w:author="PR Preview" w:date="2026-01-01T00:00:00Z">
-        <w:r>
-          <w:t xml:space="preserve"> </w:t>
-        </w:r>
-      </w:ins>
-      <w:hyperlink r:id="rId15">
-        <w:ins w:id="186" w:author="PR Preview" w:date="2026-01-01T00:00:00Z">
-          <w:r>
-            <w:rPr>
-              <w:rStyle w:val="Hyperlink"/>
-            </w:rPr>
-            <w:t xml:space="preserve">unbiased</w:t>
-          </w:r>
-        </w:ins>
       </w:hyperlink>
-      <w:ins w:id="187" w:author="PR Preview" w:date="2026-01-01T00:00:00Z">
-        <w:r>
-          <w:t xml:space="preserve"> </w:t>
-        </w:r>
-      </w:ins>
-      <w:ins w:id="188" w:author="PR Preview" w:date="2026-01-01T00:00:00Z">
-        <w:r>
-          <w:t xml:space="preserve">estimator</w:t>
-        </w:r>
-      </w:ins>
-      <w:ins w:id="189" w:author="PR Preview" w:date="2026-01-01T00:00:00Z">
-        <w:r>
-          <w:t xml:space="preserve"> </w:t>
-        </w:r>
-      </w:ins>
-      <m:oMath>
-        <m:acc>
-          <m:accPr>
-            <m:chr m:val="̂"/>
-          </m:accPr>
-          <m:e>
-            <m:r>
-              <m:t>θ</m:t>
-            </m:r>
-          </m:e>
-        </m:acc>
-      </m:oMath>
-      <w:ins w:id="190" w:author="PR Preview" w:date="2026-01-01T00:00:00Z">
-        <w:r>
-          <w:t xml:space="preserve"> </w:t>
-        </w:r>
-      </w:ins>
-      <w:ins w:id="191" w:author="PR Preview" w:date="2026-01-01T00:00:00Z">
-        <w:r>
-          <w:t xml:space="preserve">of</w:t>
-        </w:r>
-      </w:ins>
-      <w:ins w:id="192" w:author="PR Preview" w:date="2026-01-01T00:00:00Z">
-        <w:r>
-          <w:t xml:space="preserve"> </w:t>
-        </w:r>
-      </w:ins>
-      <m:oMath>
-        <m:r>
-          <m:t>θ</m:t>
-        </m:r>
-      </m:oMath>
-      <w:ins w:id="193" w:author="PR Preview" w:date="2026-01-01T00:00:00Z">
-        <w:r>
-          <w:t xml:space="preserve"> </w:t>
-        </w:r>
-      </w:ins>
-      <w:ins w:id="194" w:author="PR Preview" w:date="2026-01-01T00:00:00Z">
-        <w:r>
-          <w:t xml:space="preserve">is</w:t>
-        </w:r>
-      </w:ins>
-      <w:ins w:id="195" w:author="PR Preview" w:date="2026-01-01T00:00:00Z">
-        <w:r>
-          <w:t xml:space="preserve"> </w:t>
-        </w:r>
-      </w:ins>
-      <w:ins w:id="196" w:author="PR Preview" w:date="2026-01-01T00:00:00Z">
-        <w:r>
-          <w:rPr>
-            <w:b/>
-            <w:bCs/>
-          </w:rPr>
-          <w:t xml:space="preserve">efficient</w:t>
-        </w:r>
-      </w:ins>
-      <w:ins w:id="197" w:author="PR Preview" w:date="2026-01-01T00:00:00Z">
-        <w:r>
-          <w:t xml:space="preserve"> </w:t>
-        </w:r>
-      </w:ins>
-      <w:ins w:id="198" w:author="PR Preview" w:date="2026-01-01T00:00:00Z">
-        <w:r>
-          <w:t xml:space="preserve">if its</w:t>
-        </w:r>
-      </w:ins>
-      <w:ins w:id="199" w:author="PR Preview" w:date="2026-01-01T00:00:00Z">
-        <w:r>
-          <w:t xml:space="preserve"> </w:t>
-        </w:r>
-      </w:ins>
-      <w:hyperlink r:id="rId56">
-        <w:ins w:id="200" w:author="PR Preview" w:date="2026-01-01T00:00:00Z">
-          <w:r>
-            <w:rPr>
-              <w:rStyle w:val="Hyperlink"/>
-            </w:rPr>
-            <w:t xml:space="preserve">variance</w:t>
-          </w:r>
-        </w:ins>
-      </w:hyperlink>
-      <w:ins w:id="201" w:author="PR Preview" w:date="2026-01-01T00:00:00Z">
-        <w:r>
-          <w:t xml:space="preserve"> </w:t>
-        </w:r>
-      </w:ins>
-      <w:ins w:id="202" w:author="PR Preview" w:date="2026-01-01T00:00:00Z">
-        <w:r>
-          <w:t xml:space="preserve">equals the</w:t>
-        </w:r>
-      </w:ins>
-      <w:ins w:id="203" w:author="PR Preview" w:date="2026-01-01T00:00:00Z">
-        <w:r>
-          <w:t xml:space="preserve"> </w:t>
-        </w:r>
-      </w:ins>
-      <w:hyperlink w:anchor="thm-cramer-rao">
-        <w:ins w:id="204" w:author="PR Preview" w:date="2026-01-01T00:00:00Z">
-          <w:r>
-            <w:rPr>
-              <w:rStyle w:val="Hyperlink"/>
-            </w:rPr>
-            <w:t xml:space="preserve">Cramér–Rao lower bound</w:t>
-          </w:r>
-        </w:ins>
-      </w:hyperlink>
-      <w:ins w:id="205" w:author="PR Preview" w:date="2026-01-01T00:00:00Z">
-        <w:r>
-          <w:t xml:space="preserve">:</w:t>
-        </w:r>
-      </w:ins>
+      <w:r>
+        <w:t xml:space="preserve">:</w:t>
+      </w:r>
     </w:p>
     <w:p>
       <w:pPr>
@@ -9692,81 +8770,27 @@
       <w:pPr>
         <w:pStyle w:val="FirstParagraph"/>
       </w:pPr>
-      <w:del w:id="206" w:author="PR Preview" w:date="2026-01-01T00:00:00Z">
-        <w:r>
-          <w:delText xml:space="preserve">Source:</w:delText>
-        </w:r>
-      </w:del>
-      <w:del w:id="207" w:author="PR Preview" w:date="2026-01-01T00:00:00Z">
-        <w:r>
-          <w:delText xml:space="preserve"> </w:delText>
-        </w:r>
-      </w:del>
-      <w:del w:id="208" w:author="PR Preview" w:date="2026-01-01T00:00:00Z">
-        <w:r>
-          <w:delText xml:space="preserve">Casella and Berger [2, Sec. 7.3.2]</w:delText>
-        </w:r>
-      </w:del>
-      <w:del w:id="209" w:author="PR Preview" w:date="2026-01-01T00:00:00Z">
-        <w:r>
-          <w:delText xml:space="preserve">;</w:delText>
-        </w:r>
-      </w:del>
-      <w:del w:id="210" w:author="PR Preview" w:date="2026-01-01T00:00:00Z">
-        <w:r>
-          <w:delText xml:space="preserve"> </w:delText>
-        </w:r>
-      </w:del>
-      <w:del w:id="211" w:author="PR Preview" w:date="2026-01-01T00:00:00Z">
-        <w:r>
-          <w:delText xml:space="preserve">Wikipedia contributors [4]</w:delText>
-        </w:r>
-      </w:del>
-      <w:del w:id="212" w:author="PR Preview" w:date="2026-01-01T00:00:00Z">
-        <w:r>
-          <w:delText xml:space="preserve">.</w:delText>
-        </w:r>
-      </w:del>
-    </w:p>
-    <w:p>
-      <w:pPr>
-        <w:pStyle w:val="FirstParagraph"/>
-      </w:pPr>
-      <w:ins w:id="213" w:author="PR Preview" w:date="2026-01-01T00:00:00Z">
-        <w:r>
-          <w:t xml:space="preserve">Source:</w:t>
-        </w:r>
-      </w:ins>
-      <w:ins w:id="214" w:author="PR Preview" w:date="2026-01-01T00:00:00Z">
-        <w:r>
-          <w:t xml:space="preserve"> </w:t>
-        </w:r>
-      </w:ins>
-      <w:ins w:id="215" w:author="PR Preview" w:date="2026-01-01T00:00:00Z">
-        <w:r>
-          <w:t xml:space="preserve">Casella and Berger [1, Sec. 7.3.2]</w:t>
-        </w:r>
-      </w:ins>
-      <w:ins w:id="216" w:author="PR Preview" w:date="2026-01-01T00:00:00Z">
-        <w:r>
-          <w:t xml:space="preserve">;</w:t>
-        </w:r>
-      </w:ins>
-      <w:ins w:id="217" w:author="PR Preview" w:date="2026-01-01T00:00:00Z">
-        <w:r>
-          <w:t xml:space="preserve"> </w:t>
-        </w:r>
-      </w:ins>
-      <w:ins w:id="218" w:author="PR Preview" w:date="2026-01-01T00:00:00Z">
-        <w:r>
-          <w:t xml:space="preserve">Wikipedia contributors [4]</w:t>
-        </w:r>
-      </w:ins>
-      <w:ins w:id="219" w:author="PR Preview" w:date="2026-01-01T00:00:00Z">
-        <w:r>
-          <w:t xml:space="preserve">.</w:t>
-        </w:r>
-      </w:ins>
+      <w:r>
+        <w:t xml:space="preserve">Source:</w:t>
+      </w:r>
+      <w:r>
+        <w:t xml:space="preserve"> </w:t>
+      </w:r>
+      <w:r>
+        <w:t xml:space="preserve">Casella and Berger [1, Sec. 7.3.2]</w:t>
+      </w:r>
+      <w:r>
+        <w:t xml:space="preserve">;</w:t>
+      </w:r>
+      <w:r>
+        <w:t xml:space="preserve"> </w:t>
+      </w:r>
+      <w:r>
+        <w:t xml:space="preserve">Wikipedia contributors [4]</w:t>
+      </w:r>
+      <w:r>
+        <w:t xml:space="preserve">.</w:t>
+      </w:r>
     </w:p>
     <w:bookmarkEnd w:id="57"/>
     <w:bookmarkStart w:id="58" w:name="rem-efficient-minimum-variance"/>
@@ -10754,21 +9778,15 @@
           <w:numId w:val="1001"/>
         </w:numPr>
       </w:pPr>
-      <w:del w:id="220" w:author="PR Preview" w:date="2026-01-01T00:00:00Z">
-        <w:r>
-          <w:delText xml:space="preserve">Casella and Berger [2, Sec. 7.3.2], pp. 334–341</w:delText>
-        </w:r>
-      </w:del>
-      <w:del w:id="221" w:author="PR Preview" w:date="2026-01-01T00:00:00Z">
-        <w:r>
-          <w:delText xml:space="preserve"> </w:delText>
-        </w:r>
-      </w:del>
-      <w:del w:id="222" w:author="PR Preview" w:date="2026-01-01T00:00:00Z">
-        <w:r>
-          <w:delText xml:space="preserve">covers best unbiased estimators and the Cramér–Rao bound.</w:delText>
-        </w:r>
-      </w:del>
+      <w:r>
+        <w:t xml:space="preserve">Casella and Berger [1, Sec. 7.3.2], pp. 334–341</w:t>
+      </w:r>
+      <w:r>
+        <w:t xml:space="preserve"> </w:t>
+      </w:r>
+      <w:r>
+        <w:t xml:space="preserve">covers best unbiased estimators and the Cramér–Rao bound.</w:t>
+      </w:r>
     </w:p>
     <w:p>
       <w:pPr>
@@ -10778,21 +9796,15 @@
           <w:numId w:val="1001"/>
         </w:numPr>
       </w:pPr>
-      <w:ins w:id="223" w:author="PR Preview" w:date="2026-01-01T00:00:00Z">
-        <w:r>
-          <w:t xml:space="preserve">Casella and Berger [1, Sec. 7.3.2], pp. 334–341</w:t>
-        </w:r>
-      </w:ins>
-      <w:ins w:id="224" w:author="PR Preview" w:date="2026-01-01T00:00:00Z">
-        <w:r>
-          <w:t xml:space="preserve"> </w:t>
-        </w:r>
-      </w:ins>
-      <w:ins w:id="225" w:author="PR Preview" w:date="2026-01-01T00:00:00Z">
-        <w:r>
-          <w:t xml:space="preserve">covers best unbiased estimators and the Cramér–Rao bound.</w:t>
-        </w:r>
-      </w:ins>
+      <w:r>
+        <w:t xml:space="preserve">Rice [9, Sec. 8.5.2], pp. 274–278</w:t>
+      </w:r>
+      <w:r>
+        <w:t xml:space="preserve"> </w:t>
+      </w:r>
+      <w:r>
+        <w:t xml:space="preserve">covers large-sample theory for maximum likelihood estimators.</w:t>
+      </w:r>
     </w:p>
     <w:p>
       <w:pPr>
@@ -10803,24 +9815,6 @@
         </w:numPr>
       </w:pPr>
       <w:r>
-        <w:t xml:space="preserve">Rice [9, Sec. 8.5.2], pp. 274–278</w:t>
-      </w:r>
-      <w:r>
-        <w:t xml:space="preserve"> </w:t>
-      </w:r>
-      <w:r>
-        <w:t xml:space="preserve">covers large-sample theory for maximum likelihood estimators.</w:t>
-      </w:r>
-    </w:p>
-    <w:p>
-      <w:pPr>
-        <w:pStyle w:val="Compact"/>
-        <w:numPr>
-          <w:ilvl w:val="0"/>
-          <w:numId w:val="1001"/>
-        </w:numPr>
-      </w:pPr>
-      <w:r>
         <w:t xml:space="preserve">Rice [9, Sec. 8.7], pp. 298–304</w:t>
       </w:r>
       <w:r>
@@ -10846,203 +9840,41 @@
       <w:pPr>
         <w:pStyle w:val="Bibliography"/>
       </w:pPr>
-      <w:del w:id="226" w:author="PR Preview" w:date="2026-01-01T00:00:00Z">
-        <w:r>
-          <w:delText xml:space="preserve">[1]</w:delText>
-        </w:r>
-      </w:del>
-      <w:del w:id="227" w:author="PR Preview" w:date="2026-01-01T00:00:00Z">
-        <w:r>
-          <w:delText xml:space="preserve"> </w:delText>
-        </w:r>
-      </w:del>
-      <w:del w:id="228" w:author="PR Preview" w:date="2026-01-01T00:00:00Z">
-        <w:r>
-          <w:delText xml:space="preserve">	</w:delText>
-        </w:r>
-      </w:del>
-      <w:del w:id="229" w:author="PR Preview" w:date="2026-01-01T00:00:00Z">
-        <w:r>
-          <w:delText xml:space="preserve">Wikipedia contributors,</w:delText>
-        </w:r>
-      </w:del>
-      <w:del w:id="230" w:author="PR Preview" w:date="2026-01-01T00:00:00Z">
-        <w:r>
-          <w:delText xml:space="preserve"> </w:delText>
-        </w:r>
-      </w:del>
-      <w:del w:id="231" w:author="PR Preview" w:date="2026-01-01T00:00:00Z">
-        <w:r>
-          <w:delText xml:space="preserve">“Consistent estimator —</w:delText>
-        </w:r>
-      </w:del>
-      <w:del w:id="232" w:author="PR Preview" w:date="2026-01-01T00:00:00Z">
-        <w:r>
-          <w:delText xml:space="preserve"> </w:delText>
-        </w:r>
-      </w:del>
-      <w:del w:id="233" w:author="PR Preview" w:date="2026-01-01T00:00:00Z">
-        <w:r>
-          <w:delText xml:space="preserve">Wikipedia</w:delText>
-        </w:r>
-      </w:del>
-      <w:del w:id="234" w:author="PR Preview" w:date="2026-01-01T00:00:00Z">
-        <w:r>
-          <w:delText xml:space="preserve">,</w:delText>
-        </w:r>
-      </w:del>
-      <w:del w:id="235" w:author="PR Preview" w:date="2026-01-01T00:00:00Z">
-        <w:r>
-          <w:delText xml:space="preserve"> </w:delText>
-        </w:r>
-      </w:del>
-      <w:del w:id="236" w:author="PR Preview" w:date="2026-01-01T00:00:00Z">
-        <w:r>
-          <w:delText xml:space="preserve">the free encyclopedia.”</w:delText>
-        </w:r>
-      </w:del>
-      <w:del w:id="237" w:author="PR Preview" w:date="2026-01-01T00:00:00Z">
-        <w:r>
-          <w:delText xml:space="preserve"> </w:delText>
-        </w:r>
-      </w:del>
-      <w:del w:id="238" w:author="PR Preview" w:date="2026-01-01T00:00:00Z">
-        <w:r>
-          <w:delText xml:space="preserve">2026. Available:</w:delText>
-        </w:r>
-      </w:del>
-      <w:del w:id="239" w:author="PR Preview" w:date="2026-01-01T00:00:00Z">
-        <w:r>
-          <w:delText xml:space="preserve"> </w:delText>
-        </w:r>
-      </w:del>
-      <w:hyperlink r:id="rId69">
-        <w:del w:id="240" w:author="PR Preview" w:date="2026-01-01T00:00:00Z">
-          <w:r>
-            <w:rPr>
-              <w:rStyle w:val="Hyperlink"/>
-            </w:rPr>
-            <w:delText xml:space="preserve">https://en.wikipedia.org/wiki/Consistent_estimator</w:delText>
-          </w:r>
-        </w:del>
-      </w:hyperlink>
-    </w:p>
-    <w:p>
-      <w:pPr>
-        <w:pStyle w:val="Bibliography"/>
-      </w:pPr>
-      <w:del w:id="241" w:author="PR Preview" w:date="2026-01-01T00:00:00Z">
-        <w:r>
-          <w:delText xml:space="preserve">[2]</w:delText>
-        </w:r>
-      </w:del>
-      <w:del w:id="242" w:author="PR Preview" w:date="2026-01-01T00:00:00Z">
-        <w:r>
-          <w:delText xml:space="preserve"> </w:delText>
-        </w:r>
-      </w:del>
-      <w:del w:id="243" w:author="PR Preview" w:date="2026-01-01T00:00:00Z">
-        <w:r>
-          <w:delText xml:space="preserve">	</w:delText>
-        </w:r>
-      </w:del>
-      <w:del w:id="244" w:author="PR Preview" w:date="2026-01-01T00:00:00Z">
-        <w:r>
-          <w:delText xml:space="preserve">G. Casella and R. Berger,</w:delText>
-        </w:r>
-      </w:del>
-      <w:del w:id="245" w:author="PR Preview" w:date="2026-01-01T00:00:00Z">
-        <w:r>
-          <w:delText xml:space="preserve"> </w:delText>
-        </w:r>
-      </w:del>
-      <w:del w:id="246" w:author="PR Preview" w:date="2026-01-01T00:00:00Z">
+      <w:r>
+        <w:t xml:space="preserve">[1]</w:t>
+      </w:r>
+      <w:r>
+        <w:t xml:space="preserve"> </w:t>
+      </w:r>
+      <w:r>
+        <w:t xml:space="preserve">	</w:t>
+      </w:r>
+      <w:r>
+        <w:t xml:space="preserve">G. Casella and R. Berger,</w:t>
+      </w:r>
+      <w:r>
+        <w:t xml:space="preserve"> </w:t>
+      </w:r>
+      <w:r>
+        <w:rPr>
+          <w:i/>
+          <w:iCs/>
+        </w:rPr>
+        <w:t xml:space="preserve">Statistical inference</w:t>
+      </w:r>
+      <w:r>
+        <w:t xml:space="preserve">, 2nd ed. Cengage Learning, 2002. Available:</w:t>
+      </w:r>
+      <w:r>
+        <w:t xml:space="preserve"> </w:t>
+      </w:r>
+      <w:hyperlink r:id="rId67">
         <w:r>
           <w:rPr>
-            <w:i/>
-            <w:iCs/>
+            <w:rStyle w:val="Hyperlink"/>
           </w:rPr>
-          <w:delText xml:space="preserve">Statistical inference</w:delText>
+          <w:t xml:space="preserve">https://www.cengage.com/c/statistical-inference-2e-casella-berger/9780534243128/</w:t>
         </w:r>
-      </w:del>
-      <w:del w:id="247" w:author="PR Preview" w:date="2026-01-01T00:00:00Z">
-        <w:r>
-          <w:delText xml:space="preserve">, 2nd ed. Cengage Learning, 2002. Available:</w:delText>
-        </w:r>
-      </w:del>
-      <w:del w:id="248" w:author="PR Preview" w:date="2026-01-01T00:00:00Z">
-        <w:r>
-          <w:delText xml:space="preserve"> </w:delText>
-        </w:r>
-      </w:del>
-      <w:hyperlink r:id="rId67">
-        <w:del w:id="249" w:author="PR Preview" w:date="2026-01-01T00:00:00Z">
-          <w:r>
-            <w:rPr>
-              <w:rStyle w:val="Hyperlink"/>
-            </w:rPr>
-            <w:delText xml:space="preserve">https://www.cengage.com/c/statistical-inference-2e-casella-berger/9780534243128/</w:delText>
-          </w:r>
-        </w:del>
-      </w:hyperlink>
-    </w:p>
-    <w:p>
-      <w:pPr>
-        <w:pStyle w:val="Bibliography"/>
-      </w:pPr>
-      <w:ins w:id="250" w:author="PR Preview" w:date="2026-01-01T00:00:00Z">
-        <w:r>
-          <w:t xml:space="preserve">[1]</w:t>
-        </w:r>
-      </w:ins>
-      <w:ins w:id="251" w:author="PR Preview" w:date="2026-01-01T00:00:00Z">
-        <w:r>
-          <w:t xml:space="preserve"> </w:t>
-        </w:r>
-      </w:ins>
-      <w:ins w:id="252" w:author="PR Preview" w:date="2026-01-01T00:00:00Z">
-        <w:r>
-          <w:t xml:space="preserve">	</w:t>
-        </w:r>
-      </w:ins>
-      <w:ins w:id="253" w:author="PR Preview" w:date="2026-01-01T00:00:00Z">
-        <w:r>
-          <w:t xml:space="preserve">G. Casella and R. Berger,</w:t>
-        </w:r>
-      </w:ins>
-      <w:ins w:id="254" w:author="PR Preview" w:date="2026-01-01T00:00:00Z">
-        <w:r>
-          <w:t xml:space="preserve"> </w:t>
-        </w:r>
-      </w:ins>
-      <w:ins w:id="255" w:author="PR Preview" w:date="2026-01-01T00:00:00Z">
-        <w:r>
-          <w:rPr>
-            <w:i/>
-            <w:iCs/>
-          </w:rPr>
-          <w:t xml:space="preserve">Statistical inference</w:t>
-        </w:r>
-      </w:ins>
-      <w:ins w:id="256" w:author="PR Preview" w:date="2026-01-01T00:00:00Z">
-        <w:r>
-          <w:t xml:space="preserve">, 2nd ed. Cengage Learning, 2002. Available:</w:t>
-        </w:r>
-      </w:ins>
-      <w:ins w:id="257" w:author="PR Preview" w:date="2026-01-01T00:00:00Z">
-        <w:r>
-          <w:t xml:space="preserve"> </w:t>
-        </w:r>
-      </w:ins>
-      <w:hyperlink r:id="rId67">
-        <w:ins w:id="258" w:author="PR Preview" w:date="2026-01-01T00:00:00Z">
-          <w:r>
-            <w:rPr>
-              <w:rStyle w:val="Hyperlink"/>
-            </w:rPr>
-            <w:t xml:space="preserve">https://www.cengage.com/c/statistical-inference-2e-casella-berger/9780534243128/</w:t>
-          </w:r>
-        </w:ins>
       </w:hyperlink>
     </w:p>
     <w:bookmarkEnd w:id="68"/>
@@ -11051,85 +9883,55 @@
       <w:pPr>
         <w:pStyle w:val="Bibliography"/>
       </w:pPr>
-      <w:ins w:id="259" w:author="PR Preview" w:date="2026-01-01T00:00:00Z">
+      <w:r>
+        <w:t xml:space="preserve">[2]</w:t>
+      </w:r>
+      <w:r>
+        <w:t xml:space="preserve"> </w:t>
+      </w:r>
+      <w:r>
+        <w:t xml:space="preserve">	</w:t>
+      </w:r>
+      <w:r>
+        <w:t xml:space="preserve">Wikipedia contributors,</w:t>
+      </w:r>
+      <w:r>
+        <w:t xml:space="preserve"> </w:t>
+      </w:r>
+      <w:r>
+        <w:t xml:space="preserve">“Consistent estimator —</w:t>
+      </w:r>
+      <w:r>
+        <w:t xml:space="preserve"> </w:t>
+      </w:r>
+      <w:r>
+        <w:t xml:space="preserve">Wikipedia</w:t>
+      </w:r>
+      <w:r>
+        <w:t xml:space="preserve">,</w:t>
+      </w:r>
+      <w:r>
+        <w:t xml:space="preserve"> </w:t>
+      </w:r>
+      <w:r>
+        <w:t xml:space="preserve">the free encyclopedia.”</w:t>
+      </w:r>
+      <w:r>
+        <w:t xml:space="preserve"> </w:t>
+      </w:r>
+      <w:r>
+        <w:t xml:space="preserve">2026. Available:</w:t>
+      </w:r>
+      <w:r>
+        <w:t xml:space="preserve"> </w:t>
+      </w:r>
+      <w:hyperlink r:id="rId69">
         <w:r>
-          <w:t xml:space="preserve">[2]</w:t>
+          <w:rPr>
+            <w:rStyle w:val="Hyperlink"/>
+          </w:rPr>
+          <w:t xml:space="preserve">https://en.wikipedia.org/wiki/Consistent_estimator</w:t>
         </w:r>
-      </w:ins>
-      <w:ins w:id="260" w:author="PR Preview" w:date="2026-01-01T00:00:00Z">
-        <w:r>
-          <w:t xml:space="preserve"> </w:t>
-        </w:r>
-      </w:ins>
-      <w:ins w:id="261" w:author="PR Preview" w:date="2026-01-01T00:00:00Z">
-        <w:r>
-          <w:t xml:space="preserve">	</w:t>
-        </w:r>
-      </w:ins>
-      <w:ins w:id="262" w:author="PR Preview" w:date="2026-01-01T00:00:00Z">
-        <w:r>
-          <w:t xml:space="preserve">Wikipedia contributors,</w:t>
-        </w:r>
-      </w:ins>
-      <w:ins w:id="263" w:author="PR Preview" w:date="2026-01-01T00:00:00Z">
-        <w:r>
-          <w:t xml:space="preserve"> </w:t>
-        </w:r>
-      </w:ins>
-      <w:ins w:id="264" w:author="PR Preview" w:date="2026-01-01T00:00:00Z">
-        <w:r>
-          <w:t xml:space="preserve">“Consistent estimator —</w:t>
-        </w:r>
-      </w:ins>
-      <w:ins w:id="265" w:author="PR Preview" w:date="2026-01-01T00:00:00Z">
-        <w:r>
-          <w:t xml:space="preserve"> </w:t>
-        </w:r>
-      </w:ins>
-      <w:ins w:id="266" w:author="PR Preview" w:date="2026-01-01T00:00:00Z">
-        <w:r>
-          <w:t xml:space="preserve">Wikipedia</w:t>
-        </w:r>
-      </w:ins>
-      <w:ins w:id="267" w:author="PR Preview" w:date="2026-01-01T00:00:00Z">
-        <w:r>
-          <w:t xml:space="preserve">,</w:t>
-        </w:r>
-      </w:ins>
-      <w:ins w:id="268" w:author="PR Preview" w:date="2026-01-01T00:00:00Z">
-        <w:r>
-          <w:t xml:space="preserve"> </w:t>
-        </w:r>
-      </w:ins>
-      <w:ins w:id="269" w:author="PR Preview" w:date="2026-01-01T00:00:00Z">
-        <w:r>
-          <w:t xml:space="preserve">the free encyclopedia.”</w:t>
-        </w:r>
-      </w:ins>
-      <w:ins w:id="270" w:author="PR Preview" w:date="2026-01-01T00:00:00Z">
-        <w:r>
-          <w:t xml:space="preserve"> </w:t>
-        </w:r>
-      </w:ins>
-      <w:ins w:id="271" w:author="PR Preview" w:date="2026-01-01T00:00:00Z">
-        <w:r>
-          <w:t xml:space="preserve">2026. Available:</w:t>
-        </w:r>
-      </w:ins>
-      <w:ins w:id="272" w:author="PR Preview" w:date="2026-01-01T00:00:00Z">
-        <w:r>
-          <w:t xml:space="preserve"> </w:t>
-        </w:r>
-      </w:ins>
-      <w:hyperlink r:id="rId69">
-        <w:ins w:id="273" w:author="PR Preview" w:date="2026-01-01T00:00:00Z">
-          <w:r>
-            <w:rPr>
-              <w:rStyle w:val="Hyperlink"/>
-            </w:rPr>
-            <w:t xml:space="preserve">https://en.wikipedia.org/wiki/Consistent_estimator</w:t>
-          </w:r>
-        </w:ins>
       </w:hyperlink>
     </w:p>
     <w:bookmarkEnd w:id="70"/>
@@ -11227,268 +10029,37 @@
       <w:pPr>
         <w:pStyle w:val="Bibliography"/>
       </w:pPr>
-      <w:del w:id="274" w:author="PR Preview" w:date="2026-01-01T00:00:00Z">
-        <w:r>
-          <w:delText xml:space="preserve">[5]</w:delText>
-        </w:r>
-      </w:del>
-      <w:del w:id="275" w:author="PR Preview" w:date="2026-01-01T00:00:00Z">
-        <w:r>
-          <w:delText xml:space="preserve"> </w:delText>
-        </w:r>
-      </w:del>
-      <w:del w:id="276" w:author="PR Preview" w:date="2026-01-01T00:00:00Z">
-        <w:r>
-          <w:delText xml:space="preserve">	</w:delText>
-        </w:r>
-      </w:del>
-      <w:del w:id="277" w:author="PR Preview" w:date="2026-01-01T00:00:00Z">
-        <w:r>
-          <w:delText xml:space="preserve">Wikipedia contributors,</w:delText>
-        </w:r>
-      </w:del>
-      <w:del w:id="278" w:author="PR Preview" w:date="2026-01-01T00:00:00Z">
-        <w:r>
-          <w:delText xml:space="preserve"> </w:delText>
-        </w:r>
-      </w:del>
-      <w:del w:id="279" w:author="PR Preview" w:date="2026-01-01T00:00:00Z">
-        <w:r>
-          <w:delText xml:space="preserve">“Cram</w:delText>
-        </w:r>
-      </w:del>
-      <w:del w:id="280" w:author="PR Preview" w:date="2026-01-01T00:00:00Z">
-        <w:r>
-          <w:delText xml:space="preserve">é</w:delText>
-        </w:r>
-      </w:del>
-      <w:del w:id="281" w:author="PR Preview" w:date="2026-01-01T00:00:00Z">
-        <w:r>
-          <w:delText xml:space="preserve">r–rao bound —</w:delText>
-        </w:r>
-      </w:del>
-      <w:del w:id="282" w:author="PR Preview" w:date="2026-01-01T00:00:00Z">
-        <w:r>
-          <w:delText xml:space="preserve"> </w:delText>
-        </w:r>
-      </w:del>
-      <w:del w:id="283" w:author="PR Preview" w:date="2026-01-01T00:00:00Z">
-        <w:r>
-          <w:delText xml:space="preserve">Wikipedia</w:delText>
-        </w:r>
-      </w:del>
-      <w:del w:id="284" w:author="PR Preview" w:date="2026-01-01T00:00:00Z">
-        <w:r>
-          <w:delText xml:space="preserve">,</w:delText>
-        </w:r>
-      </w:del>
-      <w:del w:id="285" w:author="PR Preview" w:date="2026-01-01T00:00:00Z">
-        <w:r>
-          <w:delText xml:space="preserve"> </w:delText>
-        </w:r>
-      </w:del>
-      <w:del w:id="286" w:author="PR Preview" w:date="2026-01-01T00:00:00Z">
-        <w:r>
-          <w:delText xml:space="preserve">the free encyclopedia.”</w:delText>
-        </w:r>
-      </w:del>
-      <w:del w:id="287" w:author="PR Preview" w:date="2026-01-01T00:00:00Z">
-        <w:r>
-          <w:delText xml:space="preserve"> </w:delText>
-        </w:r>
-      </w:del>
-      <w:del w:id="288" w:author="PR Preview" w:date="2026-01-01T00:00:00Z">
-        <w:r>
-          <w:delText xml:space="preserve">2026. Available:</w:delText>
-        </w:r>
-      </w:del>
-      <w:del w:id="289" w:author="PR Preview" w:date="2026-01-01T00:00:00Z">
-        <w:r>
-          <w:delText xml:space="preserve"> </w:delText>
-        </w:r>
-      </w:del>
-      <w:hyperlink r:id="rId77">
-        <w:del w:id="290" w:author="PR Preview" w:date="2026-01-01T00:00:00Z">
-          <w:r>
-            <w:rPr>
-              <w:rStyle w:val="Hyperlink"/>
-            </w:rPr>
-            <w:delText xml:space="preserve">https://en.wikipedia.org/wiki/Cram%C3%A9r%E2%80%93Rao_bound</w:delText>
-          </w:r>
-        </w:del>
-      </w:hyperlink>
-    </w:p>
-    <w:p>
-      <w:pPr>
-        <w:pStyle w:val="Bibliography"/>
-      </w:pPr>
-      <w:del w:id="291" w:author="PR Preview" w:date="2026-01-01T00:00:00Z">
-        <w:r>
-          <w:delText xml:space="preserve">[6]</w:delText>
-        </w:r>
-      </w:del>
-      <w:del w:id="292" w:author="PR Preview" w:date="2026-01-01T00:00:00Z">
-        <w:r>
-          <w:delText xml:space="preserve"> </w:delText>
-        </w:r>
-      </w:del>
-      <w:del w:id="293" w:author="PR Preview" w:date="2026-01-01T00:00:00Z">
-        <w:r>
-          <w:delText xml:space="preserve">	</w:delText>
-        </w:r>
-      </w:del>
-      <w:del w:id="294" w:author="PR Preview" w:date="2026-01-01T00:00:00Z">
-        <w:r>
-          <w:delText xml:space="preserve">C. R. Rao,</w:delText>
-        </w:r>
-      </w:del>
-      <w:del w:id="295" w:author="PR Preview" w:date="2026-01-01T00:00:00Z">
-        <w:r>
-          <w:delText xml:space="preserve"> </w:delText>
-        </w:r>
-      </w:del>
-      <w:del w:id="296" w:author="PR Preview" w:date="2026-01-01T00:00:00Z">
-        <w:r>
-          <w:delText xml:space="preserve">“Information and the accuracy attainable in the estimation of statistical parameters,”</w:delText>
-        </w:r>
-      </w:del>
-      <w:del w:id="297" w:author="PR Preview" w:date="2026-01-01T00:00:00Z">
-        <w:r>
-          <w:delText xml:space="preserve"> </w:delText>
-        </w:r>
-      </w:del>
-      <w:del w:id="298" w:author="PR Preview" w:date="2026-01-01T00:00:00Z">
-        <w:r>
-          <w:rPr>
-            <w:i/>
-            <w:iCs/>
-          </w:rPr>
-          <w:delText xml:space="preserve">Bulletin of the Calcutta Mathematical Society</w:delText>
-        </w:r>
-      </w:del>
-      <w:del w:id="299" w:author="PR Preview" w:date="2026-01-01T00:00:00Z">
-        <w:r>
-          <w:delText xml:space="preserve">, vol. 37, pp. 81–91, 1945.</w:delText>
-        </w:r>
-      </w:del>
-    </w:p>
-    <w:p>
-      <w:pPr>
-        <w:pStyle w:val="Bibliography"/>
-      </w:pPr>
-      <w:del w:id="300" w:author="PR Preview" w:date="2026-01-01T00:00:00Z">
-        <w:r>
-          <w:delText xml:space="preserve">[7]</w:delText>
-        </w:r>
-      </w:del>
-      <w:del w:id="301" w:author="PR Preview" w:date="2026-01-01T00:00:00Z">
-        <w:r>
-          <w:delText xml:space="preserve"> </w:delText>
-        </w:r>
-      </w:del>
-      <w:del w:id="302" w:author="PR Preview" w:date="2026-01-01T00:00:00Z">
-        <w:r>
-          <w:delText xml:space="preserve">	</w:delText>
-        </w:r>
-      </w:del>
-      <w:del w:id="303" w:author="PR Preview" w:date="2026-01-01T00:00:00Z">
-        <w:r>
-          <w:delText xml:space="preserve">H. Cramér,</w:delText>
-        </w:r>
-      </w:del>
-      <w:del w:id="304" w:author="PR Preview" w:date="2026-01-01T00:00:00Z">
-        <w:r>
-          <w:delText xml:space="preserve"> </w:delText>
-        </w:r>
-      </w:del>
-      <w:del w:id="305" w:author="PR Preview" w:date="2026-01-01T00:00:00Z">
-        <w:r>
-          <w:rPr>
-            <w:i/>
-            <w:iCs/>
-          </w:rPr>
-          <w:delText xml:space="preserve">Mathematical methods of statistics</w:delText>
-        </w:r>
-      </w:del>
-      <w:del w:id="306" w:author="PR Preview" w:date="2026-01-01T00:00:00Z">
-        <w:r>
-          <w:delText xml:space="preserve">. Princeton, NJ: Princeton University Press, 1946. doi:</w:delText>
-        </w:r>
-      </w:del>
-      <w:del w:id="307" w:author="PR Preview" w:date="2026-01-01T00:00:00Z">
-        <w:r>
-          <w:delText xml:space="preserve"> </w:delText>
-        </w:r>
-      </w:del>
-      <w:hyperlink r:id="rId75">
-        <w:del w:id="308" w:author="PR Preview" w:date="2026-01-01T00:00:00Z">
-          <w:r>
-            <w:rPr>
-              <w:rStyle w:val="Hyperlink"/>
-            </w:rPr>
-            <w:delText xml:space="preserve">10.1515/9781400883868</w:delText>
-          </w:r>
-        </w:del>
-      </w:hyperlink>
-      <w:del w:id="309" w:author="PR Preview" w:date="2026-01-01T00:00:00Z">
-        <w:r>
-          <w:delText xml:space="preserve">.</w:delText>
-        </w:r>
-      </w:del>
-    </w:p>
-    <w:p>
-      <w:pPr>
-        <w:pStyle w:val="Bibliography"/>
-      </w:pPr>
-      <w:ins w:id="310" w:author="PR Preview" w:date="2026-01-01T00:00:00Z">
-        <w:r>
-          <w:t xml:space="preserve">[5]</w:t>
-        </w:r>
-      </w:ins>
-      <w:ins w:id="311" w:author="PR Preview" w:date="2026-01-01T00:00:00Z">
-        <w:r>
-          <w:t xml:space="preserve"> </w:t>
-        </w:r>
-      </w:ins>
-      <w:ins w:id="312" w:author="PR Preview" w:date="2026-01-01T00:00:00Z">
-        <w:r>
-          <w:t xml:space="preserve">	</w:t>
-        </w:r>
-      </w:ins>
-      <w:ins w:id="313" w:author="PR Preview" w:date="2026-01-01T00:00:00Z">
-        <w:r>
-          <w:t xml:space="preserve">C. R. Rao,</w:t>
-        </w:r>
-      </w:ins>
-      <w:ins w:id="314" w:author="PR Preview" w:date="2026-01-01T00:00:00Z">
-        <w:r>
-          <w:t xml:space="preserve"> </w:t>
-        </w:r>
-      </w:ins>
-      <w:ins w:id="315" w:author="PR Preview" w:date="2026-01-01T00:00:00Z">
-        <w:r>
-          <w:t xml:space="preserve">“Information and the accuracy attainable in the estimation of statistical parameters,”</w:t>
-        </w:r>
-      </w:ins>
-      <w:ins w:id="316" w:author="PR Preview" w:date="2026-01-01T00:00:00Z">
-        <w:r>
-          <w:t xml:space="preserve"> </w:t>
-        </w:r>
-      </w:ins>
-      <w:ins w:id="317" w:author="PR Preview" w:date="2026-01-01T00:00:00Z">
-        <w:r>
-          <w:rPr>
-            <w:i/>
-            <w:iCs/>
-          </w:rPr>
-          <w:t xml:space="preserve">Bulletin of the Calcutta Mathematical Society</w:t>
-        </w:r>
-      </w:ins>
-      <w:ins w:id="318" w:author="PR Preview" w:date="2026-01-01T00:00:00Z">
-        <w:r>
-          <w:t xml:space="preserve">, vol. 37, pp. 81–91, 1945.</w:t>
-        </w:r>
-      </w:ins>
+      <w:r>
+        <w:t xml:space="preserve">[5]</w:t>
+      </w:r>
+      <w:r>
+        <w:t xml:space="preserve"> </w:t>
+      </w:r>
+      <w:r>
+        <w:t xml:space="preserve">	</w:t>
+      </w:r>
+      <w:r>
+        <w:t xml:space="preserve">C. R. Rao,</w:t>
+      </w:r>
+      <w:r>
+        <w:t xml:space="preserve"> </w:t>
+      </w:r>
+      <w:r>
+        <w:t xml:space="preserve">“Information and the accuracy attainable in the estimation of statistical parameters,”</w:t>
+      </w:r>
+      <w:r>
+        <w:t xml:space="preserve"> </w:t>
+      </w:r>
+      <w:r>
+        <w:rPr>
+          <w:i/>
+          <w:iCs/>
+        </w:rPr>
+        <w:t xml:space="preserve">Bulletin of the Calcutta Mathematical Society</w:t>
+      </w:r>
+      <w:r>
+        <w:t xml:space="preserve">, vol. 37, pp. 81–91, 1945.</w:t>
+      </w:r>
     </w:p>
     <w:bookmarkEnd w:id="74"/>
     <w:bookmarkStart w:id="76" w:name="ref-cramer1946mathematical"/>
@@ -11496,65 +10067,45 @@
       <w:pPr>
         <w:pStyle w:val="Bibliography"/>
       </w:pPr>
-      <w:ins w:id="319" w:author="PR Preview" w:date="2026-01-01T00:00:00Z">
-        <w:r>
-          <w:t xml:space="preserve">[6]</w:t>
-        </w:r>
-      </w:ins>
-      <w:ins w:id="320" w:author="PR Preview" w:date="2026-01-01T00:00:00Z">
-        <w:r>
-          <w:t xml:space="preserve"> </w:t>
-        </w:r>
-      </w:ins>
-      <w:ins w:id="321" w:author="PR Preview" w:date="2026-01-01T00:00:00Z">
-        <w:r>
-          <w:t xml:space="preserve">	</w:t>
-        </w:r>
-      </w:ins>
-      <w:ins w:id="322" w:author="PR Preview" w:date="2026-01-01T00:00:00Z">
-        <w:r>
-          <w:t xml:space="preserve">H. Cramér,</w:t>
-        </w:r>
-      </w:ins>
-      <w:ins w:id="323" w:author="PR Preview" w:date="2026-01-01T00:00:00Z">
-        <w:r>
-          <w:t xml:space="preserve"> </w:t>
-        </w:r>
-      </w:ins>
-      <w:ins w:id="324" w:author="PR Preview" w:date="2026-01-01T00:00:00Z">
+      <w:r>
+        <w:t xml:space="preserve">[6]</w:t>
+      </w:r>
+      <w:r>
+        <w:t xml:space="preserve"> </w:t>
+      </w:r>
+      <w:r>
+        <w:t xml:space="preserve">	</w:t>
+      </w:r>
+      <w:r>
+        <w:t xml:space="preserve">H. Cramér,</w:t>
+      </w:r>
+      <w:r>
+        <w:t xml:space="preserve"> </w:t>
+      </w:r>
+      <w:r>
+        <w:rPr>
+          <w:i/>
+          <w:iCs/>
+        </w:rPr>
+        <w:t xml:space="preserve">Mathematical methods of statistics</w:t>
+      </w:r>
+      <w:r>
+        <w:t xml:space="preserve">. Princeton, NJ: Princeton University Press, 1946. doi:</w:t>
+      </w:r>
+      <w:r>
+        <w:t xml:space="preserve"> </w:t>
+      </w:r>
+      <w:hyperlink r:id="rId75">
         <w:r>
           <w:rPr>
-            <w:i/>
-            <w:iCs/>
+            <w:rStyle w:val="Hyperlink"/>
           </w:rPr>
-          <w:t xml:space="preserve">Mathematical methods of statistics</w:t>
+          <w:t xml:space="preserve">10.1515/9781400883868</w:t>
         </w:r>
-      </w:ins>
-      <w:ins w:id="325" w:author="PR Preview" w:date="2026-01-01T00:00:00Z">
-        <w:r>
-          <w:t xml:space="preserve">. Princeton, NJ: Princeton University Press, 1946. doi:</w:t>
-        </w:r>
-      </w:ins>
-      <w:ins w:id="326" w:author="PR Preview" w:date="2026-01-01T00:00:00Z">
-        <w:r>
-          <w:t xml:space="preserve"> </w:t>
-        </w:r>
-      </w:ins>
-      <w:hyperlink r:id="rId75">
-        <w:ins w:id="327" w:author="PR Preview" w:date="2026-01-01T00:00:00Z">
-          <w:r>
-            <w:rPr>
-              <w:rStyle w:val="Hyperlink"/>
-            </w:rPr>
-            <w:t xml:space="preserve">10.1515/9781400883868</w:t>
-          </w:r>
-        </w:ins>
       </w:hyperlink>
-      <w:ins w:id="328" w:author="PR Preview" w:date="2026-01-01T00:00:00Z">
-        <w:r>
-          <w:t xml:space="preserve">.</w:t>
-        </w:r>
-      </w:ins>
+      <w:r>
+        <w:t xml:space="preserve">.</w:t>
+      </w:r>
     </w:p>
     <w:bookmarkEnd w:id="76"/>
     <w:bookmarkStart w:id="78" w:name="ref-wikipedia_cram_r_rao_bound"/>
@@ -11562,95 +10113,61 @@
       <w:pPr>
         <w:pStyle w:val="Bibliography"/>
       </w:pPr>
-      <w:ins w:id="329" w:author="PR Preview" w:date="2026-01-01T00:00:00Z">
+      <w:r>
+        <w:t xml:space="preserve">[7]</w:t>
+      </w:r>
+      <w:r>
+        <w:t xml:space="preserve"> </w:t>
+      </w:r>
+      <w:r>
+        <w:t xml:space="preserve">	</w:t>
+      </w:r>
+      <w:r>
+        <w:t xml:space="preserve">Wikipedia contributors,</w:t>
+      </w:r>
+      <w:r>
+        <w:t xml:space="preserve"> </w:t>
+      </w:r>
+      <w:r>
+        <w:t xml:space="preserve">“Cram</w:t>
+      </w:r>
+      <w:r>
+        <w:t xml:space="preserve">é</w:t>
+      </w:r>
+      <w:r>
+        <w:t xml:space="preserve">r–rao bound —</w:t>
+      </w:r>
+      <w:r>
+        <w:t xml:space="preserve"> </w:t>
+      </w:r>
+      <w:r>
+        <w:t xml:space="preserve">Wikipedia</w:t>
+      </w:r>
+      <w:r>
+        <w:t xml:space="preserve">,</w:t>
+      </w:r>
+      <w:r>
+        <w:t xml:space="preserve"> </w:t>
+      </w:r>
+      <w:r>
+        <w:t xml:space="preserve">the free encyclopedia.”</w:t>
+      </w:r>
+      <w:r>
+        <w:t xml:space="preserve"> </w:t>
+      </w:r>
+      <w:r>
+        <w:t xml:space="preserve">2026. Available:</w:t>
+      </w:r>
+      <w:r>
+        <w:t xml:space="preserve"> </w:t>
+      </w:r>
+      <w:hyperlink r:id="rId77">
         <w:r>
-          <w:t xml:space="preserve">[7]</w:t>
+          <w:rPr>
+            <w:rStyle w:val="Hyperlink"/>
+          </w:rPr>
+          <w:t xml:space="preserve">https://en.wikipedia.org/wiki/Cram%C3%A9r%E2%80%93Rao_bound</w:t>
         </w:r>
-      </w:ins>
-      <w:ins w:id="330" w:author="PR Preview" w:date="2026-01-01T00:00:00Z">
-        <w:r>
-          <w:t xml:space="preserve"> </w:t>
-        </w:r>
-      </w:ins>
-      <w:ins w:id="331" w:author="PR Preview" w:date="2026-01-01T00:00:00Z">
-        <w:r>
-          <w:t xml:space="preserve">	</w:t>
-        </w:r>
-      </w:ins>
-      <w:ins w:id="332" w:author="PR Preview" w:date="2026-01-01T00:00:00Z">
-        <w:r>
-          <w:t xml:space="preserve">Wikipedia contributors,</w:t>
-        </w:r>
-      </w:ins>
-      <w:ins w:id="333" w:author="PR Preview" w:date="2026-01-01T00:00:00Z">
-        <w:r>
-          <w:t xml:space="preserve"> </w:t>
-        </w:r>
-      </w:ins>
-      <w:ins w:id="334" w:author="PR Preview" w:date="2026-01-01T00:00:00Z">
-        <w:r>
-          <w:t xml:space="preserve">“Cram</w:t>
-        </w:r>
-      </w:ins>
-      <w:ins w:id="335" w:author="PR Preview" w:date="2026-01-01T00:00:00Z">
-        <w:r>
-          <w:t xml:space="preserve">é</w:t>
-        </w:r>
-      </w:ins>
-      <w:ins w:id="336" w:author="PR Preview" w:date="2026-01-01T00:00:00Z">
-        <w:r>
-          <w:t xml:space="preserve">r–rao bound —</w:t>
-        </w:r>
-      </w:ins>
-      <w:ins w:id="337" w:author="PR Preview" w:date="2026-01-01T00:00:00Z">
-        <w:r>
-          <w:t xml:space="preserve"> </w:t>
-        </w:r>
-      </w:ins>
-      <w:ins w:id="338" w:author="PR Preview" w:date="2026-01-01T00:00:00Z">
-        <w:r>
-          <w:t xml:space="preserve">Wikipedia</w:t>
-        </w:r>
-      </w:ins>
-      <w:ins w:id="339" w:author="PR Preview" w:date="2026-01-01T00:00:00Z">
-        <w:r>
-          <w:t xml:space="preserve">,</w:t>
-        </w:r>
-      </w:ins>
-      <w:ins w:id="340" w:author="PR Preview" w:date="2026-01-01T00:00:00Z">
-        <w:r>
-          <w:t xml:space="preserve"> </w:t>
-        </w:r>
-      </w:ins>
-      <w:ins w:id="341" w:author="PR Preview" w:date="2026-01-01T00:00:00Z">
-        <w:r>
-          <w:t xml:space="preserve">the free encyclopedia.”</w:t>
-        </w:r>
-      </w:ins>
-      <w:ins w:id="342" w:author="PR Preview" w:date="2026-01-01T00:00:00Z">
-        <w:r>
-          <w:t xml:space="preserve"> </w:t>
-        </w:r>
-      </w:ins>
-      <w:ins w:id="343" w:author="PR Preview" w:date="2026-01-01T00:00:00Z">
-        <w:r>
-          <w:t xml:space="preserve">2026. Available:</w:t>
-        </w:r>
-      </w:ins>
-      <w:ins w:id="344" w:author="PR Preview" w:date="2026-01-01T00:00:00Z">
-        <w:r>
-          <w:t xml:space="preserve"> </w:t>
-        </w:r>
-      </w:ins>
-      <w:hyperlink r:id="rId77">
-        <w:ins w:id="345" w:author="PR Preview" w:date="2026-01-01T00:00:00Z">
-          <w:r>
-            <w:rPr>
-              <w:rStyle w:val="Hyperlink"/>
-            </w:rPr>
-            <w:t xml:space="preserve">https://en.wikipedia.org/wiki/Cram%C3%A9r%E2%80%93Rao_bound</w:t>
-          </w:r>
-        </w:ins>
       </w:hyperlink>
     </w:p>
     <w:bookmarkEnd w:id="78"/>
